--- a/Tables/main_res_table_reint.docx
+++ b/Tables/main_res_table_reint.docx
@@ -14,17 +14,17 @@
         <w:tblLook w:val="0000" w:firstRow="0" w:lastRow="0" w:firstColumn="0" w:lastColumn="0" w:noHBand="0" w:noVBand="0"/>
       </w:tblPr>
       <w:tblGrid>
-        <w:gridCol w:w="2517"/>
-        <w:gridCol w:w="614"/>
-        <w:gridCol w:w="615"/>
-        <w:gridCol w:w="1440"/>
-        <w:gridCol w:w="531"/>
-        <w:gridCol w:w="582"/>
-        <w:gridCol w:w="620"/>
-        <w:gridCol w:w="1440"/>
-        <w:gridCol w:w="531"/>
-        <w:gridCol w:w="582"/>
-        <w:gridCol w:w="620"/>
+        <w:gridCol w:w="2822"/>
+        <w:gridCol w:w="494"/>
+        <w:gridCol w:w="517"/>
+        <w:gridCol w:w="1240"/>
+        <w:gridCol w:w="480"/>
+        <w:gridCol w:w="525"/>
+        <w:gridCol w:w="583"/>
+        <w:gridCol w:w="1240"/>
+        <w:gridCol w:w="480"/>
+        <w:gridCol w:w="525"/>
+        <w:gridCol w:w="627"/>
       </w:tblGrid>
       <w:tr>
         <w:trPr>
@@ -47,11 +47,17 @@
               <w:keepNext/>
               <w:spacing w:after="60"/>
               <w:jc w:val="center"/>
-            </w:pPr>
-            <w:r>
-              <w:rPr>
-                <w:rFonts w:ascii="Calibri" w:hAnsi="Calibri"/>
-                <w:sz w:val="20"/>
+              <w:rPr>
+                <w:rFonts w:ascii="Times New Roman" w:hAnsi="Times New Roman" w:cs="Times New Roman"/>
+                <w:sz w:val="14"/>
+                <w:szCs w:val="14"/>
+              </w:rPr>
+            </w:pPr>
+            <w:r>
+              <w:rPr>
+                <w:rFonts w:ascii="Times New Roman" w:hAnsi="Times New Roman" w:cs="Times New Roman"/>
+                <w:sz w:val="14"/>
+                <w:szCs w:val="14"/>
               </w:rPr>
               <w:t>Subgroup analyses</w:t>
             </w:r>
@@ -71,11 +77,17 @@
               <w:keepNext/>
               <w:spacing w:after="60"/>
               <w:jc w:val="center"/>
-            </w:pPr>
-            <w:r>
-              <w:rPr>
-                <w:rFonts w:ascii="Calibri" w:hAnsi="Calibri"/>
-                <w:sz w:val="20"/>
+              <w:rPr>
+                <w:rFonts w:ascii="Times New Roman" w:hAnsi="Times New Roman" w:cs="Times New Roman"/>
+                <w:sz w:val="14"/>
+                <w:szCs w:val="14"/>
+              </w:rPr>
+            </w:pPr>
+            <w:r>
+              <w:rPr>
+                <w:rFonts w:ascii="Times New Roman" w:hAnsi="Times New Roman" w:cs="Times New Roman"/>
+                <w:sz w:val="14"/>
+                <w:szCs w:val="14"/>
               </w:rPr>
               <w:t>Unadjusted effects</w:t>
             </w:r>
@@ -96,11 +108,17 @@
               <w:keepNext/>
               <w:spacing w:after="60"/>
               <w:jc w:val="center"/>
-            </w:pPr>
-            <w:r>
-              <w:rPr>
-                <w:rFonts w:ascii="Calibri" w:hAnsi="Calibri"/>
-                <w:sz w:val="20"/>
+              <w:rPr>
+                <w:rFonts w:ascii="Times New Roman" w:hAnsi="Times New Roman" w:cs="Times New Roman"/>
+                <w:sz w:val="14"/>
+                <w:szCs w:val="14"/>
+              </w:rPr>
+            </w:pPr>
+            <w:r>
+              <w:rPr>
+                <w:rFonts w:ascii="Times New Roman" w:hAnsi="Times New Roman" w:cs="Times New Roman"/>
+                <w:sz w:val="14"/>
+                <w:szCs w:val="14"/>
               </w:rPr>
               <w:t>Covariate-adjusted effects</w:t>
             </w:r>
@@ -126,15 +144,16 @@
               <w:keepNext/>
               <w:spacing w:after="60"/>
               <w:rPr>
-                <w:sz w:val="18"/>
-                <w:szCs w:val="22"/>
-              </w:rPr>
-            </w:pPr>
-            <w:r>
-              <w:rPr>
-                <w:rFonts w:ascii="Calibri" w:hAnsi="Calibri"/>
-                <w:sz w:val="18"/>
-                <w:szCs w:val="22"/>
+                <w:rFonts w:ascii="Times New Roman" w:hAnsi="Times New Roman" w:cs="Times New Roman"/>
+                <w:sz w:val="14"/>
+                <w:szCs w:val="14"/>
+              </w:rPr>
+            </w:pPr>
+            <w:r>
+              <w:rPr>
+                <w:rFonts w:ascii="Times New Roman" w:hAnsi="Times New Roman" w:cs="Times New Roman"/>
+                <w:sz w:val="14"/>
+                <w:szCs w:val="14"/>
               </w:rPr>
               <w:t>Moderator</w:t>
             </w:r>
@@ -153,15 +172,16 @@
               <w:spacing w:after="60"/>
               <w:jc w:val="right"/>
               <w:rPr>
-                <w:sz w:val="18"/>
-                <w:szCs w:val="22"/>
-              </w:rPr>
-            </w:pPr>
-            <w:r>
-              <w:rPr>
-                <w:rFonts w:ascii="Calibri" w:hAnsi="Calibri"/>
-                <w:sz w:val="18"/>
-                <w:szCs w:val="22"/>
+                <w:rFonts w:ascii="Times New Roman" w:hAnsi="Times New Roman" w:cs="Times New Roman"/>
+                <w:sz w:val="14"/>
+                <w:szCs w:val="14"/>
+              </w:rPr>
+            </w:pPr>
+            <w:r>
+              <w:rPr>
+                <w:rFonts w:ascii="Times New Roman" w:hAnsi="Times New Roman" w:cs="Times New Roman"/>
+                <w:sz w:val="14"/>
+                <w:szCs w:val="14"/>
               </w:rPr>
               <w:t>Studes</w:t>
             </w:r>
@@ -180,15 +200,16 @@
               <w:spacing w:after="60"/>
               <w:jc w:val="right"/>
               <w:rPr>
-                <w:sz w:val="18"/>
-                <w:szCs w:val="22"/>
-              </w:rPr>
-            </w:pPr>
-            <w:r>
-              <w:rPr>
-                <w:rFonts w:ascii="Calibri" w:hAnsi="Calibri"/>
-                <w:sz w:val="18"/>
-                <w:szCs w:val="22"/>
+                <w:rFonts w:ascii="Times New Roman" w:hAnsi="Times New Roman" w:cs="Times New Roman"/>
+                <w:sz w:val="14"/>
+                <w:szCs w:val="14"/>
+              </w:rPr>
+            </w:pPr>
+            <w:r>
+              <w:rPr>
+                <w:rFonts w:ascii="Times New Roman" w:hAnsi="Times New Roman" w:cs="Times New Roman"/>
+                <w:sz w:val="14"/>
+                <w:szCs w:val="14"/>
               </w:rPr>
               <w:t>Effects</w:t>
             </w:r>
@@ -206,35 +227,37 @@
               <w:keepNext/>
               <w:spacing w:after="60"/>
               <w:rPr>
-                <w:sz w:val="18"/>
-                <w:szCs w:val="22"/>
-              </w:rPr>
-            </w:pPr>
-            <w:r>
-              <w:rPr>
-                <w:rFonts w:ascii="Calibri" w:hAnsi="Calibri"/>
-                <w:sz w:val="18"/>
-                <w:szCs w:val="22"/>
-              </w:rPr>
-              <w:t xml:space="preserve">Est [95% </w:t>
-            </w:r>
-            <w:proofErr w:type="gramStart"/>
-            <w:r>
-              <w:rPr>
-                <w:rFonts w:ascii="Calibri" w:hAnsi="Calibri"/>
-                <w:sz w:val="18"/>
-                <w:szCs w:val="22"/>
-              </w:rPr>
-              <w:t>CI]&lt;</w:t>
-            </w:r>
-            <w:proofErr w:type="gramEnd"/>
-            <w:r>
-              <w:rPr>
-                <w:rFonts w:ascii="Calibri" w:hAnsi="Calibri"/>
-                <w:sz w:val="18"/>
-                <w:szCs w:val="22"/>
-              </w:rPr>
-              <w:t>br&gt;F stats</w:t>
+                <w:rFonts w:ascii="Times New Roman" w:hAnsi="Times New Roman" w:cs="Times New Roman"/>
+                <w:sz w:val="14"/>
+                <w:szCs w:val="14"/>
+              </w:rPr>
+            </w:pPr>
+            <w:r>
+              <w:rPr>
+                <w:rFonts w:ascii="Times New Roman" w:hAnsi="Times New Roman" w:cs="Times New Roman"/>
+                <w:sz w:val="14"/>
+                <w:szCs w:val="14"/>
+              </w:rPr>
+              <w:t>Est [95% CI]</w:t>
+            </w:r>
+          </w:p>
+          <w:p>
+            <w:pPr>
+              <w:keepNext/>
+              <w:spacing w:after="60"/>
+              <w:rPr>
+                <w:rFonts w:ascii="Times New Roman" w:hAnsi="Times New Roman" w:cs="Times New Roman"/>
+                <w:sz w:val="14"/>
+                <w:szCs w:val="14"/>
+              </w:rPr>
+            </w:pPr>
+            <w:r>
+              <w:rPr>
+                <w:rFonts w:ascii="Times New Roman" w:hAnsi="Times New Roman" w:cs="Times New Roman"/>
+                <w:sz w:val="14"/>
+                <w:szCs w:val="14"/>
+              </w:rPr>
+              <w:t>F stats</w:t>
             </w:r>
           </w:p>
         </w:tc>
@@ -251,15 +274,16 @@
               <w:spacing w:after="60"/>
               <w:jc w:val="right"/>
               <w:rPr>
-                <w:sz w:val="18"/>
-                <w:szCs w:val="22"/>
-              </w:rPr>
-            </w:pPr>
-            <w:r>
-              <w:rPr>
-                <w:rFonts w:ascii="Calibri" w:hAnsi="Calibri"/>
-                <w:sz w:val="18"/>
-                <w:szCs w:val="22"/>
+                <w:rFonts w:ascii="Times New Roman" w:hAnsi="Times New Roman" w:cs="Times New Roman"/>
+                <w:sz w:val="14"/>
+                <w:szCs w:val="14"/>
+              </w:rPr>
+            </w:pPr>
+            <w:r>
+              <w:rPr>
+                <w:rFonts w:ascii="Times New Roman" w:hAnsi="Times New Roman" w:cs="Times New Roman"/>
+                <w:sz w:val="14"/>
+                <w:szCs w:val="14"/>
               </w:rPr>
               <w:t>Sig.</w:t>
             </w:r>
@@ -278,15 +302,16 @@
               <w:spacing w:after="60"/>
               <w:jc w:val="right"/>
               <w:rPr>
-                <w:sz w:val="18"/>
-                <w:szCs w:val="22"/>
-              </w:rPr>
-            </w:pPr>
-            <w:r>
-              <w:rPr>
-                <w:rFonts w:ascii="Calibri" w:hAnsi="Calibri"/>
-                <w:sz w:val="18"/>
-                <w:szCs w:val="22"/>
+                <w:rFonts w:ascii="Times New Roman" w:hAnsi="Times New Roman" w:cs="Times New Roman"/>
+                <w:sz w:val="14"/>
+                <w:szCs w:val="14"/>
+              </w:rPr>
+            </w:pPr>
+            <w:r>
+              <w:rPr>
+                <w:rFonts w:ascii="Times New Roman" w:hAnsi="Times New Roman" w:cs="Times New Roman"/>
+                <w:sz w:val="14"/>
+                <w:szCs w:val="14"/>
               </w:rPr>
               <w:t>Satt. df</w:t>
             </w:r>
@@ -305,15 +330,16 @@
               <w:spacing w:after="60"/>
               <w:jc w:val="right"/>
               <w:rPr>
-                <w:sz w:val="18"/>
-                <w:szCs w:val="22"/>
-              </w:rPr>
-            </w:pPr>
-            <w:r>
-              <w:rPr>
-                <w:rFonts w:ascii="Calibri" w:hAnsi="Calibri"/>
-                <w:sz w:val="18"/>
-                <w:szCs w:val="22"/>
+                <w:rFonts w:ascii="Times New Roman" w:hAnsi="Times New Roman" w:cs="Times New Roman"/>
+                <w:sz w:val="14"/>
+                <w:szCs w:val="14"/>
+              </w:rPr>
+            </w:pPr>
+            <w:r>
+              <w:rPr>
+                <w:rFonts w:ascii="Times New Roman" w:hAnsi="Times New Roman" w:cs="Times New Roman"/>
+                <w:sz w:val="14"/>
+                <w:szCs w:val="14"/>
               </w:rPr>
               <w:t>SD total</w:t>
             </w:r>
@@ -331,35 +357,37 @@
               <w:keepNext/>
               <w:spacing w:after="60"/>
               <w:rPr>
-                <w:sz w:val="18"/>
-                <w:szCs w:val="22"/>
-              </w:rPr>
-            </w:pPr>
-            <w:r>
-              <w:rPr>
-                <w:rFonts w:ascii="Calibri" w:hAnsi="Calibri"/>
-                <w:sz w:val="18"/>
-                <w:szCs w:val="22"/>
-              </w:rPr>
-              <w:t xml:space="preserve">Est [95% </w:t>
-            </w:r>
-            <w:proofErr w:type="gramStart"/>
-            <w:r>
-              <w:rPr>
-                <w:rFonts w:ascii="Calibri" w:hAnsi="Calibri"/>
-                <w:sz w:val="18"/>
-                <w:szCs w:val="22"/>
-              </w:rPr>
-              <w:t>CI]&lt;</w:t>
-            </w:r>
-            <w:proofErr w:type="gramEnd"/>
-            <w:r>
-              <w:rPr>
-                <w:rFonts w:ascii="Calibri" w:hAnsi="Calibri"/>
-                <w:sz w:val="18"/>
-                <w:szCs w:val="22"/>
-              </w:rPr>
-              <w:t>br&gt;F stats</w:t>
+                <w:rFonts w:ascii="Times New Roman" w:hAnsi="Times New Roman" w:cs="Times New Roman"/>
+                <w:sz w:val="14"/>
+                <w:szCs w:val="14"/>
+              </w:rPr>
+            </w:pPr>
+            <w:r>
+              <w:rPr>
+                <w:rFonts w:ascii="Times New Roman" w:hAnsi="Times New Roman" w:cs="Times New Roman"/>
+                <w:sz w:val="14"/>
+                <w:szCs w:val="14"/>
+              </w:rPr>
+              <w:t>Est [95% CI]</w:t>
+            </w:r>
+          </w:p>
+          <w:p>
+            <w:pPr>
+              <w:keepNext/>
+              <w:spacing w:after="60"/>
+              <w:rPr>
+                <w:rFonts w:ascii="Times New Roman" w:hAnsi="Times New Roman" w:cs="Times New Roman"/>
+                <w:sz w:val="14"/>
+                <w:szCs w:val="14"/>
+              </w:rPr>
+            </w:pPr>
+            <w:r>
+              <w:rPr>
+                <w:rFonts w:ascii="Times New Roman" w:hAnsi="Times New Roman" w:cs="Times New Roman"/>
+                <w:sz w:val="14"/>
+                <w:szCs w:val="14"/>
+              </w:rPr>
+              <w:t>F stats</w:t>
             </w:r>
           </w:p>
         </w:tc>
@@ -376,15 +404,16 @@
               <w:spacing w:after="60"/>
               <w:jc w:val="right"/>
               <w:rPr>
-                <w:sz w:val="18"/>
-                <w:szCs w:val="22"/>
-              </w:rPr>
-            </w:pPr>
-            <w:r>
-              <w:rPr>
-                <w:rFonts w:ascii="Calibri" w:hAnsi="Calibri"/>
-                <w:sz w:val="18"/>
-                <w:szCs w:val="22"/>
+                <w:rFonts w:ascii="Times New Roman" w:hAnsi="Times New Roman" w:cs="Times New Roman"/>
+                <w:sz w:val="14"/>
+                <w:szCs w:val="14"/>
+              </w:rPr>
+            </w:pPr>
+            <w:r>
+              <w:rPr>
+                <w:rFonts w:ascii="Times New Roman" w:hAnsi="Times New Roman" w:cs="Times New Roman"/>
+                <w:sz w:val="14"/>
+                <w:szCs w:val="14"/>
               </w:rPr>
               <w:t>Sig.</w:t>
             </w:r>
@@ -403,15 +432,16 @@
               <w:spacing w:after="60"/>
               <w:jc w:val="right"/>
               <w:rPr>
-                <w:sz w:val="18"/>
-                <w:szCs w:val="22"/>
-              </w:rPr>
-            </w:pPr>
-            <w:r>
-              <w:rPr>
-                <w:rFonts w:ascii="Calibri" w:hAnsi="Calibri"/>
-                <w:sz w:val="18"/>
-                <w:szCs w:val="22"/>
+                <w:rFonts w:ascii="Times New Roman" w:hAnsi="Times New Roman" w:cs="Times New Roman"/>
+                <w:sz w:val="14"/>
+                <w:szCs w:val="14"/>
+              </w:rPr>
+            </w:pPr>
+            <w:r>
+              <w:rPr>
+                <w:rFonts w:ascii="Times New Roman" w:hAnsi="Times New Roman" w:cs="Times New Roman"/>
+                <w:sz w:val="14"/>
+                <w:szCs w:val="14"/>
               </w:rPr>
               <w:t>Satt. df</w:t>
             </w:r>
@@ -431,15 +461,16 @@
               <w:spacing w:after="60"/>
               <w:jc w:val="right"/>
               <w:rPr>
-                <w:sz w:val="18"/>
-                <w:szCs w:val="22"/>
-              </w:rPr>
-            </w:pPr>
-            <w:r>
-              <w:rPr>
-                <w:rFonts w:ascii="Calibri" w:hAnsi="Calibri"/>
-                <w:sz w:val="18"/>
-                <w:szCs w:val="22"/>
+                <w:rFonts w:ascii="Times New Roman" w:hAnsi="Times New Roman" w:cs="Times New Roman"/>
+                <w:sz w:val="14"/>
+                <w:szCs w:val="14"/>
+              </w:rPr>
+            </w:pPr>
+            <w:r>
+              <w:rPr>
+                <w:rFonts w:ascii="Times New Roman" w:hAnsi="Times New Roman" w:cs="Times New Roman"/>
+                <w:sz w:val="14"/>
+                <w:szCs w:val="14"/>
               </w:rPr>
               <w:t>SD total</w:t>
             </w:r>
@@ -466,15 +497,16 @@
               <w:keepNext/>
               <w:spacing w:after="60"/>
               <w:rPr>
-                <w:sz w:val="18"/>
-                <w:szCs w:val="22"/>
-              </w:rPr>
-            </w:pPr>
-            <w:r>
-              <w:rPr>
-                <w:rFonts w:ascii="Calibri" w:hAnsi="Calibri"/>
-                <w:sz w:val="18"/>
-                <w:szCs w:val="22"/>
+                <w:rFonts w:ascii="Times New Roman" w:hAnsi="Times New Roman" w:cs="Times New Roman"/>
+                <w:sz w:val="16"/>
+                <w:szCs w:val="16"/>
+              </w:rPr>
+            </w:pPr>
+            <w:r>
+              <w:rPr>
+                <w:rFonts w:ascii="Times New Roman" w:hAnsi="Times New Roman" w:cs="Times New Roman"/>
+                <w:sz w:val="16"/>
+                <w:szCs w:val="16"/>
               </w:rPr>
               <w:t>Outcome type</w:t>
             </w:r>
@@ -496,15 +528,16 @@
               <w:spacing w:after="60"/>
               <w:jc w:val="right"/>
               <w:rPr>
-                <w:sz w:val="18"/>
-                <w:szCs w:val="22"/>
-              </w:rPr>
-            </w:pPr>
-            <w:r>
-              <w:rPr>
-                <w:rFonts w:ascii="Calibri" w:hAnsi="Calibri"/>
-                <w:sz w:val="18"/>
-                <w:szCs w:val="22"/>
+                <w:rFonts w:ascii="Times New Roman" w:hAnsi="Times New Roman" w:cs="Times New Roman"/>
+                <w:sz w:val="16"/>
+                <w:szCs w:val="16"/>
+              </w:rPr>
+            </w:pPr>
+            <w:r>
+              <w:rPr>
+                <w:rFonts w:ascii="Times New Roman" w:hAnsi="Times New Roman" w:cs="Times New Roman"/>
+                <w:sz w:val="16"/>
+                <w:szCs w:val="16"/>
               </w:rPr>
               <w:t>46</w:t>
             </w:r>
@@ -526,15 +559,16 @@
               <w:spacing w:after="60"/>
               <w:jc w:val="right"/>
               <w:rPr>
-                <w:sz w:val="18"/>
-                <w:szCs w:val="22"/>
-              </w:rPr>
-            </w:pPr>
-            <w:r>
-              <w:rPr>
-                <w:rFonts w:ascii="Calibri" w:hAnsi="Calibri"/>
-                <w:sz w:val="18"/>
-                <w:szCs w:val="22"/>
+                <w:rFonts w:ascii="Times New Roman" w:hAnsi="Times New Roman" w:cs="Times New Roman"/>
+                <w:sz w:val="16"/>
+                <w:szCs w:val="16"/>
+              </w:rPr>
+            </w:pPr>
+            <w:r>
+              <w:rPr>
+                <w:rFonts w:ascii="Times New Roman" w:hAnsi="Times New Roman" w:cs="Times New Roman"/>
+                <w:sz w:val="16"/>
+                <w:szCs w:val="16"/>
               </w:rPr>
               <w:t>205</w:t>
             </w:r>
@@ -555,161 +589,169 @@
               <w:keepNext/>
               <w:spacing w:after="60"/>
               <w:rPr>
-                <w:sz w:val="18"/>
-                <w:szCs w:val="22"/>
-              </w:rPr>
-            </w:pPr>
-          </w:p>
-        </w:tc>
-        <w:tc>
-          <w:tcPr>
-            <w:tcW w:w="0" w:type="auto"/>
-            <w:tcBorders>
-              <w:top w:val="single" w:sz="0" w:space="0" w:color="D3D3D3"/>
-              <w:left w:val="single" w:sz="0" w:space="0" w:color="D3D3D3"/>
-              <w:bottom w:val="single" w:sz="0" w:space="0" w:color="D3D3D3"/>
-              <w:right w:val="single" w:sz="0" w:space="0" w:color="D3D3D3"/>
-            </w:tcBorders>
-          </w:tcPr>
-          <w:p>
-            <w:pPr>
-              <w:keepNext/>
-              <w:spacing w:after="60"/>
-              <w:jc w:val="right"/>
-              <w:rPr>
-                <w:sz w:val="18"/>
-                <w:szCs w:val="22"/>
-              </w:rPr>
-            </w:pPr>
-          </w:p>
-        </w:tc>
-        <w:tc>
-          <w:tcPr>
-            <w:tcW w:w="0" w:type="auto"/>
-            <w:tcBorders>
-              <w:top w:val="single" w:sz="0" w:space="0" w:color="D3D3D3"/>
-              <w:left w:val="single" w:sz="0" w:space="0" w:color="D3D3D3"/>
-              <w:bottom w:val="single" w:sz="0" w:space="0" w:color="D3D3D3"/>
-              <w:right w:val="single" w:sz="0" w:space="0" w:color="D3D3D3"/>
-            </w:tcBorders>
-          </w:tcPr>
-          <w:p>
-            <w:pPr>
-              <w:keepNext/>
-              <w:spacing w:after="60"/>
-              <w:jc w:val="right"/>
-              <w:rPr>
-                <w:sz w:val="18"/>
-                <w:szCs w:val="22"/>
-              </w:rPr>
-            </w:pPr>
-          </w:p>
-        </w:tc>
-        <w:tc>
-          <w:tcPr>
-            <w:tcW w:w="0" w:type="auto"/>
-            <w:tcBorders>
-              <w:top w:val="single" w:sz="0" w:space="0" w:color="D3D3D3"/>
-              <w:left w:val="single" w:sz="0" w:space="0" w:color="D3D3D3"/>
-              <w:bottom w:val="single" w:sz="0" w:space="0" w:color="D3D3D3"/>
-              <w:right w:val="single" w:sz="0" w:space="0" w:color="D3D3D3"/>
-            </w:tcBorders>
-          </w:tcPr>
-          <w:p>
-            <w:pPr>
-              <w:keepNext/>
-              <w:spacing w:after="60"/>
-              <w:jc w:val="right"/>
-              <w:rPr>
-                <w:sz w:val="18"/>
-                <w:szCs w:val="22"/>
-              </w:rPr>
-            </w:pPr>
-          </w:p>
-        </w:tc>
-        <w:tc>
-          <w:tcPr>
-            <w:tcW w:w="0" w:type="auto"/>
-            <w:tcBorders>
-              <w:top w:val="single" w:sz="0" w:space="0" w:color="D3D3D3"/>
-              <w:left w:val="single" w:sz="0" w:space="0" w:color="D3D3D3"/>
-              <w:bottom w:val="single" w:sz="0" w:space="0" w:color="D3D3D3"/>
-              <w:right w:val="single" w:sz="0" w:space="0" w:color="D3D3D3"/>
-            </w:tcBorders>
-          </w:tcPr>
-          <w:p>
-            <w:pPr>
-              <w:keepNext/>
-              <w:spacing w:after="60"/>
-              <w:rPr>
-                <w:sz w:val="18"/>
-                <w:szCs w:val="22"/>
-              </w:rPr>
-            </w:pPr>
-          </w:p>
-        </w:tc>
-        <w:tc>
-          <w:tcPr>
-            <w:tcW w:w="0" w:type="auto"/>
-            <w:tcBorders>
-              <w:top w:val="single" w:sz="0" w:space="0" w:color="D3D3D3"/>
-              <w:left w:val="single" w:sz="0" w:space="0" w:color="D3D3D3"/>
-              <w:bottom w:val="single" w:sz="0" w:space="0" w:color="D3D3D3"/>
-              <w:right w:val="single" w:sz="0" w:space="0" w:color="D3D3D3"/>
-            </w:tcBorders>
-          </w:tcPr>
-          <w:p>
-            <w:pPr>
-              <w:keepNext/>
-              <w:spacing w:after="60"/>
-              <w:jc w:val="right"/>
-              <w:rPr>
-                <w:sz w:val="18"/>
-                <w:szCs w:val="22"/>
-              </w:rPr>
-            </w:pPr>
-          </w:p>
-        </w:tc>
-        <w:tc>
-          <w:tcPr>
-            <w:tcW w:w="0" w:type="auto"/>
-            <w:tcBorders>
-              <w:top w:val="single" w:sz="0" w:space="0" w:color="D3D3D3"/>
-              <w:left w:val="single" w:sz="0" w:space="0" w:color="D3D3D3"/>
-              <w:bottom w:val="single" w:sz="0" w:space="0" w:color="D3D3D3"/>
-              <w:right w:val="single" w:sz="0" w:space="0" w:color="D3D3D3"/>
-            </w:tcBorders>
-          </w:tcPr>
-          <w:p>
-            <w:pPr>
-              <w:keepNext/>
-              <w:spacing w:after="60"/>
-              <w:jc w:val="right"/>
-              <w:rPr>
-                <w:sz w:val="18"/>
-                <w:szCs w:val="22"/>
-              </w:rPr>
-            </w:pPr>
-          </w:p>
-        </w:tc>
-        <w:tc>
-          <w:tcPr>
-            <w:tcW w:w="0" w:type="auto"/>
-            <w:tcBorders>
-              <w:top w:val="single" w:sz="0" w:space="0" w:color="D3D3D3"/>
-              <w:left w:val="single" w:sz="0" w:space="0" w:color="D3D3D3"/>
-              <w:bottom w:val="single" w:sz="0" w:space="0" w:color="D3D3D3"/>
-              <w:right w:val="single" w:sz="0" w:space="0" w:color="D3D3D3"/>
-            </w:tcBorders>
-          </w:tcPr>
-          <w:p>
-            <w:pPr>
-              <w:keepNext/>
-              <w:spacing w:after="60"/>
-              <w:jc w:val="right"/>
-              <w:rPr>
-                <w:sz w:val="18"/>
-                <w:szCs w:val="22"/>
+                <w:rFonts w:ascii="Times New Roman" w:hAnsi="Times New Roman" w:cs="Times New Roman"/>
+                <w:sz w:val="16"/>
+                <w:szCs w:val="16"/>
+              </w:rPr>
+            </w:pPr>
+          </w:p>
+        </w:tc>
+        <w:tc>
+          <w:tcPr>
+            <w:tcW w:w="0" w:type="auto"/>
+            <w:tcBorders>
+              <w:top w:val="single" w:sz="0" w:space="0" w:color="D3D3D3"/>
+              <w:left w:val="single" w:sz="0" w:space="0" w:color="D3D3D3"/>
+              <w:bottom w:val="single" w:sz="0" w:space="0" w:color="D3D3D3"/>
+              <w:right w:val="single" w:sz="0" w:space="0" w:color="D3D3D3"/>
+            </w:tcBorders>
+          </w:tcPr>
+          <w:p>
+            <w:pPr>
+              <w:keepNext/>
+              <w:spacing w:after="60"/>
+              <w:jc w:val="right"/>
+              <w:rPr>
+                <w:rFonts w:ascii="Times New Roman" w:hAnsi="Times New Roman" w:cs="Times New Roman"/>
+                <w:sz w:val="16"/>
+                <w:szCs w:val="16"/>
+              </w:rPr>
+            </w:pPr>
+          </w:p>
+        </w:tc>
+        <w:tc>
+          <w:tcPr>
+            <w:tcW w:w="0" w:type="auto"/>
+            <w:tcBorders>
+              <w:top w:val="single" w:sz="0" w:space="0" w:color="D3D3D3"/>
+              <w:left w:val="single" w:sz="0" w:space="0" w:color="D3D3D3"/>
+              <w:bottom w:val="single" w:sz="0" w:space="0" w:color="D3D3D3"/>
+              <w:right w:val="single" w:sz="0" w:space="0" w:color="D3D3D3"/>
+            </w:tcBorders>
+          </w:tcPr>
+          <w:p>
+            <w:pPr>
+              <w:keepNext/>
+              <w:spacing w:after="60"/>
+              <w:jc w:val="right"/>
+              <w:rPr>
+                <w:rFonts w:ascii="Times New Roman" w:hAnsi="Times New Roman" w:cs="Times New Roman"/>
+                <w:sz w:val="16"/>
+                <w:szCs w:val="16"/>
+              </w:rPr>
+            </w:pPr>
+          </w:p>
+        </w:tc>
+        <w:tc>
+          <w:tcPr>
+            <w:tcW w:w="0" w:type="auto"/>
+            <w:tcBorders>
+              <w:top w:val="single" w:sz="0" w:space="0" w:color="D3D3D3"/>
+              <w:left w:val="single" w:sz="0" w:space="0" w:color="D3D3D3"/>
+              <w:bottom w:val="single" w:sz="0" w:space="0" w:color="D3D3D3"/>
+              <w:right w:val="single" w:sz="0" w:space="0" w:color="D3D3D3"/>
+            </w:tcBorders>
+          </w:tcPr>
+          <w:p>
+            <w:pPr>
+              <w:keepNext/>
+              <w:spacing w:after="60"/>
+              <w:jc w:val="right"/>
+              <w:rPr>
+                <w:rFonts w:ascii="Times New Roman" w:hAnsi="Times New Roman" w:cs="Times New Roman"/>
+                <w:sz w:val="16"/>
+                <w:szCs w:val="16"/>
+              </w:rPr>
+            </w:pPr>
+          </w:p>
+        </w:tc>
+        <w:tc>
+          <w:tcPr>
+            <w:tcW w:w="0" w:type="auto"/>
+            <w:tcBorders>
+              <w:top w:val="single" w:sz="0" w:space="0" w:color="D3D3D3"/>
+              <w:left w:val="single" w:sz="0" w:space="0" w:color="D3D3D3"/>
+              <w:bottom w:val="single" w:sz="0" w:space="0" w:color="D3D3D3"/>
+              <w:right w:val="single" w:sz="0" w:space="0" w:color="D3D3D3"/>
+            </w:tcBorders>
+          </w:tcPr>
+          <w:p>
+            <w:pPr>
+              <w:keepNext/>
+              <w:spacing w:after="60"/>
+              <w:rPr>
+                <w:rFonts w:ascii="Times New Roman" w:hAnsi="Times New Roman" w:cs="Times New Roman"/>
+                <w:sz w:val="16"/>
+                <w:szCs w:val="16"/>
+              </w:rPr>
+            </w:pPr>
+          </w:p>
+        </w:tc>
+        <w:tc>
+          <w:tcPr>
+            <w:tcW w:w="0" w:type="auto"/>
+            <w:tcBorders>
+              <w:top w:val="single" w:sz="0" w:space="0" w:color="D3D3D3"/>
+              <w:left w:val="single" w:sz="0" w:space="0" w:color="D3D3D3"/>
+              <w:bottom w:val="single" w:sz="0" w:space="0" w:color="D3D3D3"/>
+              <w:right w:val="single" w:sz="0" w:space="0" w:color="D3D3D3"/>
+            </w:tcBorders>
+          </w:tcPr>
+          <w:p>
+            <w:pPr>
+              <w:keepNext/>
+              <w:spacing w:after="60"/>
+              <w:jc w:val="right"/>
+              <w:rPr>
+                <w:rFonts w:ascii="Times New Roman" w:hAnsi="Times New Roman" w:cs="Times New Roman"/>
+                <w:sz w:val="16"/>
+                <w:szCs w:val="16"/>
+              </w:rPr>
+            </w:pPr>
+          </w:p>
+        </w:tc>
+        <w:tc>
+          <w:tcPr>
+            <w:tcW w:w="0" w:type="auto"/>
+            <w:tcBorders>
+              <w:top w:val="single" w:sz="0" w:space="0" w:color="D3D3D3"/>
+              <w:left w:val="single" w:sz="0" w:space="0" w:color="D3D3D3"/>
+              <w:bottom w:val="single" w:sz="0" w:space="0" w:color="D3D3D3"/>
+              <w:right w:val="single" w:sz="0" w:space="0" w:color="D3D3D3"/>
+            </w:tcBorders>
+          </w:tcPr>
+          <w:p>
+            <w:pPr>
+              <w:keepNext/>
+              <w:spacing w:after="60"/>
+              <w:jc w:val="right"/>
+              <w:rPr>
+                <w:rFonts w:ascii="Times New Roman" w:hAnsi="Times New Roman" w:cs="Times New Roman"/>
+                <w:sz w:val="16"/>
+                <w:szCs w:val="16"/>
+              </w:rPr>
+            </w:pPr>
+          </w:p>
+        </w:tc>
+        <w:tc>
+          <w:tcPr>
+            <w:tcW w:w="627" w:type="dxa"/>
+            <w:tcBorders>
+              <w:top w:val="single" w:sz="0" w:space="0" w:color="D3D3D3"/>
+              <w:left w:val="single" w:sz="0" w:space="0" w:color="D3D3D3"/>
+              <w:bottom w:val="single" w:sz="0" w:space="0" w:color="D3D3D3"/>
+              <w:right w:val="single" w:sz="0" w:space="0" w:color="D3D3D3"/>
+            </w:tcBorders>
+          </w:tcPr>
+          <w:p>
+            <w:pPr>
+              <w:keepNext/>
+              <w:spacing w:after="60"/>
+              <w:jc w:val="right"/>
+              <w:rPr>
+                <w:rFonts w:ascii="Times New Roman" w:hAnsi="Times New Roman" w:cs="Times New Roman"/>
+                <w:sz w:val="16"/>
+                <w:szCs w:val="16"/>
               </w:rPr>
             </w:pPr>
           </w:p>
@@ -735,15 +777,16 @@
               <w:keepNext/>
               <w:spacing w:after="60"/>
               <w:rPr>
-                <w:sz w:val="18"/>
-                <w:szCs w:val="22"/>
-              </w:rPr>
-            </w:pPr>
-            <w:r>
-              <w:rPr>
-                <w:rFonts w:ascii="Calibri" w:hAnsi="Calibri"/>
-                <w:sz w:val="18"/>
-                <w:szCs w:val="22"/>
+                <w:rFonts w:ascii="Times New Roman" w:hAnsi="Times New Roman" w:cs="Times New Roman"/>
+                <w:sz w:val="16"/>
+                <w:szCs w:val="16"/>
+              </w:rPr>
+            </w:pPr>
+            <w:r>
+              <w:rPr>
+                <w:rFonts w:ascii="Times New Roman" w:hAnsi="Times New Roman" w:cs="Times New Roman"/>
+                <w:sz w:val="16"/>
+                <w:szCs w:val="16"/>
               </w:rPr>
               <w:t>Alcohol and drug abuse/misuse</w:t>
             </w:r>
@@ -765,15 +808,16 @@
               <w:spacing w:after="60"/>
               <w:jc w:val="right"/>
               <w:rPr>
-                <w:sz w:val="18"/>
-                <w:szCs w:val="22"/>
-              </w:rPr>
-            </w:pPr>
-            <w:r>
-              <w:rPr>
-                <w:rFonts w:ascii="Calibri" w:hAnsi="Calibri"/>
-                <w:sz w:val="18"/>
-                <w:szCs w:val="22"/>
+                <w:rFonts w:ascii="Times New Roman" w:hAnsi="Times New Roman" w:cs="Times New Roman"/>
+                <w:sz w:val="16"/>
+                <w:szCs w:val="16"/>
+              </w:rPr>
+            </w:pPr>
+            <w:r>
+              <w:rPr>
+                <w:rFonts w:ascii="Times New Roman" w:hAnsi="Times New Roman" w:cs="Times New Roman"/>
+                <w:sz w:val="16"/>
+                <w:szCs w:val="16"/>
               </w:rPr>
               <w:t>8</w:t>
             </w:r>
@@ -795,15 +839,16 @@
               <w:spacing w:after="60"/>
               <w:jc w:val="right"/>
               <w:rPr>
-                <w:sz w:val="18"/>
-                <w:szCs w:val="22"/>
-              </w:rPr>
-            </w:pPr>
-            <w:r>
-              <w:rPr>
-                <w:rFonts w:ascii="Calibri" w:hAnsi="Calibri"/>
-                <w:sz w:val="18"/>
-                <w:szCs w:val="22"/>
+                <w:rFonts w:ascii="Times New Roman" w:hAnsi="Times New Roman" w:cs="Times New Roman"/>
+                <w:sz w:val="16"/>
+                <w:szCs w:val="16"/>
+              </w:rPr>
+            </w:pPr>
+            <w:r>
+              <w:rPr>
+                <w:rFonts w:ascii="Times New Roman" w:hAnsi="Times New Roman" w:cs="Times New Roman"/>
+                <w:sz w:val="16"/>
+                <w:szCs w:val="16"/>
               </w:rPr>
               <w:t>32</w:t>
             </w:r>
@@ -824,15 +869,16 @@
               <w:keepNext/>
               <w:spacing w:after="60"/>
               <w:rPr>
-                <w:sz w:val="18"/>
-                <w:szCs w:val="22"/>
-              </w:rPr>
-            </w:pPr>
-            <w:r>
-              <w:rPr>
-                <w:rFonts w:ascii="Calibri" w:hAnsi="Calibri"/>
-                <w:sz w:val="18"/>
-                <w:szCs w:val="22"/>
+                <w:rFonts w:ascii="Times New Roman" w:hAnsi="Times New Roman" w:cs="Times New Roman"/>
+                <w:sz w:val="16"/>
+                <w:szCs w:val="16"/>
+              </w:rPr>
+            </w:pPr>
+            <w:r>
+              <w:rPr>
+                <w:rFonts w:ascii="Times New Roman" w:hAnsi="Times New Roman" w:cs="Times New Roman"/>
+                <w:sz w:val="16"/>
+                <w:szCs w:val="16"/>
               </w:rPr>
               <w:t>0.12 [-0.08, 0.31]</w:t>
             </w:r>
@@ -854,15 +900,16 @@
               <w:spacing w:after="60"/>
               <w:jc w:val="right"/>
               <w:rPr>
-                <w:sz w:val="18"/>
-                <w:szCs w:val="22"/>
-              </w:rPr>
-            </w:pPr>
-            <w:r>
-              <w:rPr>
-                <w:rFonts w:ascii="Calibri" w:hAnsi="Calibri"/>
-                <w:sz w:val="18"/>
-                <w:szCs w:val="22"/>
+                <w:rFonts w:ascii="Times New Roman" w:hAnsi="Times New Roman" w:cs="Times New Roman"/>
+                <w:sz w:val="16"/>
+                <w:szCs w:val="16"/>
+              </w:rPr>
+            </w:pPr>
+            <w:r>
+              <w:rPr>
+                <w:rFonts w:ascii="Times New Roman" w:hAnsi="Times New Roman" w:cs="Times New Roman"/>
+                <w:sz w:val="16"/>
+                <w:szCs w:val="16"/>
               </w:rPr>
               <w:t>0.161</w:t>
             </w:r>
@@ -884,15 +931,16 @@
               <w:spacing w:after="60"/>
               <w:jc w:val="right"/>
               <w:rPr>
-                <w:sz w:val="18"/>
-                <w:szCs w:val="22"/>
-              </w:rPr>
-            </w:pPr>
-            <w:r>
-              <w:rPr>
-                <w:rFonts w:ascii="Calibri" w:hAnsi="Calibri"/>
-                <w:sz w:val="18"/>
-                <w:szCs w:val="22"/>
+                <w:rFonts w:ascii="Times New Roman" w:hAnsi="Times New Roman" w:cs="Times New Roman"/>
+                <w:sz w:val="16"/>
+                <w:szCs w:val="16"/>
+              </w:rPr>
+            </w:pPr>
+            <w:r>
+              <w:rPr>
+                <w:rFonts w:ascii="Times New Roman" w:hAnsi="Times New Roman" w:cs="Times New Roman"/>
+                <w:sz w:val="16"/>
+                <w:szCs w:val="16"/>
               </w:rPr>
               <w:t>3.6</w:t>
             </w:r>
@@ -914,15 +962,16 @@
               <w:spacing w:after="60"/>
               <w:jc w:val="right"/>
               <w:rPr>
-                <w:sz w:val="18"/>
-                <w:szCs w:val="22"/>
-              </w:rPr>
-            </w:pPr>
-            <w:r>
-              <w:rPr>
-                <w:rFonts w:ascii="Calibri" w:hAnsi="Calibri"/>
-                <w:sz w:val="18"/>
-                <w:szCs w:val="22"/>
+                <w:rFonts w:ascii="Times New Roman" w:hAnsi="Times New Roman" w:cs="Times New Roman"/>
+                <w:sz w:val="16"/>
+                <w:szCs w:val="16"/>
+              </w:rPr>
+            </w:pPr>
+            <w:r>
+              <w:rPr>
+                <w:rFonts w:ascii="Times New Roman" w:hAnsi="Times New Roman" w:cs="Times New Roman"/>
+                <w:sz w:val="16"/>
+                <w:szCs w:val="16"/>
               </w:rPr>
               <w:t>0.21</w:t>
             </w:r>
@@ -943,15 +992,16 @@
               <w:keepNext/>
               <w:spacing w:after="60"/>
               <w:rPr>
-                <w:sz w:val="18"/>
-                <w:szCs w:val="22"/>
-              </w:rPr>
-            </w:pPr>
-            <w:r>
-              <w:rPr>
-                <w:rFonts w:ascii="Calibri" w:hAnsi="Calibri"/>
-                <w:sz w:val="18"/>
-                <w:szCs w:val="22"/>
+                <w:rFonts w:ascii="Times New Roman" w:hAnsi="Times New Roman" w:cs="Times New Roman"/>
+                <w:sz w:val="16"/>
+                <w:szCs w:val="16"/>
+              </w:rPr>
+            </w:pPr>
+            <w:r>
+              <w:rPr>
+                <w:rFonts w:ascii="Times New Roman" w:hAnsi="Times New Roman" w:cs="Times New Roman"/>
+                <w:sz w:val="16"/>
+                <w:szCs w:val="16"/>
               </w:rPr>
               <w:t>0.22 [0.06, 0.38]</w:t>
             </w:r>
@@ -973,15 +1023,16 @@
               <w:spacing w:after="60"/>
               <w:jc w:val="right"/>
               <w:rPr>
-                <w:sz w:val="18"/>
-                <w:szCs w:val="22"/>
-              </w:rPr>
-            </w:pPr>
-            <w:r>
-              <w:rPr>
-                <w:rFonts w:ascii="Calibri" w:hAnsi="Calibri"/>
-                <w:sz w:val="18"/>
-                <w:szCs w:val="22"/>
+                <w:rFonts w:ascii="Times New Roman" w:hAnsi="Times New Roman" w:cs="Times New Roman"/>
+                <w:sz w:val="16"/>
+                <w:szCs w:val="16"/>
+              </w:rPr>
+            </w:pPr>
+            <w:r>
+              <w:rPr>
+                <w:rFonts w:ascii="Times New Roman" w:hAnsi="Times New Roman" w:cs="Times New Roman"/>
+                <w:sz w:val="16"/>
+                <w:szCs w:val="16"/>
               </w:rPr>
               <w:t>0.016</w:t>
             </w:r>
@@ -1003,15 +1054,16 @@
               <w:spacing w:after="60"/>
               <w:jc w:val="right"/>
               <w:rPr>
-                <w:sz w:val="18"/>
-                <w:szCs w:val="22"/>
-              </w:rPr>
-            </w:pPr>
-            <w:r>
-              <w:rPr>
-                <w:rFonts w:ascii="Calibri" w:hAnsi="Calibri"/>
-                <w:sz w:val="18"/>
-                <w:szCs w:val="22"/>
+                <w:rFonts w:ascii="Times New Roman" w:hAnsi="Times New Roman" w:cs="Times New Roman"/>
+                <w:sz w:val="16"/>
+                <w:szCs w:val="16"/>
+              </w:rPr>
+            </w:pPr>
+            <w:r>
+              <w:rPr>
+                <w:rFonts w:ascii="Times New Roman" w:hAnsi="Times New Roman" w:cs="Times New Roman"/>
+                <w:sz w:val="16"/>
+                <w:szCs w:val="16"/>
               </w:rPr>
               <w:t>6.7</w:t>
             </w:r>
@@ -1019,29 +1071,30 @@
         </w:tc>
         <w:tc>
           <w:tcPr>
-            <w:tcW w:w="0" w:type="auto"/>
-            <w:tcBorders>
-              <w:top w:val="single" w:sz="0" w:space="0" w:color="D3D3D3"/>
-              <w:left w:val="single" w:sz="0" w:space="0" w:color="D3D3D3"/>
-              <w:bottom w:val="single" w:sz="0" w:space="0" w:color="D3D3D3"/>
-              <w:right w:val="single" w:sz="0" w:space="0" w:color="D3D3D3"/>
-            </w:tcBorders>
-          </w:tcPr>
-          <w:p>
-            <w:pPr>
-              <w:keepNext/>
-              <w:spacing w:after="60"/>
-              <w:jc w:val="right"/>
-              <w:rPr>
-                <w:sz w:val="18"/>
-                <w:szCs w:val="22"/>
-              </w:rPr>
-            </w:pPr>
-            <w:r>
-              <w:rPr>
-                <w:rFonts w:ascii="Calibri" w:hAnsi="Calibri"/>
-                <w:sz w:val="18"/>
-                <w:szCs w:val="22"/>
+            <w:tcW w:w="627" w:type="dxa"/>
+            <w:tcBorders>
+              <w:top w:val="single" w:sz="0" w:space="0" w:color="D3D3D3"/>
+              <w:left w:val="single" w:sz="0" w:space="0" w:color="D3D3D3"/>
+              <w:bottom w:val="single" w:sz="0" w:space="0" w:color="D3D3D3"/>
+              <w:right w:val="single" w:sz="0" w:space="0" w:color="D3D3D3"/>
+            </w:tcBorders>
+          </w:tcPr>
+          <w:p>
+            <w:pPr>
+              <w:keepNext/>
+              <w:spacing w:after="60"/>
+              <w:jc w:val="right"/>
+              <w:rPr>
+                <w:rFonts w:ascii="Times New Roman" w:hAnsi="Times New Roman" w:cs="Times New Roman"/>
+                <w:sz w:val="16"/>
+                <w:szCs w:val="16"/>
+              </w:rPr>
+            </w:pPr>
+            <w:r>
+              <w:rPr>
+                <w:rFonts w:ascii="Times New Roman" w:hAnsi="Times New Roman" w:cs="Times New Roman"/>
+                <w:sz w:val="16"/>
+                <w:szCs w:val="16"/>
               </w:rPr>
               <w:t>0.21</w:t>
             </w:r>
@@ -1068,15 +1121,16 @@
               <w:keepNext/>
               <w:spacing w:after="60"/>
               <w:rPr>
-                <w:sz w:val="18"/>
-                <w:szCs w:val="22"/>
-              </w:rPr>
-            </w:pPr>
-            <w:r>
-              <w:rPr>
-                <w:rFonts w:ascii="Calibri" w:hAnsi="Calibri"/>
-                <w:sz w:val="18"/>
-                <w:szCs w:val="22"/>
+                <w:rFonts w:ascii="Times New Roman" w:hAnsi="Times New Roman" w:cs="Times New Roman"/>
+                <w:sz w:val="16"/>
+                <w:szCs w:val="16"/>
+              </w:rPr>
+            </w:pPr>
+            <w:r>
+              <w:rPr>
+                <w:rFonts w:ascii="Times New Roman" w:hAnsi="Times New Roman" w:cs="Times New Roman"/>
+                <w:sz w:val="16"/>
+                <w:szCs w:val="16"/>
               </w:rPr>
               <w:t>Hope, empowerment &amp; self-efficacy</w:t>
             </w:r>
@@ -1098,15 +1152,16 @@
               <w:spacing w:after="60"/>
               <w:jc w:val="right"/>
               <w:rPr>
-                <w:sz w:val="18"/>
-                <w:szCs w:val="22"/>
-              </w:rPr>
-            </w:pPr>
-            <w:r>
-              <w:rPr>
-                <w:rFonts w:ascii="Calibri" w:hAnsi="Calibri"/>
-                <w:sz w:val="18"/>
-                <w:szCs w:val="22"/>
+                <w:rFonts w:ascii="Times New Roman" w:hAnsi="Times New Roman" w:cs="Times New Roman"/>
+                <w:sz w:val="16"/>
+                <w:szCs w:val="16"/>
+              </w:rPr>
+            </w:pPr>
+            <w:r>
+              <w:rPr>
+                <w:rFonts w:ascii="Times New Roman" w:hAnsi="Times New Roman" w:cs="Times New Roman"/>
+                <w:sz w:val="16"/>
+                <w:szCs w:val="16"/>
               </w:rPr>
               <w:t>12</w:t>
             </w:r>
@@ -1128,15 +1183,16 @@
               <w:spacing w:after="60"/>
               <w:jc w:val="right"/>
               <w:rPr>
-                <w:sz w:val="18"/>
-                <w:szCs w:val="22"/>
-              </w:rPr>
-            </w:pPr>
-            <w:r>
-              <w:rPr>
-                <w:rFonts w:ascii="Calibri" w:hAnsi="Calibri"/>
-                <w:sz w:val="18"/>
-                <w:szCs w:val="22"/>
+                <w:rFonts w:ascii="Times New Roman" w:hAnsi="Times New Roman" w:cs="Times New Roman"/>
+                <w:sz w:val="16"/>
+                <w:szCs w:val="16"/>
+              </w:rPr>
+            </w:pPr>
+            <w:r>
+              <w:rPr>
+                <w:rFonts w:ascii="Times New Roman" w:hAnsi="Times New Roman" w:cs="Times New Roman"/>
+                <w:sz w:val="16"/>
+                <w:szCs w:val="16"/>
               </w:rPr>
               <w:t>32</w:t>
             </w:r>
@@ -1157,15 +1213,16 @@
               <w:keepNext/>
               <w:spacing w:after="60"/>
               <w:rPr>
-                <w:sz w:val="18"/>
-                <w:szCs w:val="22"/>
-              </w:rPr>
-            </w:pPr>
-            <w:r>
-              <w:rPr>
-                <w:rFonts w:ascii="Calibri" w:hAnsi="Calibri"/>
-                <w:sz w:val="18"/>
-                <w:szCs w:val="22"/>
+                <w:rFonts w:ascii="Times New Roman" w:hAnsi="Times New Roman" w:cs="Times New Roman"/>
+                <w:sz w:val="16"/>
+                <w:szCs w:val="16"/>
+              </w:rPr>
+            </w:pPr>
+            <w:r>
+              <w:rPr>
+                <w:rFonts w:ascii="Times New Roman" w:hAnsi="Times New Roman" w:cs="Times New Roman"/>
+                <w:sz w:val="16"/>
+                <w:szCs w:val="16"/>
               </w:rPr>
               <w:t>0.23 [0.11, 0.34]</w:t>
             </w:r>
@@ -1187,15 +1244,16 @@
               <w:spacing w:after="60"/>
               <w:jc w:val="right"/>
               <w:rPr>
-                <w:sz w:val="18"/>
-                <w:szCs w:val="22"/>
-              </w:rPr>
-            </w:pPr>
-            <w:r>
-              <w:rPr>
-                <w:rFonts w:ascii="Calibri" w:hAnsi="Calibri"/>
-                <w:sz w:val="18"/>
-                <w:szCs w:val="22"/>
+                <w:rFonts w:ascii="Times New Roman" w:hAnsi="Times New Roman" w:cs="Times New Roman"/>
+                <w:sz w:val="16"/>
+                <w:szCs w:val="16"/>
+              </w:rPr>
+            </w:pPr>
+            <w:r>
+              <w:rPr>
+                <w:rFonts w:ascii="Times New Roman" w:hAnsi="Times New Roman" w:cs="Times New Roman"/>
+                <w:sz w:val="16"/>
+                <w:szCs w:val="16"/>
               </w:rPr>
               <w:t>0.003</w:t>
             </w:r>
@@ -1217,15 +1275,16 @@
               <w:spacing w:after="60"/>
               <w:jc w:val="right"/>
               <w:rPr>
-                <w:sz w:val="18"/>
-                <w:szCs w:val="22"/>
-              </w:rPr>
-            </w:pPr>
-            <w:r>
-              <w:rPr>
-                <w:rFonts w:ascii="Calibri" w:hAnsi="Calibri"/>
-                <w:sz w:val="18"/>
-                <w:szCs w:val="22"/>
+                <w:rFonts w:ascii="Times New Roman" w:hAnsi="Times New Roman" w:cs="Times New Roman"/>
+                <w:sz w:val="16"/>
+                <w:szCs w:val="16"/>
+              </w:rPr>
+            </w:pPr>
+            <w:r>
+              <w:rPr>
+                <w:rFonts w:ascii="Times New Roman" w:hAnsi="Times New Roman" w:cs="Times New Roman"/>
+                <w:sz w:val="16"/>
+                <w:szCs w:val="16"/>
               </w:rPr>
               <w:t>7.5</w:t>
             </w:r>
@@ -1247,15 +1306,16 @@
               <w:spacing w:after="60"/>
               <w:jc w:val="right"/>
               <w:rPr>
-                <w:sz w:val="18"/>
-                <w:szCs w:val="22"/>
-              </w:rPr>
-            </w:pPr>
-            <w:r>
-              <w:rPr>
-                <w:rFonts w:ascii="Calibri" w:hAnsi="Calibri"/>
-                <w:sz w:val="18"/>
-                <w:szCs w:val="22"/>
+                <w:rFonts w:ascii="Times New Roman" w:hAnsi="Times New Roman" w:cs="Times New Roman"/>
+                <w:sz w:val="16"/>
+                <w:szCs w:val="16"/>
+              </w:rPr>
+            </w:pPr>
+            <w:r>
+              <w:rPr>
+                <w:rFonts w:ascii="Times New Roman" w:hAnsi="Times New Roman" w:cs="Times New Roman"/>
+                <w:sz w:val="16"/>
+                <w:szCs w:val="16"/>
               </w:rPr>
               <w:t>0.16</w:t>
             </w:r>
@@ -1276,15 +1336,16 @@
               <w:keepNext/>
               <w:spacing w:after="60"/>
               <w:rPr>
-                <w:sz w:val="18"/>
-                <w:szCs w:val="22"/>
-              </w:rPr>
-            </w:pPr>
-            <w:r>
-              <w:rPr>
-                <w:rFonts w:ascii="Calibri" w:hAnsi="Calibri"/>
-                <w:sz w:val="18"/>
-                <w:szCs w:val="22"/>
+                <w:rFonts w:ascii="Times New Roman" w:hAnsi="Times New Roman" w:cs="Times New Roman"/>
+                <w:sz w:val="16"/>
+                <w:szCs w:val="16"/>
+              </w:rPr>
+            </w:pPr>
+            <w:r>
+              <w:rPr>
+                <w:rFonts w:ascii="Times New Roman" w:hAnsi="Times New Roman" w:cs="Times New Roman"/>
+                <w:sz w:val="16"/>
+                <w:szCs w:val="16"/>
               </w:rPr>
               <w:t>0.24 [0.09, 0.38]</w:t>
             </w:r>
@@ -1306,15 +1367,16 @@
               <w:spacing w:after="60"/>
               <w:jc w:val="right"/>
               <w:rPr>
-                <w:sz w:val="18"/>
-                <w:szCs w:val="22"/>
-              </w:rPr>
-            </w:pPr>
-            <w:r>
-              <w:rPr>
-                <w:rFonts w:ascii="Calibri" w:hAnsi="Calibri"/>
-                <w:sz w:val="18"/>
-                <w:szCs w:val="22"/>
+                <w:rFonts w:ascii="Times New Roman" w:hAnsi="Times New Roman" w:cs="Times New Roman"/>
+                <w:sz w:val="16"/>
+                <w:szCs w:val="16"/>
+              </w:rPr>
+            </w:pPr>
+            <w:r>
+              <w:rPr>
+                <w:rFonts w:ascii="Times New Roman" w:hAnsi="Times New Roman" w:cs="Times New Roman"/>
+                <w:sz w:val="16"/>
+                <w:szCs w:val="16"/>
               </w:rPr>
               <w:t>0.004</w:t>
             </w:r>
@@ -1336,15 +1398,16 @@
               <w:spacing w:after="60"/>
               <w:jc w:val="right"/>
               <w:rPr>
-                <w:sz w:val="18"/>
-                <w:szCs w:val="22"/>
-              </w:rPr>
-            </w:pPr>
-            <w:r>
-              <w:rPr>
-                <w:rFonts w:ascii="Calibri" w:hAnsi="Calibri"/>
-                <w:sz w:val="18"/>
-                <w:szCs w:val="22"/>
+                <w:rFonts w:ascii="Times New Roman" w:hAnsi="Times New Roman" w:cs="Times New Roman"/>
+                <w:sz w:val="16"/>
+                <w:szCs w:val="16"/>
+              </w:rPr>
+            </w:pPr>
+            <w:r>
+              <w:rPr>
+                <w:rFonts w:ascii="Times New Roman" w:hAnsi="Times New Roman" w:cs="Times New Roman"/>
+                <w:sz w:val="16"/>
+                <w:szCs w:val="16"/>
               </w:rPr>
               <w:t>10.2</w:t>
             </w:r>
@@ -1352,29 +1415,30 @@
         </w:tc>
         <w:tc>
           <w:tcPr>
-            <w:tcW w:w="0" w:type="auto"/>
-            <w:tcBorders>
-              <w:top w:val="single" w:sz="0" w:space="0" w:color="D3D3D3"/>
-              <w:left w:val="single" w:sz="0" w:space="0" w:color="D3D3D3"/>
-              <w:bottom w:val="single" w:sz="0" w:space="0" w:color="D3D3D3"/>
-              <w:right w:val="single" w:sz="0" w:space="0" w:color="D3D3D3"/>
-            </w:tcBorders>
-          </w:tcPr>
-          <w:p>
-            <w:pPr>
-              <w:keepNext/>
-              <w:spacing w:after="60"/>
-              <w:jc w:val="right"/>
-              <w:rPr>
-                <w:sz w:val="18"/>
-                <w:szCs w:val="22"/>
-              </w:rPr>
-            </w:pPr>
-            <w:r>
-              <w:rPr>
-                <w:rFonts w:ascii="Calibri" w:hAnsi="Calibri"/>
-                <w:sz w:val="18"/>
-                <w:szCs w:val="22"/>
+            <w:tcW w:w="627" w:type="dxa"/>
+            <w:tcBorders>
+              <w:top w:val="single" w:sz="0" w:space="0" w:color="D3D3D3"/>
+              <w:left w:val="single" w:sz="0" w:space="0" w:color="D3D3D3"/>
+              <w:bottom w:val="single" w:sz="0" w:space="0" w:color="D3D3D3"/>
+              <w:right w:val="single" w:sz="0" w:space="0" w:color="D3D3D3"/>
+            </w:tcBorders>
+          </w:tcPr>
+          <w:p>
+            <w:pPr>
+              <w:keepNext/>
+              <w:spacing w:after="60"/>
+              <w:jc w:val="right"/>
+              <w:rPr>
+                <w:rFonts w:ascii="Times New Roman" w:hAnsi="Times New Roman" w:cs="Times New Roman"/>
+                <w:sz w:val="16"/>
+                <w:szCs w:val="16"/>
+              </w:rPr>
+            </w:pPr>
+            <w:r>
+              <w:rPr>
+                <w:rFonts w:ascii="Times New Roman" w:hAnsi="Times New Roman" w:cs="Times New Roman"/>
+                <w:sz w:val="16"/>
+                <w:szCs w:val="16"/>
               </w:rPr>
               <w:t>0.16</w:t>
             </w:r>
@@ -1401,15 +1465,16 @@
               <w:keepNext/>
               <w:spacing w:after="60"/>
               <w:rPr>
-                <w:sz w:val="18"/>
-                <w:szCs w:val="22"/>
-              </w:rPr>
-            </w:pPr>
-            <w:r>
-              <w:rPr>
-                <w:rFonts w:ascii="Calibri" w:hAnsi="Calibri"/>
-                <w:sz w:val="18"/>
-                <w:szCs w:val="22"/>
+                <w:rFonts w:ascii="Times New Roman" w:hAnsi="Times New Roman" w:cs="Times New Roman"/>
+                <w:sz w:val="16"/>
+                <w:szCs w:val="16"/>
+              </w:rPr>
+            </w:pPr>
+            <w:r>
+              <w:rPr>
+                <w:rFonts w:ascii="Times New Roman" w:hAnsi="Times New Roman" w:cs="Times New Roman"/>
+                <w:sz w:val="16"/>
+                <w:szCs w:val="16"/>
               </w:rPr>
               <w:t>Loneliness</w:t>
             </w:r>
@@ -1431,15 +1496,16 @@
               <w:spacing w:after="60"/>
               <w:jc w:val="right"/>
               <w:rPr>
-                <w:sz w:val="18"/>
-                <w:szCs w:val="22"/>
-              </w:rPr>
-            </w:pPr>
-            <w:r>
-              <w:rPr>
-                <w:rFonts w:ascii="Calibri" w:hAnsi="Calibri"/>
-                <w:sz w:val="18"/>
-                <w:szCs w:val="22"/>
+                <w:rFonts w:ascii="Times New Roman" w:hAnsi="Times New Roman" w:cs="Times New Roman"/>
+                <w:sz w:val="16"/>
+                <w:szCs w:val="16"/>
+              </w:rPr>
+            </w:pPr>
+            <w:r>
+              <w:rPr>
+                <w:rFonts w:ascii="Times New Roman" w:hAnsi="Times New Roman" w:cs="Times New Roman"/>
+                <w:sz w:val="16"/>
+                <w:szCs w:val="16"/>
               </w:rPr>
               <w:t>4</w:t>
             </w:r>
@@ -1461,15 +1527,16 @@
               <w:spacing w:after="60"/>
               <w:jc w:val="right"/>
               <w:rPr>
-                <w:sz w:val="18"/>
-                <w:szCs w:val="22"/>
-              </w:rPr>
-            </w:pPr>
-            <w:r>
-              <w:rPr>
-                <w:rFonts w:ascii="Calibri" w:hAnsi="Calibri"/>
-                <w:sz w:val="18"/>
-                <w:szCs w:val="22"/>
+                <w:rFonts w:ascii="Times New Roman" w:hAnsi="Times New Roman" w:cs="Times New Roman"/>
+                <w:sz w:val="16"/>
+                <w:szCs w:val="16"/>
+              </w:rPr>
+            </w:pPr>
+            <w:r>
+              <w:rPr>
+                <w:rFonts w:ascii="Times New Roman" w:hAnsi="Times New Roman" w:cs="Times New Roman"/>
+                <w:sz w:val="16"/>
+                <w:szCs w:val="16"/>
               </w:rPr>
               <w:t>5</w:t>
             </w:r>
@@ -1490,15 +1557,16 @@
               <w:keepNext/>
               <w:spacing w:after="60"/>
               <w:rPr>
-                <w:sz w:val="18"/>
-                <w:szCs w:val="22"/>
-              </w:rPr>
-            </w:pPr>
-            <w:r>
-              <w:rPr>
-                <w:rFonts w:ascii="Calibri" w:hAnsi="Calibri"/>
-                <w:sz w:val="18"/>
-                <w:szCs w:val="22"/>
+                <w:rFonts w:ascii="Times New Roman" w:hAnsi="Times New Roman" w:cs="Times New Roman"/>
+                <w:sz w:val="16"/>
+                <w:szCs w:val="16"/>
+              </w:rPr>
+            </w:pPr>
+            <w:r>
+              <w:rPr>
+                <w:rFonts w:ascii="Times New Roman" w:hAnsi="Times New Roman" w:cs="Times New Roman"/>
+                <w:sz w:val="16"/>
+                <w:szCs w:val="16"/>
               </w:rPr>
               <w:t>0.02 [-0.63, 0.66]</w:t>
             </w:r>
@@ -1520,15 +1588,16 @@
               <w:spacing w:after="60"/>
               <w:jc w:val="right"/>
               <w:rPr>
-                <w:sz w:val="18"/>
-                <w:szCs w:val="22"/>
-              </w:rPr>
-            </w:pPr>
-            <w:r>
-              <w:rPr>
-                <w:rFonts w:ascii="Calibri" w:hAnsi="Calibri"/>
-                <w:sz w:val="18"/>
-                <w:szCs w:val="22"/>
+                <w:rFonts w:ascii="Times New Roman" w:hAnsi="Times New Roman" w:cs="Times New Roman"/>
+                <w:sz w:val="16"/>
+                <w:szCs w:val="16"/>
+              </w:rPr>
+            </w:pPr>
+            <w:r>
+              <w:rPr>
+                <w:rFonts w:ascii="Times New Roman" w:hAnsi="Times New Roman" w:cs="Times New Roman"/>
+                <w:sz w:val="16"/>
+                <w:szCs w:val="16"/>
               </w:rPr>
               <w:t>0.938</w:t>
             </w:r>
@@ -1550,15 +1619,16 @@
               <w:spacing w:after="60"/>
               <w:jc w:val="right"/>
               <w:rPr>
-                <w:sz w:val="18"/>
-                <w:szCs w:val="22"/>
-              </w:rPr>
-            </w:pPr>
-            <w:r>
-              <w:rPr>
-                <w:rFonts w:ascii="Calibri" w:hAnsi="Calibri"/>
-                <w:sz w:val="18"/>
-                <w:szCs w:val="22"/>
+                <w:rFonts w:ascii="Times New Roman" w:hAnsi="Times New Roman" w:cs="Times New Roman"/>
+                <w:sz w:val="16"/>
+                <w:szCs w:val="16"/>
+              </w:rPr>
+            </w:pPr>
+            <w:r>
+              <w:rPr>
+                <w:rFonts w:ascii="Times New Roman" w:hAnsi="Times New Roman" w:cs="Times New Roman"/>
+                <w:sz w:val="16"/>
+                <w:szCs w:val="16"/>
               </w:rPr>
               <w:t>2.6</w:t>
             </w:r>
@@ -1580,15 +1650,16 @@
               <w:spacing w:after="60"/>
               <w:jc w:val="right"/>
               <w:rPr>
-                <w:sz w:val="18"/>
-                <w:szCs w:val="22"/>
-              </w:rPr>
-            </w:pPr>
-            <w:r>
-              <w:rPr>
-                <w:rFonts w:ascii="Calibri" w:hAnsi="Calibri"/>
-                <w:sz w:val="18"/>
-                <w:szCs w:val="22"/>
+                <w:rFonts w:ascii="Times New Roman" w:hAnsi="Times New Roman" w:cs="Times New Roman"/>
+                <w:sz w:val="16"/>
+                <w:szCs w:val="16"/>
+              </w:rPr>
+            </w:pPr>
+            <w:r>
+              <w:rPr>
+                <w:rFonts w:ascii="Times New Roman" w:hAnsi="Times New Roman" w:cs="Times New Roman"/>
+                <w:sz w:val="16"/>
+                <w:szCs w:val="16"/>
               </w:rPr>
               <w:t>0.31</w:t>
             </w:r>
@@ -1609,15 +1680,16 @@
               <w:keepNext/>
               <w:spacing w:after="60"/>
               <w:rPr>
-                <w:sz w:val="18"/>
-                <w:szCs w:val="22"/>
-              </w:rPr>
-            </w:pPr>
-            <w:r>
-              <w:rPr>
-                <w:rFonts w:ascii="Calibri" w:hAnsi="Calibri"/>
-                <w:sz w:val="18"/>
-                <w:szCs w:val="22"/>
+                <w:rFonts w:ascii="Times New Roman" w:hAnsi="Times New Roman" w:cs="Times New Roman"/>
+                <w:sz w:val="16"/>
+                <w:szCs w:val="16"/>
+              </w:rPr>
+            </w:pPr>
+            <w:r>
+              <w:rPr>
+                <w:rFonts w:ascii="Times New Roman" w:hAnsi="Times New Roman" w:cs="Times New Roman"/>
+                <w:sz w:val="16"/>
+                <w:szCs w:val="16"/>
               </w:rPr>
               <w:t>-0.03 [-0.25, 0.2]</w:t>
             </w:r>
@@ -1639,15 +1711,16 @@
               <w:spacing w:after="60"/>
               <w:jc w:val="right"/>
               <w:rPr>
-                <w:sz w:val="18"/>
-                <w:szCs w:val="22"/>
-              </w:rPr>
-            </w:pPr>
-            <w:r>
-              <w:rPr>
-                <w:rFonts w:ascii="Calibri" w:hAnsi="Calibri"/>
-                <w:sz w:val="18"/>
-                <w:szCs w:val="22"/>
+                <w:rFonts w:ascii="Times New Roman" w:hAnsi="Times New Roman" w:cs="Times New Roman"/>
+                <w:sz w:val="16"/>
+                <w:szCs w:val="16"/>
+              </w:rPr>
+            </w:pPr>
+            <w:r>
+              <w:rPr>
+                <w:rFonts w:ascii="Times New Roman" w:hAnsi="Times New Roman" w:cs="Times New Roman"/>
+                <w:sz w:val="16"/>
+                <w:szCs w:val="16"/>
               </w:rPr>
               <w:t>0.732</w:t>
             </w:r>
@@ -1669,15 +1742,16 @@
               <w:spacing w:after="60"/>
               <w:jc w:val="right"/>
               <w:rPr>
-                <w:sz w:val="18"/>
-                <w:szCs w:val="22"/>
-              </w:rPr>
-            </w:pPr>
-            <w:r>
-              <w:rPr>
-                <w:rFonts w:ascii="Calibri" w:hAnsi="Calibri"/>
-                <w:sz w:val="18"/>
-                <w:szCs w:val="22"/>
+                <w:rFonts w:ascii="Times New Roman" w:hAnsi="Times New Roman" w:cs="Times New Roman"/>
+                <w:sz w:val="16"/>
+                <w:szCs w:val="16"/>
+              </w:rPr>
+            </w:pPr>
+            <w:r>
+              <w:rPr>
+                <w:rFonts w:ascii="Times New Roman" w:hAnsi="Times New Roman" w:cs="Times New Roman"/>
+                <w:sz w:val="16"/>
+                <w:szCs w:val="16"/>
               </w:rPr>
               <w:t>3.2</w:t>
             </w:r>
@@ -1685,29 +1759,30 @@
         </w:tc>
         <w:tc>
           <w:tcPr>
-            <w:tcW w:w="0" w:type="auto"/>
-            <w:tcBorders>
-              <w:top w:val="single" w:sz="0" w:space="0" w:color="D3D3D3"/>
-              <w:left w:val="single" w:sz="0" w:space="0" w:color="D3D3D3"/>
-              <w:bottom w:val="single" w:sz="0" w:space="0" w:color="D3D3D3"/>
-              <w:right w:val="single" w:sz="0" w:space="0" w:color="D3D3D3"/>
-            </w:tcBorders>
-          </w:tcPr>
-          <w:p>
-            <w:pPr>
-              <w:keepNext/>
-              <w:spacing w:after="60"/>
-              <w:jc w:val="right"/>
-              <w:rPr>
-                <w:sz w:val="18"/>
-                <w:szCs w:val="22"/>
-              </w:rPr>
-            </w:pPr>
-            <w:r>
-              <w:rPr>
-                <w:rFonts w:ascii="Calibri" w:hAnsi="Calibri"/>
-                <w:sz w:val="18"/>
-                <w:szCs w:val="22"/>
+            <w:tcW w:w="627" w:type="dxa"/>
+            <w:tcBorders>
+              <w:top w:val="single" w:sz="0" w:space="0" w:color="D3D3D3"/>
+              <w:left w:val="single" w:sz="0" w:space="0" w:color="D3D3D3"/>
+              <w:bottom w:val="single" w:sz="0" w:space="0" w:color="D3D3D3"/>
+              <w:right w:val="single" w:sz="0" w:space="0" w:color="D3D3D3"/>
+            </w:tcBorders>
+          </w:tcPr>
+          <w:p>
+            <w:pPr>
+              <w:keepNext/>
+              <w:spacing w:after="60"/>
+              <w:jc w:val="right"/>
+              <w:rPr>
+                <w:rFonts w:ascii="Times New Roman" w:hAnsi="Times New Roman" w:cs="Times New Roman"/>
+                <w:sz w:val="16"/>
+                <w:szCs w:val="16"/>
+              </w:rPr>
+            </w:pPr>
+            <w:r>
+              <w:rPr>
+                <w:rFonts w:ascii="Times New Roman" w:hAnsi="Times New Roman" w:cs="Times New Roman"/>
+                <w:sz w:val="16"/>
+                <w:szCs w:val="16"/>
               </w:rPr>
               <w:t>0.08</w:t>
             </w:r>
@@ -1734,15 +1809,16 @@
               <w:keepNext/>
               <w:spacing w:after="60"/>
               <w:rPr>
-                <w:sz w:val="18"/>
-                <w:szCs w:val="22"/>
-              </w:rPr>
-            </w:pPr>
-            <w:r>
-              <w:rPr>
-                <w:rFonts w:ascii="Calibri" w:hAnsi="Calibri"/>
-                <w:sz w:val="18"/>
-                <w:szCs w:val="22"/>
+                <w:rFonts w:ascii="Times New Roman" w:hAnsi="Times New Roman" w:cs="Times New Roman"/>
+                <w:sz w:val="16"/>
+                <w:szCs w:val="16"/>
+              </w:rPr>
+            </w:pPr>
+            <w:r>
+              <w:rPr>
+                <w:rFonts w:ascii="Times New Roman" w:hAnsi="Times New Roman" w:cs="Times New Roman"/>
+                <w:sz w:val="16"/>
+                <w:szCs w:val="16"/>
               </w:rPr>
               <w:t>Self-esteem</w:t>
             </w:r>
@@ -1764,15 +1840,16 @@
               <w:spacing w:after="60"/>
               <w:jc w:val="right"/>
               <w:rPr>
-                <w:sz w:val="18"/>
-                <w:szCs w:val="22"/>
-              </w:rPr>
-            </w:pPr>
-            <w:r>
-              <w:rPr>
-                <w:rFonts w:ascii="Calibri" w:hAnsi="Calibri"/>
-                <w:sz w:val="18"/>
-                <w:szCs w:val="22"/>
+                <w:rFonts w:ascii="Times New Roman" w:hAnsi="Times New Roman" w:cs="Times New Roman"/>
+                <w:sz w:val="16"/>
+                <w:szCs w:val="16"/>
+              </w:rPr>
+            </w:pPr>
+            <w:r>
+              <w:rPr>
+                <w:rFonts w:ascii="Times New Roman" w:hAnsi="Times New Roman" w:cs="Times New Roman"/>
+                <w:sz w:val="16"/>
+                <w:szCs w:val="16"/>
               </w:rPr>
               <w:t>5</w:t>
             </w:r>
@@ -1794,15 +1871,16 @@
               <w:spacing w:after="60"/>
               <w:jc w:val="right"/>
               <w:rPr>
-                <w:sz w:val="18"/>
-                <w:szCs w:val="22"/>
-              </w:rPr>
-            </w:pPr>
-            <w:r>
-              <w:rPr>
-                <w:rFonts w:ascii="Calibri" w:hAnsi="Calibri"/>
-                <w:sz w:val="18"/>
-                <w:szCs w:val="22"/>
+                <w:rFonts w:ascii="Times New Roman" w:hAnsi="Times New Roman" w:cs="Times New Roman"/>
+                <w:sz w:val="16"/>
+                <w:szCs w:val="16"/>
+              </w:rPr>
+            </w:pPr>
+            <w:r>
+              <w:rPr>
+                <w:rFonts w:ascii="Times New Roman" w:hAnsi="Times New Roman" w:cs="Times New Roman"/>
+                <w:sz w:val="16"/>
+                <w:szCs w:val="16"/>
               </w:rPr>
               <w:t>14</w:t>
             </w:r>
@@ -1823,15 +1901,16 @@
               <w:keepNext/>
               <w:spacing w:after="60"/>
               <w:rPr>
-                <w:sz w:val="18"/>
-                <w:szCs w:val="22"/>
-              </w:rPr>
-            </w:pPr>
-            <w:r>
-              <w:rPr>
-                <w:rFonts w:ascii="Calibri" w:hAnsi="Calibri"/>
-                <w:sz w:val="18"/>
-                <w:szCs w:val="22"/>
+                <w:rFonts w:ascii="Times New Roman" w:hAnsi="Times New Roman" w:cs="Times New Roman"/>
+                <w:sz w:val="16"/>
+                <w:szCs w:val="16"/>
+              </w:rPr>
+            </w:pPr>
+            <w:r>
+              <w:rPr>
+                <w:rFonts w:ascii="Times New Roman" w:hAnsi="Times New Roman" w:cs="Times New Roman"/>
+                <w:sz w:val="16"/>
+                <w:szCs w:val="16"/>
               </w:rPr>
               <w:t>0.42 [0.31, 0.54]</w:t>
             </w:r>
@@ -1853,15 +1932,16 @@
               <w:spacing w:after="60"/>
               <w:jc w:val="right"/>
               <w:rPr>
-                <w:sz w:val="18"/>
-                <w:szCs w:val="22"/>
-              </w:rPr>
-            </w:pPr>
-            <w:r>
-              <w:rPr>
-                <w:rFonts w:ascii="Calibri" w:hAnsi="Calibri"/>
-                <w:sz w:val="18"/>
-                <w:szCs w:val="22"/>
+                <w:rFonts w:ascii="Times New Roman" w:hAnsi="Times New Roman" w:cs="Times New Roman"/>
+                <w:sz w:val="16"/>
+                <w:szCs w:val="16"/>
+              </w:rPr>
+            </w:pPr>
+            <w:r>
+              <w:rPr>
+                <w:rFonts w:ascii="Times New Roman" w:hAnsi="Times New Roman" w:cs="Times New Roman"/>
+                <w:sz w:val="16"/>
+                <w:szCs w:val="16"/>
               </w:rPr>
               <w:t>0.001</w:t>
             </w:r>
@@ -1883,15 +1963,16 @@
               <w:spacing w:after="60"/>
               <w:jc w:val="right"/>
               <w:rPr>
-                <w:sz w:val="18"/>
-                <w:szCs w:val="22"/>
-              </w:rPr>
-            </w:pPr>
-            <w:r>
-              <w:rPr>
-                <w:rFonts w:ascii="Calibri" w:hAnsi="Calibri"/>
-                <w:sz w:val="18"/>
-                <w:szCs w:val="22"/>
+                <w:rFonts w:ascii="Times New Roman" w:hAnsi="Times New Roman" w:cs="Times New Roman"/>
+                <w:sz w:val="16"/>
+                <w:szCs w:val="16"/>
+              </w:rPr>
+            </w:pPr>
+            <w:r>
+              <w:rPr>
+                <w:rFonts w:ascii="Times New Roman" w:hAnsi="Times New Roman" w:cs="Times New Roman"/>
+                <w:sz w:val="16"/>
+                <w:szCs w:val="16"/>
               </w:rPr>
               <w:t>3.4</w:t>
             </w:r>
@@ -1913,15 +1994,16 @@
               <w:spacing w:after="60"/>
               <w:jc w:val="right"/>
               <w:rPr>
-                <w:sz w:val="18"/>
-                <w:szCs w:val="22"/>
-              </w:rPr>
-            </w:pPr>
-            <w:r>
-              <w:rPr>
-                <w:rFonts w:ascii="Calibri" w:hAnsi="Calibri"/>
-                <w:sz w:val="18"/>
-                <w:szCs w:val="22"/>
+                <w:rFonts w:ascii="Times New Roman" w:hAnsi="Times New Roman" w:cs="Times New Roman"/>
+                <w:sz w:val="16"/>
+                <w:szCs w:val="16"/>
+              </w:rPr>
+            </w:pPr>
+            <w:r>
+              <w:rPr>
+                <w:rFonts w:ascii="Times New Roman" w:hAnsi="Times New Roman" w:cs="Times New Roman"/>
+                <w:sz w:val="16"/>
+                <w:szCs w:val="16"/>
               </w:rPr>
               <w:t>0.15</w:t>
             </w:r>
@@ -1942,15 +2024,16 @@
               <w:keepNext/>
               <w:spacing w:after="60"/>
               <w:rPr>
-                <w:sz w:val="18"/>
-                <w:szCs w:val="22"/>
-              </w:rPr>
-            </w:pPr>
-            <w:r>
-              <w:rPr>
-                <w:rFonts w:ascii="Calibri" w:hAnsi="Calibri"/>
-                <w:sz w:val="18"/>
-                <w:szCs w:val="22"/>
+                <w:rFonts w:ascii="Times New Roman" w:hAnsi="Times New Roman" w:cs="Times New Roman"/>
+                <w:sz w:val="16"/>
+                <w:szCs w:val="16"/>
+              </w:rPr>
+            </w:pPr>
+            <w:r>
+              <w:rPr>
+                <w:rFonts w:ascii="Times New Roman" w:hAnsi="Times New Roman" w:cs="Times New Roman"/>
+                <w:sz w:val="16"/>
+                <w:szCs w:val="16"/>
               </w:rPr>
               <w:t>0.41 [0.24, 0.59]</w:t>
             </w:r>
@@ -1972,15 +2055,16 @@
               <w:spacing w:after="60"/>
               <w:jc w:val="right"/>
               <w:rPr>
-                <w:sz w:val="18"/>
-                <w:szCs w:val="22"/>
-              </w:rPr>
-            </w:pPr>
-            <w:r>
-              <w:rPr>
-                <w:rFonts w:ascii="Calibri" w:hAnsi="Calibri"/>
-                <w:sz w:val="18"/>
-                <w:szCs w:val="22"/>
+                <w:rFonts w:ascii="Times New Roman" w:hAnsi="Times New Roman" w:cs="Times New Roman"/>
+                <w:sz w:val="16"/>
+                <w:szCs w:val="16"/>
+              </w:rPr>
+            </w:pPr>
+            <w:r>
+              <w:rPr>
+                <w:rFonts w:ascii="Times New Roman" w:hAnsi="Times New Roman" w:cs="Times New Roman"/>
+                <w:sz w:val="16"/>
+                <w:szCs w:val="16"/>
               </w:rPr>
               <w:t>0.003</w:t>
             </w:r>
@@ -2002,15 +2086,16 @@
               <w:spacing w:after="60"/>
               <w:jc w:val="right"/>
               <w:rPr>
-                <w:sz w:val="18"/>
-                <w:szCs w:val="22"/>
-              </w:rPr>
-            </w:pPr>
-            <w:r>
-              <w:rPr>
-                <w:rFonts w:ascii="Calibri" w:hAnsi="Calibri"/>
-                <w:sz w:val="18"/>
-                <w:szCs w:val="22"/>
+                <w:rFonts w:ascii="Times New Roman" w:hAnsi="Times New Roman" w:cs="Times New Roman"/>
+                <w:sz w:val="16"/>
+                <w:szCs w:val="16"/>
+              </w:rPr>
+            </w:pPr>
+            <w:r>
+              <w:rPr>
+                <w:rFonts w:ascii="Times New Roman" w:hAnsi="Times New Roman" w:cs="Times New Roman"/>
+                <w:sz w:val="16"/>
+                <w:szCs w:val="16"/>
               </w:rPr>
               <w:t>4.2</w:t>
             </w:r>
@@ -2018,29 +2103,30 @@
         </w:tc>
         <w:tc>
           <w:tcPr>
-            <w:tcW w:w="0" w:type="auto"/>
-            <w:tcBorders>
-              <w:top w:val="single" w:sz="0" w:space="0" w:color="D3D3D3"/>
-              <w:left w:val="single" w:sz="0" w:space="0" w:color="D3D3D3"/>
-              <w:bottom w:val="single" w:sz="0" w:space="0" w:color="D3D3D3"/>
-              <w:right w:val="single" w:sz="0" w:space="0" w:color="D3D3D3"/>
-            </w:tcBorders>
-          </w:tcPr>
-          <w:p>
-            <w:pPr>
-              <w:keepNext/>
-              <w:spacing w:after="60"/>
-              <w:jc w:val="right"/>
-              <w:rPr>
-                <w:sz w:val="18"/>
-                <w:szCs w:val="22"/>
-              </w:rPr>
-            </w:pPr>
-            <w:r>
-              <w:rPr>
-                <w:rFonts w:ascii="Calibri" w:hAnsi="Calibri"/>
-                <w:sz w:val="18"/>
-                <w:szCs w:val="22"/>
+            <w:tcW w:w="627" w:type="dxa"/>
+            <w:tcBorders>
+              <w:top w:val="single" w:sz="0" w:space="0" w:color="D3D3D3"/>
+              <w:left w:val="single" w:sz="0" w:space="0" w:color="D3D3D3"/>
+              <w:bottom w:val="single" w:sz="0" w:space="0" w:color="D3D3D3"/>
+              <w:right w:val="single" w:sz="0" w:space="0" w:color="D3D3D3"/>
+            </w:tcBorders>
+          </w:tcPr>
+          <w:p>
+            <w:pPr>
+              <w:keepNext/>
+              <w:spacing w:after="60"/>
+              <w:jc w:val="right"/>
+              <w:rPr>
+                <w:rFonts w:ascii="Times New Roman" w:hAnsi="Times New Roman" w:cs="Times New Roman"/>
+                <w:sz w:val="16"/>
+                <w:szCs w:val="16"/>
+              </w:rPr>
+            </w:pPr>
+            <w:r>
+              <w:rPr>
+                <w:rFonts w:ascii="Times New Roman" w:hAnsi="Times New Roman" w:cs="Times New Roman"/>
+                <w:sz w:val="16"/>
+                <w:szCs w:val="16"/>
               </w:rPr>
               <w:t>0.15</w:t>
             </w:r>
@@ -2067,15 +2153,16 @@
               <w:keepNext/>
               <w:spacing w:after="60"/>
               <w:rPr>
-                <w:sz w:val="18"/>
-                <w:szCs w:val="22"/>
-              </w:rPr>
-            </w:pPr>
-            <w:r>
-              <w:rPr>
-                <w:rFonts w:ascii="Calibri" w:hAnsi="Calibri"/>
-                <w:sz w:val="18"/>
-                <w:szCs w:val="22"/>
+                <w:rFonts w:ascii="Times New Roman" w:hAnsi="Times New Roman" w:cs="Times New Roman"/>
+                <w:sz w:val="16"/>
+                <w:szCs w:val="16"/>
+              </w:rPr>
+            </w:pPr>
+            <w:r>
+              <w:rPr>
+                <w:rFonts w:ascii="Times New Roman" w:hAnsi="Times New Roman" w:cs="Times New Roman"/>
+                <w:sz w:val="16"/>
+                <w:szCs w:val="16"/>
               </w:rPr>
               <w:t>Social functioning (degree of impairment)</w:t>
             </w:r>
@@ -2097,15 +2184,16 @@
               <w:spacing w:after="60"/>
               <w:jc w:val="right"/>
               <w:rPr>
-                <w:sz w:val="18"/>
-                <w:szCs w:val="22"/>
-              </w:rPr>
-            </w:pPr>
-            <w:r>
-              <w:rPr>
-                <w:rFonts w:ascii="Calibri" w:hAnsi="Calibri"/>
-                <w:sz w:val="18"/>
-                <w:szCs w:val="22"/>
+                <w:rFonts w:ascii="Times New Roman" w:hAnsi="Times New Roman" w:cs="Times New Roman"/>
+                <w:sz w:val="16"/>
+                <w:szCs w:val="16"/>
+              </w:rPr>
+            </w:pPr>
+            <w:r>
+              <w:rPr>
+                <w:rFonts w:ascii="Times New Roman" w:hAnsi="Times New Roman" w:cs="Times New Roman"/>
+                <w:sz w:val="16"/>
+                <w:szCs w:val="16"/>
               </w:rPr>
               <w:t>17</w:t>
             </w:r>
@@ -2127,15 +2215,16 @@
               <w:spacing w:after="60"/>
               <w:jc w:val="right"/>
               <w:rPr>
-                <w:sz w:val="18"/>
-                <w:szCs w:val="22"/>
-              </w:rPr>
-            </w:pPr>
-            <w:r>
-              <w:rPr>
-                <w:rFonts w:ascii="Calibri" w:hAnsi="Calibri"/>
-                <w:sz w:val="18"/>
-                <w:szCs w:val="22"/>
+                <w:rFonts w:ascii="Times New Roman" w:hAnsi="Times New Roman" w:cs="Times New Roman"/>
+                <w:sz w:val="16"/>
+                <w:szCs w:val="16"/>
+              </w:rPr>
+            </w:pPr>
+            <w:r>
+              <w:rPr>
+                <w:rFonts w:ascii="Times New Roman" w:hAnsi="Times New Roman" w:cs="Times New Roman"/>
+                <w:sz w:val="16"/>
+                <w:szCs w:val="16"/>
               </w:rPr>
               <w:t>48</w:t>
             </w:r>
@@ -2156,15 +2245,16 @@
               <w:keepNext/>
               <w:spacing w:after="60"/>
               <w:rPr>
-                <w:sz w:val="18"/>
-                <w:szCs w:val="22"/>
-              </w:rPr>
-            </w:pPr>
-            <w:r>
-              <w:rPr>
-                <w:rFonts w:ascii="Calibri" w:hAnsi="Calibri"/>
-                <w:sz w:val="18"/>
-                <w:szCs w:val="22"/>
+                <w:rFonts w:ascii="Times New Roman" w:hAnsi="Times New Roman" w:cs="Times New Roman"/>
+                <w:sz w:val="16"/>
+                <w:szCs w:val="16"/>
+              </w:rPr>
+            </w:pPr>
+            <w:r>
+              <w:rPr>
+                <w:rFonts w:ascii="Times New Roman" w:hAnsi="Times New Roman" w:cs="Times New Roman"/>
+                <w:sz w:val="16"/>
+                <w:szCs w:val="16"/>
               </w:rPr>
               <w:t>0.18 [0.02, 0.34]</w:t>
             </w:r>
@@ -2186,15 +2276,16 @@
               <w:spacing w:after="60"/>
               <w:jc w:val="right"/>
               <w:rPr>
-                <w:sz w:val="18"/>
-                <w:szCs w:val="22"/>
-              </w:rPr>
-            </w:pPr>
-            <w:r>
-              <w:rPr>
-                <w:rFonts w:ascii="Calibri" w:hAnsi="Calibri"/>
-                <w:sz w:val="18"/>
-                <w:szCs w:val="22"/>
+                <w:rFonts w:ascii="Times New Roman" w:hAnsi="Times New Roman" w:cs="Times New Roman"/>
+                <w:sz w:val="16"/>
+                <w:szCs w:val="16"/>
+              </w:rPr>
+            </w:pPr>
+            <w:r>
+              <w:rPr>
+                <w:rFonts w:ascii="Times New Roman" w:hAnsi="Times New Roman" w:cs="Times New Roman"/>
+                <w:sz w:val="16"/>
+                <w:szCs w:val="16"/>
               </w:rPr>
               <w:t>0.027</w:t>
             </w:r>
@@ -2216,15 +2307,16 @@
               <w:spacing w:after="60"/>
               <w:jc w:val="right"/>
               <w:rPr>
-                <w:sz w:val="18"/>
-                <w:szCs w:val="22"/>
-              </w:rPr>
-            </w:pPr>
-            <w:r>
-              <w:rPr>
-                <w:rFonts w:ascii="Calibri" w:hAnsi="Calibri"/>
-                <w:sz w:val="18"/>
-                <w:szCs w:val="22"/>
+                <w:rFonts w:ascii="Times New Roman" w:hAnsi="Times New Roman" w:cs="Times New Roman"/>
+                <w:sz w:val="16"/>
+                <w:szCs w:val="16"/>
+              </w:rPr>
+            </w:pPr>
+            <w:r>
+              <w:rPr>
+                <w:rFonts w:ascii="Times New Roman" w:hAnsi="Times New Roman" w:cs="Times New Roman"/>
+                <w:sz w:val="16"/>
+                <w:szCs w:val="16"/>
               </w:rPr>
               <w:t>10.8</w:t>
             </w:r>
@@ -2246,15 +2338,16 @@
               <w:spacing w:after="60"/>
               <w:jc w:val="right"/>
               <w:rPr>
-                <w:sz w:val="18"/>
-                <w:szCs w:val="22"/>
-              </w:rPr>
-            </w:pPr>
-            <w:r>
-              <w:rPr>
-                <w:rFonts w:ascii="Calibri" w:hAnsi="Calibri"/>
-                <w:sz w:val="18"/>
-                <w:szCs w:val="22"/>
+                <w:rFonts w:ascii="Times New Roman" w:hAnsi="Times New Roman" w:cs="Times New Roman"/>
+                <w:sz w:val="16"/>
+                <w:szCs w:val="16"/>
+              </w:rPr>
+            </w:pPr>
+            <w:r>
+              <w:rPr>
+                <w:rFonts w:ascii="Times New Roman" w:hAnsi="Times New Roman" w:cs="Times New Roman"/>
+                <w:sz w:val="16"/>
+                <w:szCs w:val="16"/>
               </w:rPr>
               <w:t>0.21</w:t>
             </w:r>
@@ -2275,15 +2368,16 @@
               <w:keepNext/>
               <w:spacing w:after="60"/>
               <w:rPr>
-                <w:sz w:val="18"/>
-                <w:szCs w:val="22"/>
-              </w:rPr>
-            </w:pPr>
-            <w:r>
-              <w:rPr>
-                <w:rFonts w:ascii="Calibri" w:hAnsi="Calibri"/>
-                <w:sz w:val="18"/>
-                <w:szCs w:val="22"/>
+                <w:rFonts w:ascii="Times New Roman" w:hAnsi="Times New Roman" w:cs="Times New Roman"/>
+                <w:sz w:val="16"/>
+                <w:szCs w:val="16"/>
+              </w:rPr>
+            </w:pPr>
+            <w:r>
+              <w:rPr>
+                <w:rFonts w:ascii="Times New Roman" w:hAnsi="Times New Roman" w:cs="Times New Roman"/>
+                <w:sz w:val="16"/>
+                <w:szCs w:val="16"/>
               </w:rPr>
               <w:t>0.18 [0.02, 0.34]</w:t>
             </w:r>
@@ -2305,15 +2399,16 @@
               <w:spacing w:after="60"/>
               <w:jc w:val="right"/>
               <w:rPr>
-                <w:sz w:val="18"/>
-                <w:szCs w:val="22"/>
-              </w:rPr>
-            </w:pPr>
-            <w:r>
-              <w:rPr>
-                <w:rFonts w:ascii="Calibri" w:hAnsi="Calibri"/>
-                <w:sz w:val="18"/>
-                <w:szCs w:val="22"/>
+                <w:rFonts w:ascii="Times New Roman" w:hAnsi="Times New Roman" w:cs="Times New Roman"/>
+                <w:sz w:val="16"/>
+                <w:szCs w:val="16"/>
+              </w:rPr>
+            </w:pPr>
+            <w:r>
+              <w:rPr>
+                <w:rFonts w:ascii="Times New Roman" w:hAnsi="Times New Roman" w:cs="Times New Roman"/>
+                <w:sz w:val="16"/>
+                <w:szCs w:val="16"/>
               </w:rPr>
               <w:t>0.031</w:t>
             </w:r>
@@ -2335,15 +2430,16 @@
               <w:spacing w:after="60"/>
               <w:jc w:val="right"/>
               <w:rPr>
-                <w:sz w:val="18"/>
-                <w:szCs w:val="22"/>
-              </w:rPr>
-            </w:pPr>
-            <w:r>
-              <w:rPr>
-                <w:rFonts w:ascii="Calibri" w:hAnsi="Calibri"/>
-                <w:sz w:val="18"/>
-                <w:szCs w:val="22"/>
+                <w:rFonts w:ascii="Times New Roman" w:hAnsi="Times New Roman" w:cs="Times New Roman"/>
+                <w:sz w:val="16"/>
+                <w:szCs w:val="16"/>
+              </w:rPr>
+            </w:pPr>
+            <w:r>
+              <w:rPr>
+                <w:rFonts w:ascii="Times New Roman" w:hAnsi="Times New Roman" w:cs="Times New Roman"/>
+                <w:sz w:val="16"/>
+                <w:szCs w:val="16"/>
               </w:rPr>
               <w:t>11.4</w:t>
             </w:r>
@@ -2351,29 +2447,30 @@
         </w:tc>
         <w:tc>
           <w:tcPr>
-            <w:tcW w:w="0" w:type="auto"/>
-            <w:tcBorders>
-              <w:top w:val="single" w:sz="0" w:space="0" w:color="D3D3D3"/>
-              <w:left w:val="single" w:sz="0" w:space="0" w:color="D3D3D3"/>
-              <w:bottom w:val="single" w:sz="0" w:space="0" w:color="D3D3D3"/>
-              <w:right w:val="single" w:sz="0" w:space="0" w:color="D3D3D3"/>
-            </w:tcBorders>
-          </w:tcPr>
-          <w:p>
-            <w:pPr>
-              <w:keepNext/>
-              <w:spacing w:after="60"/>
-              <w:jc w:val="right"/>
-              <w:rPr>
-                <w:sz w:val="18"/>
-                <w:szCs w:val="22"/>
-              </w:rPr>
-            </w:pPr>
-            <w:r>
-              <w:rPr>
-                <w:rFonts w:ascii="Calibri" w:hAnsi="Calibri"/>
-                <w:sz w:val="18"/>
-                <w:szCs w:val="22"/>
+            <w:tcW w:w="627" w:type="dxa"/>
+            <w:tcBorders>
+              <w:top w:val="single" w:sz="0" w:space="0" w:color="D3D3D3"/>
+              <w:left w:val="single" w:sz="0" w:space="0" w:color="D3D3D3"/>
+              <w:bottom w:val="single" w:sz="0" w:space="0" w:color="D3D3D3"/>
+              <w:right w:val="single" w:sz="0" w:space="0" w:color="D3D3D3"/>
+            </w:tcBorders>
+          </w:tcPr>
+          <w:p>
+            <w:pPr>
+              <w:keepNext/>
+              <w:spacing w:after="60"/>
+              <w:jc w:val="right"/>
+              <w:rPr>
+                <w:rFonts w:ascii="Times New Roman" w:hAnsi="Times New Roman" w:cs="Times New Roman"/>
+                <w:sz w:val="16"/>
+                <w:szCs w:val="16"/>
+              </w:rPr>
+            </w:pPr>
+            <w:r>
+              <w:rPr>
+                <w:rFonts w:ascii="Times New Roman" w:hAnsi="Times New Roman" w:cs="Times New Roman"/>
+                <w:sz w:val="16"/>
+                <w:szCs w:val="16"/>
               </w:rPr>
               <w:t>0.19</w:t>
             </w:r>
@@ -2400,15 +2497,16 @@
               <w:keepNext/>
               <w:spacing w:after="60"/>
               <w:rPr>
-                <w:sz w:val="18"/>
-                <w:szCs w:val="22"/>
-              </w:rPr>
-            </w:pPr>
-            <w:r>
-              <w:rPr>
-                <w:rFonts w:ascii="Calibri" w:hAnsi="Calibri"/>
-                <w:sz w:val="18"/>
-                <w:szCs w:val="22"/>
+                <w:rFonts w:ascii="Times New Roman" w:hAnsi="Times New Roman" w:cs="Times New Roman"/>
+                <w:sz w:val="16"/>
+                <w:szCs w:val="16"/>
+              </w:rPr>
+            </w:pPr>
+            <w:r>
+              <w:rPr>
+                <w:rFonts w:ascii="Times New Roman" w:hAnsi="Times New Roman" w:cs="Times New Roman"/>
+                <w:sz w:val="16"/>
+                <w:szCs w:val="16"/>
               </w:rPr>
               <w:t>Wellbeing and quality of life</w:t>
             </w:r>
@@ -2430,15 +2528,16 @@
               <w:spacing w:after="60"/>
               <w:jc w:val="right"/>
               <w:rPr>
-                <w:sz w:val="18"/>
-                <w:szCs w:val="22"/>
-              </w:rPr>
-            </w:pPr>
-            <w:r>
-              <w:rPr>
-                <w:rFonts w:ascii="Calibri" w:hAnsi="Calibri"/>
-                <w:sz w:val="18"/>
-                <w:szCs w:val="22"/>
+                <w:rFonts w:ascii="Times New Roman" w:hAnsi="Times New Roman" w:cs="Times New Roman"/>
+                <w:sz w:val="16"/>
+                <w:szCs w:val="16"/>
+              </w:rPr>
+            </w:pPr>
+            <w:r>
+              <w:rPr>
+                <w:rFonts w:ascii="Times New Roman" w:hAnsi="Times New Roman" w:cs="Times New Roman"/>
+                <w:sz w:val="16"/>
+                <w:szCs w:val="16"/>
               </w:rPr>
               <w:t>25</w:t>
             </w:r>
@@ -2460,15 +2559,16 @@
               <w:spacing w:after="60"/>
               <w:jc w:val="right"/>
               <w:rPr>
-                <w:sz w:val="18"/>
-                <w:szCs w:val="22"/>
-              </w:rPr>
-            </w:pPr>
-            <w:r>
-              <w:rPr>
-                <w:rFonts w:ascii="Calibri" w:hAnsi="Calibri"/>
-                <w:sz w:val="18"/>
-                <w:szCs w:val="22"/>
+                <w:rFonts w:ascii="Times New Roman" w:hAnsi="Times New Roman" w:cs="Times New Roman"/>
+                <w:sz w:val="16"/>
+                <w:szCs w:val="16"/>
+              </w:rPr>
+            </w:pPr>
+            <w:r>
+              <w:rPr>
+                <w:rFonts w:ascii="Times New Roman" w:hAnsi="Times New Roman" w:cs="Times New Roman"/>
+                <w:sz w:val="16"/>
+                <w:szCs w:val="16"/>
               </w:rPr>
               <w:t>68</w:t>
             </w:r>
@@ -2489,15 +2589,16 @@
               <w:keepNext/>
               <w:spacing w:after="60"/>
               <w:rPr>
-                <w:sz w:val="18"/>
-                <w:szCs w:val="22"/>
-              </w:rPr>
-            </w:pPr>
-            <w:r>
-              <w:rPr>
-                <w:rFonts w:ascii="Calibri" w:hAnsi="Calibri"/>
-                <w:sz w:val="18"/>
-                <w:szCs w:val="22"/>
+                <w:rFonts w:ascii="Times New Roman" w:hAnsi="Times New Roman" w:cs="Times New Roman"/>
+                <w:sz w:val="16"/>
+                <w:szCs w:val="16"/>
+              </w:rPr>
+            </w:pPr>
+            <w:r>
+              <w:rPr>
+                <w:rFonts w:ascii="Times New Roman" w:hAnsi="Times New Roman" w:cs="Times New Roman"/>
+                <w:sz w:val="16"/>
+                <w:szCs w:val="16"/>
               </w:rPr>
               <w:t>0.22 [0.12, 0.32]</w:t>
             </w:r>
@@ -2519,15 +2620,16 @@
               <w:spacing w:after="60"/>
               <w:jc w:val="right"/>
               <w:rPr>
-                <w:sz w:val="18"/>
-                <w:szCs w:val="22"/>
-              </w:rPr>
-            </w:pPr>
-            <w:r>
-              <w:rPr>
-                <w:rFonts w:ascii="Calibri" w:hAnsi="Calibri"/>
-                <w:sz w:val="18"/>
-                <w:szCs w:val="22"/>
+                <w:rFonts w:ascii="Times New Roman" w:hAnsi="Times New Roman" w:cs="Times New Roman"/>
+                <w:sz w:val="16"/>
+                <w:szCs w:val="16"/>
+              </w:rPr>
+            </w:pPr>
+            <w:r>
+              <w:rPr>
+                <w:rFonts w:ascii="Times New Roman" w:hAnsi="Times New Roman" w:cs="Times New Roman"/>
+                <w:sz w:val="16"/>
+                <w:szCs w:val="16"/>
               </w:rPr>
               <w:t>0.000</w:t>
             </w:r>
@@ -2549,15 +2651,16 @@
               <w:spacing w:after="60"/>
               <w:jc w:val="right"/>
               <w:rPr>
-                <w:sz w:val="18"/>
-                <w:szCs w:val="22"/>
-              </w:rPr>
-            </w:pPr>
-            <w:r>
-              <w:rPr>
-                <w:rFonts w:ascii="Calibri" w:hAnsi="Calibri"/>
-                <w:sz w:val="18"/>
-                <w:szCs w:val="22"/>
+                <w:rFonts w:ascii="Times New Roman" w:hAnsi="Times New Roman" w:cs="Times New Roman"/>
+                <w:sz w:val="16"/>
+                <w:szCs w:val="16"/>
+              </w:rPr>
+            </w:pPr>
+            <w:r>
+              <w:rPr>
+                <w:rFonts w:ascii="Times New Roman" w:hAnsi="Times New Roman" w:cs="Times New Roman"/>
+                <w:sz w:val="16"/>
+                <w:szCs w:val="16"/>
               </w:rPr>
               <w:t>13.0</w:t>
             </w:r>
@@ -2579,15 +2682,16 @@
               <w:spacing w:after="60"/>
               <w:jc w:val="right"/>
               <w:rPr>
-                <w:sz w:val="18"/>
-                <w:szCs w:val="22"/>
-              </w:rPr>
-            </w:pPr>
-            <w:r>
-              <w:rPr>
-                <w:rFonts w:ascii="Calibri" w:hAnsi="Calibri"/>
-                <w:sz w:val="18"/>
-                <w:szCs w:val="22"/>
+                <w:rFonts w:ascii="Times New Roman" w:hAnsi="Times New Roman" w:cs="Times New Roman"/>
+                <w:sz w:val="16"/>
+                <w:szCs w:val="16"/>
+              </w:rPr>
+            </w:pPr>
+            <w:r>
+              <w:rPr>
+                <w:rFonts w:ascii="Times New Roman" w:hAnsi="Times New Roman" w:cs="Times New Roman"/>
+                <w:sz w:val="16"/>
+                <w:szCs w:val="16"/>
               </w:rPr>
               <w:t>0.18</w:t>
             </w:r>
@@ -2608,15 +2712,16 @@
               <w:keepNext/>
               <w:spacing w:after="60"/>
               <w:rPr>
-                <w:sz w:val="18"/>
-                <w:szCs w:val="22"/>
-              </w:rPr>
-            </w:pPr>
-            <w:r>
-              <w:rPr>
-                <w:rFonts w:ascii="Calibri" w:hAnsi="Calibri"/>
-                <w:sz w:val="18"/>
-                <w:szCs w:val="22"/>
+                <w:rFonts w:ascii="Times New Roman" w:hAnsi="Times New Roman" w:cs="Times New Roman"/>
+                <w:sz w:val="16"/>
+                <w:szCs w:val="16"/>
+              </w:rPr>
+            </w:pPr>
+            <w:r>
+              <w:rPr>
+                <w:rFonts w:ascii="Times New Roman" w:hAnsi="Times New Roman" w:cs="Times New Roman"/>
+                <w:sz w:val="16"/>
+                <w:szCs w:val="16"/>
               </w:rPr>
               <w:t>0.2 [0.1, 0.29]</w:t>
             </w:r>
@@ -2638,15 +2743,16 @@
               <w:spacing w:after="60"/>
               <w:jc w:val="right"/>
               <w:rPr>
-                <w:sz w:val="18"/>
-                <w:szCs w:val="22"/>
-              </w:rPr>
-            </w:pPr>
-            <w:r>
-              <w:rPr>
-                <w:rFonts w:ascii="Calibri" w:hAnsi="Calibri"/>
-                <w:sz w:val="18"/>
-                <w:szCs w:val="22"/>
+                <w:rFonts w:ascii="Times New Roman" w:hAnsi="Times New Roman" w:cs="Times New Roman"/>
+                <w:sz w:val="16"/>
+                <w:szCs w:val="16"/>
+              </w:rPr>
+            </w:pPr>
+            <w:r>
+              <w:rPr>
+                <w:rFonts w:ascii="Times New Roman" w:hAnsi="Times New Roman" w:cs="Times New Roman"/>
+                <w:sz w:val="16"/>
+                <w:szCs w:val="16"/>
               </w:rPr>
               <w:t>0.000</w:t>
             </w:r>
@@ -2668,15 +2774,16 @@
               <w:spacing w:after="60"/>
               <w:jc w:val="right"/>
               <w:rPr>
-                <w:sz w:val="18"/>
-                <w:szCs w:val="22"/>
-              </w:rPr>
-            </w:pPr>
-            <w:r>
-              <w:rPr>
-                <w:rFonts w:ascii="Calibri" w:hAnsi="Calibri"/>
-                <w:sz w:val="18"/>
-                <w:szCs w:val="22"/>
+                <w:rFonts w:ascii="Times New Roman" w:hAnsi="Times New Roman" w:cs="Times New Roman"/>
+                <w:sz w:val="16"/>
+                <w:szCs w:val="16"/>
+              </w:rPr>
+            </w:pPr>
+            <w:r>
+              <w:rPr>
+                <w:rFonts w:ascii="Times New Roman" w:hAnsi="Times New Roman" w:cs="Times New Roman"/>
+                <w:sz w:val="16"/>
+                <w:szCs w:val="16"/>
               </w:rPr>
               <w:t>14.6</w:t>
             </w:r>
@@ -2684,29 +2791,30 @@
         </w:tc>
         <w:tc>
           <w:tcPr>
-            <w:tcW w:w="0" w:type="auto"/>
-            <w:tcBorders>
-              <w:top w:val="single" w:sz="0" w:space="0" w:color="D3D3D3"/>
-              <w:left w:val="single" w:sz="0" w:space="0" w:color="D3D3D3"/>
-              <w:bottom w:val="single" w:sz="0" w:space="0" w:color="D3D3D3"/>
-              <w:right w:val="single" w:sz="0" w:space="0" w:color="D3D3D3"/>
-            </w:tcBorders>
-          </w:tcPr>
-          <w:p>
-            <w:pPr>
-              <w:keepNext/>
-              <w:spacing w:after="60"/>
-              <w:jc w:val="right"/>
-              <w:rPr>
-                <w:sz w:val="18"/>
-                <w:szCs w:val="22"/>
-              </w:rPr>
-            </w:pPr>
-            <w:r>
-              <w:rPr>
-                <w:rFonts w:ascii="Calibri" w:hAnsi="Calibri"/>
-                <w:sz w:val="18"/>
-                <w:szCs w:val="22"/>
+            <w:tcW w:w="627" w:type="dxa"/>
+            <w:tcBorders>
+              <w:top w:val="single" w:sz="0" w:space="0" w:color="D3D3D3"/>
+              <w:left w:val="single" w:sz="0" w:space="0" w:color="D3D3D3"/>
+              <w:bottom w:val="single" w:sz="0" w:space="0" w:color="D3D3D3"/>
+              <w:right w:val="single" w:sz="0" w:space="0" w:color="D3D3D3"/>
+            </w:tcBorders>
+          </w:tcPr>
+          <w:p>
+            <w:pPr>
+              <w:keepNext/>
+              <w:spacing w:after="60"/>
+              <w:jc w:val="right"/>
+              <w:rPr>
+                <w:rFonts w:ascii="Times New Roman" w:hAnsi="Times New Roman" w:cs="Times New Roman"/>
+                <w:sz w:val="16"/>
+                <w:szCs w:val="16"/>
+              </w:rPr>
+            </w:pPr>
+            <w:r>
+              <w:rPr>
+                <w:rFonts w:ascii="Times New Roman" w:hAnsi="Times New Roman" w:cs="Times New Roman"/>
+                <w:sz w:val="16"/>
+                <w:szCs w:val="16"/>
               </w:rPr>
               <w:t>0.16</w:t>
             </w:r>
@@ -2733,15 +2841,16 @@
               <w:keepNext/>
               <w:spacing w:after="60"/>
               <w:rPr>
-                <w:sz w:val="18"/>
-                <w:szCs w:val="22"/>
-              </w:rPr>
-            </w:pPr>
-            <w:r>
-              <w:rPr>
-                <w:rFonts w:ascii="Calibri" w:hAnsi="Calibri"/>
-                <w:sz w:val="18"/>
-                <w:szCs w:val="22"/>
+                <w:rFonts w:ascii="Times New Roman" w:hAnsi="Times New Roman" w:cs="Times New Roman"/>
+                <w:sz w:val="16"/>
+                <w:szCs w:val="16"/>
+              </w:rPr>
+            </w:pPr>
+            <w:r>
+              <w:rPr>
+                <w:rFonts w:ascii="Times New Roman" w:hAnsi="Times New Roman" w:cs="Times New Roman"/>
+                <w:sz w:val="16"/>
+                <w:szCs w:val="16"/>
               </w:rPr>
               <w:t>Other</w:t>
             </w:r>
@@ -2763,15 +2872,16 @@
               <w:spacing w:after="60"/>
               <w:jc w:val="right"/>
               <w:rPr>
-                <w:sz w:val="18"/>
-                <w:szCs w:val="22"/>
-              </w:rPr>
-            </w:pPr>
-            <w:r>
-              <w:rPr>
-                <w:rFonts w:ascii="Calibri" w:hAnsi="Calibri"/>
-                <w:sz w:val="18"/>
-                <w:szCs w:val="22"/>
+                <w:rFonts w:ascii="Times New Roman" w:hAnsi="Times New Roman" w:cs="Times New Roman"/>
+                <w:sz w:val="16"/>
+                <w:szCs w:val="16"/>
+              </w:rPr>
+            </w:pPr>
+            <w:r>
+              <w:rPr>
+                <w:rFonts w:ascii="Times New Roman" w:hAnsi="Times New Roman" w:cs="Times New Roman"/>
+                <w:sz w:val="16"/>
+                <w:szCs w:val="16"/>
               </w:rPr>
               <w:t>4</w:t>
             </w:r>
@@ -2793,15 +2903,16 @@
               <w:spacing w:after="60"/>
               <w:jc w:val="right"/>
               <w:rPr>
-                <w:sz w:val="18"/>
-                <w:szCs w:val="22"/>
-              </w:rPr>
-            </w:pPr>
-            <w:r>
-              <w:rPr>
-                <w:rFonts w:ascii="Calibri" w:hAnsi="Calibri"/>
-                <w:sz w:val="18"/>
-                <w:szCs w:val="22"/>
+                <w:rFonts w:ascii="Times New Roman" w:hAnsi="Times New Roman" w:cs="Times New Roman"/>
+                <w:sz w:val="16"/>
+                <w:szCs w:val="16"/>
+              </w:rPr>
+            </w:pPr>
+            <w:r>
+              <w:rPr>
+                <w:rFonts w:ascii="Times New Roman" w:hAnsi="Times New Roman" w:cs="Times New Roman"/>
+                <w:sz w:val="16"/>
+                <w:szCs w:val="16"/>
               </w:rPr>
               <w:t>6</w:t>
             </w:r>
@@ -2822,15 +2933,16 @@
               <w:keepNext/>
               <w:spacing w:after="60"/>
               <w:rPr>
-                <w:sz w:val="18"/>
-                <w:szCs w:val="22"/>
-              </w:rPr>
-            </w:pPr>
-            <w:r>
-              <w:rPr>
-                <w:rFonts w:ascii="Calibri" w:hAnsi="Calibri"/>
-                <w:sz w:val="18"/>
-                <w:szCs w:val="22"/>
+                <w:rFonts w:ascii="Times New Roman" w:hAnsi="Times New Roman" w:cs="Times New Roman"/>
+                <w:sz w:val="16"/>
+                <w:szCs w:val="16"/>
+              </w:rPr>
+            </w:pPr>
+            <w:r>
+              <w:rPr>
+                <w:rFonts w:ascii="Times New Roman" w:hAnsi="Times New Roman" w:cs="Times New Roman"/>
+                <w:sz w:val="16"/>
+                <w:szCs w:val="16"/>
               </w:rPr>
               <w:t>0.32 [0.02, 0.62]</w:t>
             </w:r>
@@ -2852,15 +2964,16 @@
               <w:spacing w:after="60"/>
               <w:jc w:val="right"/>
               <w:rPr>
-                <w:sz w:val="18"/>
-                <w:szCs w:val="22"/>
-              </w:rPr>
-            </w:pPr>
-            <w:r>
-              <w:rPr>
-                <w:rFonts w:ascii="Calibri" w:hAnsi="Calibri"/>
-                <w:sz w:val="18"/>
-                <w:szCs w:val="22"/>
+                <w:rFonts w:ascii="Times New Roman" w:hAnsi="Times New Roman" w:cs="Times New Roman"/>
+                <w:sz w:val="16"/>
+                <w:szCs w:val="16"/>
+              </w:rPr>
+            </w:pPr>
+            <w:r>
+              <w:rPr>
+                <w:rFonts w:ascii="Times New Roman" w:hAnsi="Times New Roman" w:cs="Times New Roman"/>
+                <w:sz w:val="16"/>
+                <w:szCs w:val="16"/>
               </w:rPr>
               <w:t>0.044</w:t>
             </w:r>
@@ -2882,15 +2995,16 @@
               <w:spacing w:after="60"/>
               <w:jc w:val="right"/>
               <w:rPr>
-                <w:sz w:val="18"/>
-                <w:szCs w:val="22"/>
-              </w:rPr>
-            </w:pPr>
-            <w:r>
-              <w:rPr>
-                <w:rFonts w:ascii="Calibri" w:hAnsi="Calibri"/>
-                <w:sz w:val="18"/>
-                <w:szCs w:val="22"/>
+                <w:rFonts w:ascii="Times New Roman" w:hAnsi="Times New Roman" w:cs="Times New Roman"/>
+                <w:sz w:val="16"/>
+                <w:szCs w:val="16"/>
+              </w:rPr>
+            </w:pPr>
+            <w:r>
+              <w:rPr>
+                <w:rFonts w:ascii="Times New Roman" w:hAnsi="Times New Roman" w:cs="Times New Roman"/>
+                <w:sz w:val="16"/>
+                <w:szCs w:val="16"/>
               </w:rPr>
               <w:t>2.8</w:t>
             </w:r>
@@ -2912,15 +3026,16 @@
               <w:spacing w:after="60"/>
               <w:jc w:val="right"/>
               <w:rPr>
-                <w:sz w:val="18"/>
-                <w:szCs w:val="22"/>
-              </w:rPr>
-            </w:pPr>
-            <w:r>
-              <w:rPr>
-                <w:rFonts w:ascii="Calibri" w:hAnsi="Calibri"/>
-                <w:sz w:val="18"/>
-                <w:szCs w:val="22"/>
+                <w:rFonts w:ascii="Times New Roman" w:hAnsi="Times New Roman" w:cs="Times New Roman"/>
+                <w:sz w:val="16"/>
+                <w:szCs w:val="16"/>
+              </w:rPr>
+            </w:pPr>
+            <w:r>
+              <w:rPr>
+                <w:rFonts w:ascii="Times New Roman" w:hAnsi="Times New Roman" w:cs="Times New Roman"/>
+                <w:sz w:val="16"/>
+                <w:szCs w:val="16"/>
               </w:rPr>
               <w:t>0.00</w:t>
             </w:r>
@@ -2941,15 +3056,16 @@
               <w:keepNext/>
               <w:spacing w:after="60"/>
               <w:rPr>
-                <w:sz w:val="18"/>
-                <w:szCs w:val="22"/>
-              </w:rPr>
-            </w:pPr>
-            <w:r>
-              <w:rPr>
-                <w:rFonts w:ascii="Calibri" w:hAnsi="Calibri"/>
-                <w:sz w:val="18"/>
-                <w:szCs w:val="22"/>
+                <w:rFonts w:ascii="Times New Roman" w:hAnsi="Times New Roman" w:cs="Times New Roman"/>
+                <w:sz w:val="16"/>
+                <w:szCs w:val="16"/>
+              </w:rPr>
+            </w:pPr>
+            <w:r>
+              <w:rPr>
+                <w:rFonts w:ascii="Times New Roman" w:hAnsi="Times New Roman" w:cs="Times New Roman"/>
+                <w:sz w:val="16"/>
+                <w:szCs w:val="16"/>
               </w:rPr>
               <w:t>0.34 [-0.11, 0.79]</w:t>
             </w:r>
@@ -2971,15 +3087,16 @@
               <w:spacing w:after="60"/>
               <w:jc w:val="right"/>
               <w:rPr>
-                <w:sz w:val="18"/>
-                <w:szCs w:val="22"/>
-              </w:rPr>
-            </w:pPr>
-            <w:r>
-              <w:rPr>
-                <w:rFonts w:ascii="Calibri" w:hAnsi="Calibri"/>
-                <w:sz w:val="18"/>
-                <w:szCs w:val="22"/>
+                <w:rFonts w:ascii="Times New Roman" w:hAnsi="Times New Roman" w:cs="Times New Roman"/>
+                <w:sz w:val="16"/>
+                <w:szCs w:val="16"/>
+              </w:rPr>
+            </w:pPr>
+            <w:r>
+              <w:rPr>
+                <w:rFonts w:ascii="Times New Roman" w:hAnsi="Times New Roman" w:cs="Times New Roman"/>
+                <w:sz w:val="16"/>
+                <w:szCs w:val="16"/>
               </w:rPr>
               <w:t>0.096</w:t>
             </w:r>
@@ -3001,15 +3118,16 @@
               <w:spacing w:after="60"/>
               <w:jc w:val="right"/>
               <w:rPr>
-                <w:sz w:val="18"/>
-                <w:szCs w:val="22"/>
-              </w:rPr>
-            </w:pPr>
-            <w:r>
-              <w:rPr>
-                <w:rFonts w:ascii="Calibri" w:hAnsi="Calibri"/>
-                <w:sz w:val="18"/>
-                <w:szCs w:val="22"/>
+                <w:rFonts w:ascii="Times New Roman" w:hAnsi="Times New Roman" w:cs="Times New Roman"/>
+                <w:sz w:val="16"/>
+                <w:szCs w:val="16"/>
+              </w:rPr>
+            </w:pPr>
+            <w:r>
+              <w:rPr>
+                <w:rFonts w:ascii="Times New Roman" w:hAnsi="Times New Roman" w:cs="Times New Roman"/>
+                <w:sz w:val="16"/>
+                <w:szCs w:val="16"/>
               </w:rPr>
               <w:t>3.2</w:t>
             </w:r>
@@ -3017,29 +3135,30 @@
         </w:tc>
         <w:tc>
           <w:tcPr>
-            <w:tcW w:w="0" w:type="auto"/>
-            <w:tcBorders>
-              <w:top w:val="single" w:sz="0" w:space="0" w:color="D3D3D3"/>
-              <w:left w:val="single" w:sz="0" w:space="0" w:color="D3D3D3"/>
-              <w:bottom w:val="single" w:sz="0" w:space="0" w:color="D3D3D3"/>
-              <w:right w:val="single" w:sz="0" w:space="0" w:color="D3D3D3"/>
-            </w:tcBorders>
-          </w:tcPr>
-          <w:p>
-            <w:pPr>
-              <w:keepNext/>
-              <w:spacing w:after="60"/>
-              <w:jc w:val="right"/>
-              <w:rPr>
-                <w:sz w:val="18"/>
-                <w:szCs w:val="22"/>
-              </w:rPr>
-            </w:pPr>
-            <w:r>
-              <w:rPr>
-                <w:rFonts w:ascii="Calibri" w:hAnsi="Calibri"/>
-                <w:sz w:val="18"/>
-                <w:szCs w:val="22"/>
+            <w:tcW w:w="627" w:type="dxa"/>
+            <w:tcBorders>
+              <w:top w:val="single" w:sz="0" w:space="0" w:color="D3D3D3"/>
+              <w:left w:val="single" w:sz="0" w:space="0" w:color="D3D3D3"/>
+              <w:bottom w:val="single" w:sz="0" w:space="0" w:color="D3D3D3"/>
+              <w:right w:val="single" w:sz="0" w:space="0" w:color="D3D3D3"/>
+            </w:tcBorders>
+          </w:tcPr>
+          <w:p>
+            <w:pPr>
+              <w:keepNext/>
+              <w:spacing w:after="60"/>
+              <w:jc w:val="right"/>
+              <w:rPr>
+                <w:rFonts w:ascii="Times New Roman" w:hAnsi="Times New Roman" w:cs="Times New Roman"/>
+                <w:sz w:val="16"/>
+                <w:szCs w:val="16"/>
+              </w:rPr>
+            </w:pPr>
+            <w:r>
+              <w:rPr>
+                <w:rFonts w:ascii="Times New Roman" w:hAnsi="Times New Roman" w:cs="Times New Roman"/>
+                <w:sz w:val="16"/>
+                <w:szCs w:val="16"/>
               </w:rPr>
               <w:t>0.00</w:t>
             </w:r>
@@ -3066,15 +3185,16 @@
               <w:keepNext/>
               <w:spacing w:after="60"/>
               <w:rPr>
-                <w:sz w:val="18"/>
-                <w:szCs w:val="22"/>
-              </w:rPr>
-            </w:pPr>
-            <w:r>
-              <w:rPr>
-                <w:rFonts w:ascii="Calibri" w:hAnsi="Calibri"/>
-                <w:sz w:val="18"/>
-                <w:szCs w:val="22"/>
+                <w:rFonts w:ascii="Times New Roman" w:hAnsi="Times New Roman" w:cs="Times New Roman"/>
+                <w:sz w:val="16"/>
+                <w:szCs w:val="16"/>
+              </w:rPr>
+            </w:pPr>
+            <w:r>
+              <w:rPr>
+                <w:rFonts w:ascii="Times New Roman" w:hAnsi="Times New Roman" w:cs="Times New Roman"/>
+                <w:sz w:val="16"/>
+                <w:szCs w:val="16"/>
               </w:rPr>
               <w:t>Wald test (CWB)</w:t>
             </w:r>
@@ -3096,220 +3216,230 @@
               <w:spacing w:after="60"/>
               <w:jc w:val="right"/>
               <w:rPr>
-                <w:sz w:val="18"/>
-                <w:szCs w:val="22"/>
-              </w:rPr>
-            </w:pPr>
-          </w:p>
-        </w:tc>
-        <w:tc>
-          <w:tcPr>
-            <w:tcW w:w="0" w:type="auto"/>
-            <w:tcBorders>
-              <w:top w:val="single" w:sz="0" w:space="0" w:color="D3D3D3"/>
-              <w:left w:val="single" w:sz="0" w:space="0" w:color="D3D3D3"/>
-              <w:bottom w:val="single" w:sz="0" w:space="0" w:color="D3D3D3"/>
-              <w:right w:val="single" w:sz="0" w:space="0" w:color="D3D3D3"/>
-            </w:tcBorders>
-          </w:tcPr>
-          <w:p>
-            <w:pPr>
-              <w:keepNext/>
-              <w:spacing w:after="60"/>
-              <w:jc w:val="right"/>
-              <w:rPr>
-                <w:sz w:val="18"/>
-                <w:szCs w:val="22"/>
-              </w:rPr>
-            </w:pPr>
-          </w:p>
-        </w:tc>
-        <w:tc>
-          <w:tcPr>
-            <w:tcW w:w="0" w:type="auto"/>
-            <w:tcBorders>
-              <w:top w:val="single" w:sz="0" w:space="0" w:color="D3D3D3"/>
-              <w:left w:val="single" w:sz="0" w:space="0" w:color="D3D3D3"/>
-              <w:bottom w:val="single" w:sz="0" w:space="0" w:color="D3D3D3"/>
-              <w:right w:val="single" w:sz="0" w:space="0" w:color="D3D3D3"/>
-            </w:tcBorders>
-          </w:tcPr>
-          <w:p>
-            <w:pPr>
-              <w:keepNext/>
-              <w:spacing w:after="60"/>
-              <w:rPr>
-                <w:sz w:val="18"/>
-                <w:szCs w:val="22"/>
-              </w:rPr>
-            </w:pPr>
-          </w:p>
-        </w:tc>
-        <w:tc>
-          <w:tcPr>
-            <w:tcW w:w="0" w:type="auto"/>
-            <w:tcBorders>
-              <w:top w:val="single" w:sz="0" w:space="0" w:color="D3D3D3"/>
-              <w:left w:val="single" w:sz="0" w:space="0" w:color="D3D3D3"/>
-              <w:bottom w:val="single" w:sz="0" w:space="0" w:color="D3D3D3"/>
-              <w:right w:val="single" w:sz="0" w:space="0" w:color="D3D3D3"/>
-            </w:tcBorders>
-          </w:tcPr>
-          <w:p>
-            <w:pPr>
-              <w:keepNext/>
-              <w:spacing w:after="60"/>
-              <w:jc w:val="right"/>
-              <w:rPr>
-                <w:sz w:val="18"/>
-                <w:szCs w:val="22"/>
-              </w:rPr>
-            </w:pPr>
-            <w:r>
-              <w:rPr>
-                <w:rFonts w:ascii="Calibri" w:hAnsi="Calibri"/>
-                <w:sz w:val="18"/>
-                <w:szCs w:val="22"/>
-              </w:rPr>
-              <w:t>0.267</w:t>
-            </w:r>
-          </w:p>
-        </w:tc>
-        <w:tc>
-          <w:tcPr>
-            <w:tcW w:w="0" w:type="auto"/>
-            <w:tcBorders>
-              <w:top w:val="single" w:sz="0" w:space="0" w:color="D3D3D3"/>
-              <w:left w:val="single" w:sz="0" w:space="0" w:color="D3D3D3"/>
-              <w:bottom w:val="single" w:sz="0" w:space="0" w:color="D3D3D3"/>
-              <w:right w:val="single" w:sz="0" w:space="0" w:color="D3D3D3"/>
-            </w:tcBorders>
-          </w:tcPr>
-          <w:p>
-            <w:pPr>
-              <w:keepNext/>
-              <w:spacing w:after="60"/>
-              <w:jc w:val="right"/>
-              <w:rPr>
-                <w:sz w:val="18"/>
-                <w:szCs w:val="22"/>
-              </w:rPr>
-            </w:pPr>
-          </w:p>
-        </w:tc>
-        <w:tc>
-          <w:tcPr>
-            <w:tcW w:w="0" w:type="auto"/>
-            <w:tcBorders>
-              <w:top w:val="single" w:sz="0" w:space="0" w:color="D3D3D3"/>
-              <w:left w:val="single" w:sz="0" w:space="0" w:color="D3D3D3"/>
-              <w:bottom w:val="single" w:sz="0" w:space="0" w:color="D3D3D3"/>
-              <w:right w:val="single" w:sz="0" w:space="0" w:color="D3D3D3"/>
-            </w:tcBorders>
-          </w:tcPr>
-          <w:p>
-            <w:pPr>
-              <w:keepNext/>
-              <w:spacing w:after="60"/>
-              <w:jc w:val="right"/>
-              <w:rPr>
-                <w:sz w:val="18"/>
-                <w:szCs w:val="22"/>
-              </w:rPr>
-            </w:pPr>
-          </w:p>
-        </w:tc>
-        <w:tc>
-          <w:tcPr>
-            <w:tcW w:w="0" w:type="auto"/>
-            <w:tcBorders>
-              <w:top w:val="single" w:sz="0" w:space="0" w:color="D3D3D3"/>
-              <w:left w:val="single" w:sz="0" w:space="0" w:color="D3D3D3"/>
-              <w:bottom w:val="single" w:sz="0" w:space="0" w:color="D3D3D3"/>
-              <w:right w:val="single" w:sz="0" w:space="0" w:color="D3D3D3"/>
-            </w:tcBorders>
-          </w:tcPr>
-          <w:p>
-            <w:pPr>
-              <w:keepNext/>
-              <w:spacing w:after="60"/>
-              <w:rPr>
-                <w:sz w:val="18"/>
-                <w:szCs w:val="22"/>
-              </w:rPr>
-            </w:pPr>
-          </w:p>
-        </w:tc>
-        <w:tc>
-          <w:tcPr>
-            <w:tcW w:w="0" w:type="auto"/>
-            <w:tcBorders>
-              <w:top w:val="single" w:sz="0" w:space="0" w:color="D3D3D3"/>
-              <w:left w:val="single" w:sz="0" w:space="0" w:color="D3D3D3"/>
-              <w:bottom w:val="single" w:sz="0" w:space="0" w:color="D3D3D3"/>
-              <w:right w:val="single" w:sz="0" w:space="0" w:color="D3D3D3"/>
-            </w:tcBorders>
-          </w:tcPr>
-          <w:p>
-            <w:pPr>
-              <w:keepNext/>
-              <w:spacing w:after="60"/>
-              <w:jc w:val="right"/>
-              <w:rPr>
-                <w:sz w:val="18"/>
-                <w:szCs w:val="22"/>
-              </w:rPr>
-            </w:pPr>
-            <w:r>
-              <w:rPr>
-                <w:rFonts w:ascii="Calibri" w:hAnsi="Calibri"/>
-                <w:sz w:val="18"/>
-                <w:szCs w:val="22"/>
-              </w:rPr>
-              <w:t>0.200</w:t>
-            </w:r>
-          </w:p>
-        </w:tc>
-        <w:tc>
-          <w:tcPr>
-            <w:tcW w:w="0" w:type="auto"/>
-            <w:tcBorders>
-              <w:top w:val="single" w:sz="0" w:space="0" w:color="D3D3D3"/>
-              <w:left w:val="single" w:sz="0" w:space="0" w:color="D3D3D3"/>
-              <w:bottom w:val="single" w:sz="0" w:space="0" w:color="D3D3D3"/>
-              <w:right w:val="single" w:sz="0" w:space="0" w:color="D3D3D3"/>
-            </w:tcBorders>
-          </w:tcPr>
-          <w:p>
-            <w:pPr>
-              <w:keepNext/>
-              <w:spacing w:after="60"/>
-              <w:jc w:val="right"/>
-              <w:rPr>
-                <w:sz w:val="18"/>
-                <w:szCs w:val="22"/>
-              </w:rPr>
-            </w:pPr>
-          </w:p>
-        </w:tc>
-        <w:tc>
-          <w:tcPr>
-            <w:tcW w:w="0" w:type="auto"/>
-            <w:tcBorders>
-              <w:top w:val="single" w:sz="0" w:space="0" w:color="D3D3D3"/>
-              <w:left w:val="single" w:sz="0" w:space="0" w:color="D3D3D3"/>
-              <w:bottom w:val="single" w:sz="0" w:space="0" w:color="D3D3D3"/>
-              <w:right w:val="single" w:sz="0" w:space="0" w:color="D3D3D3"/>
-            </w:tcBorders>
-          </w:tcPr>
-          <w:p>
-            <w:pPr>
-              <w:keepNext/>
-              <w:spacing w:after="60"/>
-              <w:jc w:val="right"/>
-              <w:rPr>
-                <w:sz w:val="18"/>
-                <w:szCs w:val="22"/>
+                <w:rFonts w:ascii="Times New Roman" w:hAnsi="Times New Roman" w:cs="Times New Roman"/>
+                <w:sz w:val="16"/>
+                <w:szCs w:val="16"/>
+              </w:rPr>
+            </w:pPr>
+          </w:p>
+        </w:tc>
+        <w:tc>
+          <w:tcPr>
+            <w:tcW w:w="0" w:type="auto"/>
+            <w:tcBorders>
+              <w:top w:val="single" w:sz="0" w:space="0" w:color="D3D3D3"/>
+              <w:left w:val="single" w:sz="0" w:space="0" w:color="D3D3D3"/>
+              <w:bottom w:val="single" w:sz="0" w:space="0" w:color="D3D3D3"/>
+              <w:right w:val="single" w:sz="0" w:space="0" w:color="D3D3D3"/>
+            </w:tcBorders>
+          </w:tcPr>
+          <w:p>
+            <w:pPr>
+              <w:keepNext/>
+              <w:spacing w:after="60"/>
+              <w:jc w:val="right"/>
+              <w:rPr>
+                <w:rFonts w:ascii="Times New Roman" w:hAnsi="Times New Roman" w:cs="Times New Roman"/>
+                <w:sz w:val="16"/>
+                <w:szCs w:val="16"/>
+              </w:rPr>
+            </w:pPr>
+          </w:p>
+        </w:tc>
+        <w:tc>
+          <w:tcPr>
+            <w:tcW w:w="0" w:type="auto"/>
+            <w:tcBorders>
+              <w:top w:val="single" w:sz="0" w:space="0" w:color="D3D3D3"/>
+              <w:left w:val="single" w:sz="0" w:space="0" w:color="D3D3D3"/>
+              <w:bottom w:val="single" w:sz="0" w:space="0" w:color="D3D3D3"/>
+              <w:right w:val="single" w:sz="0" w:space="0" w:color="D3D3D3"/>
+            </w:tcBorders>
+          </w:tcPr>
+          <w:p>
+            <w:pPr>
+              <w:keepNext/>
+              <w:spacing w:after="60"/>
+              <w:rPr>
+                <w:rFonts w:ascii="Times New Roman" w:hAnsi="Times New Roman" w:cs="Times New Roman"/>
+                <w:sz w:val="16"/>
+                <w:szCs w:val="16"/>
+              </w:rPr>
+            </w:pPr>
+          </w:p>
+        </w:tc>
+        <w:tc>
+          <w:tcPr>
+            <w:tcW w:w="0" w:type="auto"/>
+            <w:tcBorders>
+              <w:top w:val="single" w:sz="0" w:space="0" w:color="D3D3D3"/>
+              <w:left w:val="single" w:sz="0" w:space="0" w:color="D3D3D3"/>
+              <w:bottom w:val="single" w:sz="0" w:space="0" w:color="D3D3D3"/>
+              <w:right w:val="single" w:sz="0" w:space="0" w:color="D3D3D3"/>
+            </w:tcBorders>
+          </w:tcPr>
+          <w:p>
+            <w:pPr>
+              <w:keepNext/>
+              <w:spacing w:after="60"/>
+              <w:jc w:val="right"/>
+              <w:rPr>
+                <w:rFonts w:ascii="Times New Roman" w:hAnsi="Times New Roman" w:cs="Times New Roman"/>
+                <w:sz w:val="16"/>
+                <w:szCs w:val="16"/>
+              </w:rPr>
+            </w:pPr>
+            <w:r>
+              <w:rPr>
+                <w:rFonts w:ascii="Times New Roman" w:hAnsi="Times New Roman" w:cs="Times New Roman"/>
+                <w:sz w:val="16"/>
+                <w:szCs w:val="16"/>
+              </w:rPr>
+              <w:t>0.286</w:t>
+            </w:r>
+          </w:p>
+        </w:tc>
+        <w:tc>
+          <w:tcPr>
+            <w:tcW w:w="0" w:type="auto"/>
+            <w:tcBorders>
+              <w:top w:val="single" w:sz="0" w:space="0" w:color="D3D3D3"/>
+              <w:left w:val="single" w:sz="0" w:space="0" w:color="D3D3D3"/>
+              <w:bottom w:val="single" w:sz="0" w:space="0" w:color="D3D3D3"/>
+              <w:right w:val="single" w:sz="0" w:space="0" w:color="D3D3D3"/>
+            </w:tcBorders>
+          </w:tcPr>
+          <w:p>
+            <w:pPr>
+              <w:keepNext/>
+              <w:spacing w:after="60"/>
+              <w:jc w:val="right"/>
+              <w:rPr>
+                <w:rFonts w:ascii="Times New Roman" w:hAnsi="Times New Roman" w:cs="Times New Roman"/>
+                <w:sz w:val="16"/>
+                <w:szCs w:val="16"/>
+              </w:rPr>
+            </w:pPr>
+          </w:p>
+        </w:tc>
+        <w:tc>
+          <w:tcPr>
+            <w:tcW w:w="0" w:type="auto"/>
+            <w:tcBorders>
+              <w:top w:val="single" w:sz="0" w:space="0" w:color="D3D3D3"/>
+              <w:left w:val="single" w:sz="0" w:space="0" w:color="D3D3D3"/>
+              <w:bottom w:val="single" w:sz="0" w:space="0" w:color="D3D3D3"/>
+              <w:right w:val="single" w:sz="0" w:space="0" w:color="D3D3D3"/>
+            </w:tcBorders>
+          </w:tcPr>
+          <w:p>
+            <w:pPr>
+              <w:keepNext/>
+              <w:spacing w:after="60"/>
+              <w:jc w:val="right"/>
+              <w:rPr>
+                <w:rFonts w:ascii="Times New Roman" w:hAnsi="Times New Roman" w:cs="Times New Roman"/>
+                <w:sz w:val="16"/>
+                <w:szCs w:val="16"/>
+              </w:rPr>
+            </w:pPr>
+          </w:p>
+        </w:tc>
+        <w:tc>
+          <w:tcPr>
+            <w:tcW w:w="0" w:type="auto"/>
+            <w:tcBorders>
+              <w:top w:val="single" w:sz="0" w:space="0" w:color="D3D3D3"/>
+              <w:left w:val="single" w:sz="0" w:space="0" w:color="D3D3D3"/>
+              <w:bottom w:val="single" w:sz="0" w:space="0" w:color="D3D3D3"/>
+              <w:right w:val="single" w:sz="0" w:space="0" w:color="D3D3D3"/>
+            </w:tcBorders>
+          </w:tcPr>
+          <w:p>
+            <w:pPr>
+              <w:keepNext/>
+              <w:spacing w:after="60"/>
+              <w:rPr>
+                <w:rFonts w:ascii="Times New Roman" w:hAnsi="Times New Roman" w:cs="Times New Roman"/>
+                <w:sz w:val="16"/>
+                <w:szCs w:val="16"/>
+              </w:rPr>
+            </w:pPr>
+          </w:p>
+        </w:tc>
+        <w:tc>
+          <w:tcPr>
+            <w:tcW w:w="0" w:type="auto"/>
+            <w:tcBorders>
+              <w:top w:val="single" w:sz="0" w:space="0" w:color="D3D3D3"/>
+              <w:left w:val="single" w:sz="0" w:space="0" w:color="D3D3D3"/>
+              <w:bottom w:val="single" w:sz="0" w:space="0" w:color="D3D3D3"/>
+              <w:right w:val="single" w:sz="0" w:space="0" w:color="D3D3D3"/>
+            </w:tcBorders>
+          </w:tcPr>
+          <w:p>
+            <w:pPr>
+              <w:keepNext/>
+              <w:spacing w:after="60"/>
+              <w:jc w:val="right"/>
+              <w:rPr>
+                <w:rFonts w:ascii="Times New Roman" w:hAnsi="Times New Roman" w:cs="Times New Roman"/>
+                <w:sz w:val="16"/>
+                <w:szCs w:val="16"/>
+              </w:rPr>
+            </w:pPr>
+            <w:r>
+              <w:rPr>
+                <w:rFonts w:ascii="Times New Roman" w:hAnsi="Times New Roman" w:cs="Times New Roman"/>
+                <w:sz w:val="16"/>
+                <w:szCs w:val="16"/>
+              </w:rPr>
+              <w:t>0.218</w:t>
+            </w:r>
+          </w:p>
+        </w:tc>
+        <w:tc>
+          <w:tcPr>
+            <w:tcW w:w="0" w:type="auto"/>
+            <w:tcBorders>
+              <w:top w:val="single" w:sz="0" w:space="0" w:color="D3D3D3"/>
+              <w:left w:val="single" w:sz="0" w:space="0" w:color="D3D3D3"/>
+              <w:bottom w:val="single" w:sz="0" w:space="0" w:color="D3D3D3"/>
+              <w:right w:val="single" w:sz="0" w:space="0" w:color="D3D3D3"/>
+            </w:tcBorders>
+          </w:tcPr>
+          <w:p>
+            <w:pPr>
+              <w:keepNext/>
+              <w:spacing w:after="60"/>
+              <w:jc w:val="right"/>
+              <w:rPr>
+                <w:rFonts w:ascii="Times New Roman" w:hAnsi="Times New Roman" w:cs="Times New Roman"/>
+                <w:sz w:val="16"/>
+                <w:szCs w:val="16"/>
+              </w:rPr>
+            </w:pPr>
+          </w:p>
+        </w:tc>
+        <w:tc>
+          <w:tcPr>
+            <w:tcW w:w="627" w:type="dxa"/>
+            <w:tcBorders>
+              <w:top w:val="single" w:sz="0" w:space="0" w:color="D3D3D3"/>
+              <w:left w:val="single" w:sz="0" w:space="0" w:color="D3D3D3"/>
+              <w:bottom w:val="single" w:sz="0" w:space="0" w:color="D3D3D3"/>
+              <w:right w:val="single" w:sz="0" w:space="0" w:color="D3D3D3"/>
+            </w:tcBorders>
+          </w:tcPr>
+          <w:p>
+            <w:pPr>
+              <w:keepNext/>
+              <w:spacing w:after="60"/>
+              <w:jc w:val="right"/>
+              <w:rPr>
+                <w:rFonts w:ascii="Times New Roman" w:hAnsi="Times New Roman" w:cs="Times New Roman"/>
+                <w:sz w:val="16"/>
+                <w:szCs w:val="16"/>
               </w:rPr>
             </w:pPr>
           </w:p>
@@ -3335,15 +3465,16 @@
               <w:keepNext/>
               <w:spacing w:after="60"/>
               <w:rPr>
-                <w:sz w:val="18"/>
-                <w:szCs w:val="22"/>
-              </w:rPr>
-            </w:pPr>
-            <w:r>
-              <w:rPr>
-                <w:rFonts w:ascii="Calibri" w:hAnsi="Calibri"/>
-                <w:sz w:val="18"/>
-                <w:szCs w:val="22"/>
+                <w:rFonts w:ascii="Times New Roman" w:hAnsi="Times New Roman" w:cs="Times New Roman"/>
+                <w:sz w:val="16"/>
+                <w:szCs w:val="16"/>
+              </w:rPr>
+            </w:pPr>
+            <w:r>
+              <w:rPr>
+                <w:rFonts w:ascii="Times New Roman" w:hAnsi="Times New Roman" w:cs="Times New Roman"/>
+                <w:sz w:val="16"/>
+                <w:szCs w:val="16"/>
               </w:rPr>
               <w:t>Schizophrenia in sample</w:t>
             </w:r>
@@ -3365,15 +3496,16 @@
               <w:spacing w:after="60"/>
               <w:jc w:val="right"/>
               <w:rPr>
-                <w:sz w:val="18"/>
-                <w:szCs w:val="22"/>
-              </w:rPr>
-            </w:pPr>
-            <w:r>
-              <w:rPr>
-                <w:rFonts w:ascii="Calibri" w:hAnsi="Calibri"/>
-                <w:sz w:val="18"/>
-                <w:szCs w:val="22"/>
+                <w:rFonts w:ascii="Times New Roman" w:hAnsi="Times New Roman" w:cs="Times New Roman"/>
+                <w:sz w:val="16"/>
+                <w:szCs w:val="16"/>
+              </w:rPr>
+            </w:pPr>
+            <w:r>
+              <w:rPr>
+                <w:rFonts w:ascii="Times New Roman" w:hAnsi="Times New Roman" w:cs="Times New Roman"/>
+                <w:sz w:val="16"/>
+                <w:szCs w:val="16"/>
               </w:rPr>
               <w:t>46</w:t>
             </w:r>
@@ -3395,15 +3527,16 @@
               <w:spacing w:after="60"/>
               <w:jc w:val="right"/>
               <w:rPr>
-                <w:sz w:val="18"/>
-                <w:szCs w:val="22"/>
-              </w:rPr>
-            </w:pPr>
-            <w:r>
-              <w:rPr>
-                <w:rFonts w:ascii="Calibri" w:hAnsi="Calibri"/>
-                <w:sz w:val="18"/>
-                <w:szCs w:val="22"/>
+                <w:rFonts w:ascii="Times New Roman" w:hAnsi="Times New Roman" w:cs="Times New Roman"/>
+                <w:sz w:val="16"/>
+                <w:szCs w:val="16"/>
+              </w:rPr>
+            </w:pPr>
+            <w:r>
+              <w:rPr>
+                <w:rFonts w:ascii="Times New Roman" w:hAnsi="Times New Roman" w:cs="Times New Roman"/>
+                <w:sz w:val="16"/>
+                <w:szCs w:val="16"/>
               </w:rPr>
               <w:t>205</w:t>
             </w:r>
@@ -3424,161 +3557,169 @@
               <w:keepNext/>
               <w:spacing w:after="60"/>
               <w:rPr>
-                <w:sz w:val="18"/>
-                <w:szCs w:val="22"/>
-              </w:rPr>
-            </w:pPr>
-          </w:p>
-        </w:tc>
-        <w:tc>
-          <w:tcPr>
-            <w:tcW w:w="0" w:type="auto"/>
-            <w:tcBorders>
-              <w:top w:val="single" w:sz="0" w:space="0" w:color="D3D3D3"/>
-              <w:left w:val="single" w:sz="0" w:space="0" w:color="D3D3D3"/>
-              <w:bottom w:val="single" w:sz="0" w:space="0" w:color="D3D3D3"/>
-              <w:right w:val="single" w:sz="0" w:space="0" w:color="D3D3D3"/>
-            </w:tcBorders>
-          </w:tcPr>
-          <w:p>
-            <w:pPr>
-              <w:keepNext/>
-              <w:spacing w:after="60"/>
-              <w:jc w:val="right"/>
-              <w:rPr>
-                <w:sz w:val="18"/>
-                <w:szCs w:val="22"/>
-              </w:rPr>
-            </w:pPr>
-          </w:p>
-        </w:tc>
-        <w:tc>
-          <w:tcPr>
-            <w:tcW w:w="0" w:type="auto"/>
-            <w:tcBorders>
-              <w:top w:val="single" w:sz="0" w:space="0" w:color="D3D3D3"/>
-              <w:left w:val="single" w:sz="0" w:space="0" w:color="D3D3D3"/>
-              <w:bottom w:val="single" w:sz="0" w:space="0" w:color="D3D3D3"/>
-              <w:right w:val="single" w:sz="0" w:space="0" w:color="D3D3D3"/>
-            </w:tcBorders>
-          </w:tcPr>
-          <w:p>
-            <w:pPr>
-              <w:keepNext/>
-              <w:spacing w:after="60"/>
-              <w:jc w:val="right"/>
-              <w:rPr>
-                <w:sz w:val="18"/>
-                <w:szCs w:val="22"/>
-              </w:rPr>
-            </w:pPr>
-          </w:p>
-        </w:tc>
-        <w:tc>
-          <w:tcPr>
-            <w:tcW w:w="0" w:type="auto"/>
-            <w:tcBorders>
-              <w:top w:val="single" w:sz="0" w:space="0" w:color="D3D3D3"/>
-              <w:left w:val="single" w:sz="0" w:space="0" w:color="D3D3D3"/>
-              <w:bottom w:val="single" w:sz="0" w:space="0" w:color="D3D3D3"/>
-              <w:right w:val="single" w:sz="0" w:space="0" w:color="D3D3D3"/>
-            </w:tcBorders>
-          </w:tcPr>
-          <w:p>
-            <w:pPr>
-              <w:keepNext/>
-              <w:spacing w:after="60"/>
-              <w:jc w:val="right"/>
-              <w:rPr>
-                <w:sz w:val="18"/>
-                <w:szCs w:val="22"/>
-              </w:rPr>
-            </w:pPr>
-          </w:p>
-        </w:tc>
-        <w:tc>
-          <w:tcPr>
-            <w:tcW w:w="0" w:type="auto"/>
-            <w:tcBorders>
-              <w:top w:val="single" w:sz="0" w:space="0" w:color="D3D3D3"/>
-              <w:left w:val="single" w:sz="0" w:space="0" w:color="D3D3D3"/>
-              <w:bottom w:val="single" w:sz="0" w:space="0" w:color="D3D3D3"/>
-              <w:right w:val="single" w:sz="0" w:space="0" w:color="D3D3D3"/>
-            </w:tcBorders>
-          </w:tcPr>
-          <w:p>
-            <w:pPr>
-              <w:keepNext/>
-              <w:spacing w:after="60"/>
-              <w:rPr>
-                <w:sz w:val="18"/>
-                <w:szCs w:val="22"/>
-              </w:rPr>
-            </w:pPr>
-          </w:p>
-        </w:tc>
-        <w:tc>
-          <w:tcPr>
-            <w:tcW w:w="0" w:type="auto"/>
-            <w:tcBorders>
-              <w:top w:val="single" w:sz="0" w:space="0" w:color="D3D3D3"/>
-              <w:left w:val="single" w:sz="0" w:space="0" w:color="D3D3D3"/>
-              <w:bottom w:val="single" w:sz="0" w:space="0" w:color="D3D3D3"/>
-              <w:right w:val="single" w:sz="0" w:space="0" w:color="D3D3D3"/>
-            </w:tcBorders>
-          </w:tcPr>
-          <w:p>
-            <w:pPr>
-              <w:keepNext/>
-              <w:spacing w:after="60"/>
-              <w:jc w:val="right"/>
-              <w:rPr>
-                <w:sz w:val="18"/>
-                <w:szCs w:val="22"/>
-              </w:rPr>
-            </w:pPr>
-          </w:p>
-        </w:tc>
-        <w:tc>
-          <w:tcPr>
-            <w:tcW w:w="0" w:type="auto"/>
-            <w:tcBorders>
-              <w:top w:val="single" w:sz="0" w:space="0" w:color="D3D3D3"/>
-              <w:left w:val="single" w:sz="0" w:space="0" w:color="D3D3D3"/>
-              <w:bottom w:val="single" w:sz="0" w:space="0" w:color="D3D3D3"/>
-              <w:right w:val="single" w:sz="0" w:space="0" w:color="D3D3D3"/>
-            </w:tcBorders>
-          </w:tcPr>
-          <w:p>
-            <w:pPr>
-              <w:keepNext/>
-              <w:spacing w:after="60"/>
-              <w:jc w:val="right"/>
-              <w:rPr>
-                <w:sz w:val="18"/>
-                <w:szCs w:val="22"/>
-              </w:rPr>
-            </w:pPr>
-          </w:p>
-        </w:tc>
-        <w:tc>
-          <w:tcPr>
-            <w:tcW w:w="0" w:type="auto"/>
-            <w:tcBorders>
-              <w:top w:val="single" w:sz="0" w:space="0" w:color="D3D3D3"/>
-              <w:left w:val="single" w:sz="0" w:space="0" w:color="D3D3D3"/>
-              <w:bottom w:val="single" w:sz="0" w:space="0" w:color="D3D3D3"/>
-              <w:right w:val="single" w:sz="0" w:space="0" w:color="D3D3D3"/>
-            </w:tcBorders>
-          </w:tcPr>
-          <w:p>
-            <w:pPr>
-              <w:keepNext/>
-              <w:spacing w:after="60"/>
-              <w:jc w:val="right"/>
-              <w:rPr>
-                <w:sz w:val="18"/>
-                <w:szCs w:val="22"/>
+                <w:rFonts w:ascii="Times New Roman" w:hAnsi="Times New Roman" w:cs="Times New Roman"/>
+                <w:sz w:val="16"/>
+                <w:szCs w:val="16"/>
+              </w:rPr>
+            </w:pPr>
+          </w:p>
+        </w:tc>
+        <w:tc>
+          <w:tcPr>
+            <w:tcW w:w="0" w:type="auto"/>
+            <w:tcBorders>
+              <w:top w:val="single" w:sz="0" w:space="0" w:color="D3D3D3"/>
+              <w:left w:val="single" w:sz="0" w:space="0" w:color="D3D3D3"/>
+              <w:bottom w:val="single" w:sz="0" w:space="0" w:color="D3D3D3"/>
+              <w:right w:val="single" w:sz="0" w:space="0" w:color="D3D3D3"/>
+            </w:tcBorders>
+          </w:tcPr>
+          <w:p>
+            <w:pPr>
+              <w:keepNext/>
+              <w:spacing w:after="60"/>
+              <w:jc w:val="right"/>
+              <w:rPr>
+                <w:rFonts w:ascii="Times New Roman" w:hAnsi="Times New Roman" w:cs="Times New Roman"/>
+                <w:sz w:val="16"/>
+                <w:szCs w:val="16"/>
+              </w:rPr>
+            </w:pPr>
+          </w:p>
+        </w:tc>
+        <w:tc>
+          <w:tcPr>
+            <w:tcW w:w="0" w:type="auto"/>
+            <w:tcBorders>
+              <w:top w:val="single" w:sz="0" w:space="0" w:color="D3D3D3"/>
+              <w:left w:val="single" w:sz="0" w:space="0" w:color="D3D3D3"/>
+              <w:bottom w:val="single" w:sz="0" w:space="0" w:color="D3D3D3"/>
+              <w:right w:val="single" w:sz="0" w:space="0" w:color="D3D3D3"/>
+            </w:tcBorders>
+          </w:tcPr>
+          <w:p>
+            <w:pPr>
+              <w:keepNext/>
+              <w:spacing w:after="60"/>
+              <w:jc w:val="right"/>
+              <w:rPr>
+                <w:rFonts w:ascii="Times New Roman" w:hAnsi="Times New Roman" w:cs="Times New Roman"/>
+                <w:sz w:val="16"/>
+                <w:szCs w:val="16"/>
+              </w:rPr>
+            </w:pPr>
+          </w:p>
+        </w:tc>
+        <w:tc>
+          <w:tcPr>
+            <w:tcW w:w="0" w:type="auto"/>
+            <w:tcBorders>
+              <w:top w:val="single" w:sz="0" w:space="0" w:color="D3D3D3"/>
+              <w:left w:val="single" w:sz="0" w:space="0" w:color="D3D3D3"/>
+              <w:bottom w:val="single" w:sz="0" w:space="0" w:color="D3D3D3"/>
+              <w:right w:val="single" w:sz="0" w:space="0" w:color="D3D3D3"/>
+            </w:tcBorders>
+          </w:tcPr>
+          <w:p>
+            <w:pPr>
+              <w:keepNext/>
+              <w:spacing w:after="60"/>
+              <w:jc w:val="right"/>
+              <w:rPr>
+                <w:rFonts w:ascii="Times New Roman" w:hAnsi="Times New Roman" w:cs="Times New Roman"/>
+                <w:sz w:val="16"/>
+                <w:szCs w:val="16"/>
+              </w:rPr>
+            </w:pPr>
+          </w:p>
+        </w:tc>
+        <w:tc>
+          <w:tcPr>
+            <w:tcW w:w="0" w:type="auto"/>
+            <w:tcBorders>
+              <w:top w:val="single" w:sz="0" w:space="0" w:color="D3D3D3"/>
+              <w:left w:val="single" w:sz="0" w:space="0" w:color="D3D3D3"/>
+              <w:bottom w:val="single" w:sz="0" w:space="0" w:color="D3D3D3"/>
+              <w:right w:val="single" w:sz="0" w:space="0" w:color="D3D3D3"/>
+            </w:tcBorders>
+          </w:tcPr>
+          <w:p>
+            <w:pPr>
+              <w:keepNext/>
+              <w:spacing w:after="60"/>
+              <w:rPr>
+                <w:rFonts w:ascii="Times New Roman" w:hAnsi="Times New Roman" w:cs="Times New Roman"/>
+                <w:sz w:val="16"/>
+                <w:szCs w:val="16"/>
+              </w:rPr>
+            </w:pPr>
+          </w:p>
+        </w:tc>
+        <w:tc>
+          <w:tcPr>
+            <w:tcW w:w="0" w:type="auto"/>
+            <w:tcBorders>
+              <w:top w:val="single" w:sz="0" w:space="0" w:color="D3D3D3"/>
+              <w:left w:val="single" w:sz="0" w:space="0" w:color="D3D3D3"/>
+              <w:bottom w:val="single" w:sz="0" w:space="0" w:color="D3D3D3"/>
+              <w:right w:val="single" w:sz="0" w:space="0" w:color="D3D3D3"/>
+            </w:tcBorders>
+          </w:tcPr>
+          <w:p>
+            <w:pPr>
+              <w:keepNext/>
+              <w:spacing w:after="60"/>
+              <w:jc w:val="right"/>
+              <w:rPr>
+                <w:rFonts w:ascii="Times New Roman" w:hAnsi="Times New Roman" w:cs="Times New Roman"/>
+                <w:sz w:val="16"/>
+                <w:szCs w:val="16"/>
+              </w:rPr>
+            </w:pPr>
+          </w:p>
+        </w:tc>
+        <w:tc>
+          <w:tcPr>
+            <w:tcW w:w="0" w:type="auto"/>
+            <w:tcBorders>
+              <w:top w:val="single" w:sz="0" w:space="0" w:color="D3D3D3"/>
+              <w:left w:val="single" w:sz="0" w:space="0" w:color="D3D3D3"/>
+              <w:bottom w:val="single" w:sz="0" w:space="0" w:color="D3D3D3"/>
+              <w:right w:val="single" w:sz="0" w:space="0" w:color="D3D3D3"/>
+            </w:tcBorders>
+          </w:tcPr>
+          <w:p>
+            <w:pPr>
+              <w:keepNext/>
+              <w:spacing w:after="60"/>
+              <w:jc w:val="right"/>
+              <w:rPr>
+                <w:rFonts w:ascii="Times New Roman" w:hAnsi="Times New Roman" w:cs="Times New Roman"/>
+                <w:sz w:val="16"/>
+                <w:szCs w:val="16"/>
+              </w:rPr>
+            </w:pPr>
+          </w:p>
+        </w:tc>
+        <w:tc>
+          <w:tcPr>
+            <w:tcW w:w="627" w:type="dxa"/>
+            <w:tcBorders>
+              <w:top w:val="single" w:sz="0" w:space="0" w:color="D3D3D3"/>
+              <w:left w:val="single" w:sz="0" w:space="0" w:color="D3D3D3"/>
+              <w:bottom w:val="single" w:sz="0" w:space="0" w:color="D3D3D3"/>
+              <w:right w:val="single" w:sz="0" w:space="0" w:color="D3D3D3"/>
+            </w:tcBorders>
+          </w:tcPr>
+          <w:p>
+            <w:pPr>
+              <w:keepNext/>
+              <w:spacing w:after="60"/>
+              <w:jc w:val="right"/>
+              <w:rPr>
+                <w:rFonts w:ascii="Times New Roman" w:hAnsi="Times New Roman" w:cs="Times New Roman"/>
+                <w:sz w:val="16"/>
+                <w:szCs w:val="16"/>
               </w:rPr>
             </w:pPr>
           </w:p>
@@ -3604,15 +3745,16 @@
               <w:keepNext/>
               <w:spacing w:after="60"/>
               <w:rPr>
-                <w:sz w:val="18"/>
-                <w:szCs w:val="22"/>
-              </w:rPr>
-            </w:pPr>
-            <w:r>
-              <w:rPr>
-                <w:rFonts w:ascii="Calibri" w:hAnsi="Calibri"/>
-                <w:sz w:val="18"/>
-                <w:szCs w:val="22"/>
+                <w:rFonts w:ascii="Times New Roman" w:hAnsi="Times New Roman" w:cs="Times New Roman"/>
+                <w:sz w:val="16"/>
+                <w:szCs w:val="16"/>
+              </w:rPr>
+            </w:pPr>
+            <w:r>
+              <w:rPr>
+                <w:rFonts w:ascii="Times New Roman" w:hAnsi="Times New Roman" w:cs="Times New Roman"/>
+                <w:sz w:val="16"/>
+                <w:szCs w:val="16"/>
               </w:rPr>
               <w:t>Yes</w:t>
             </w:r>
@@ -3634,15 +3776,16 @@
               <w:spacing w:after="60"/>
               <w:jc w:val="right"/>
               <w:rPr>
-                <w:sz w:val="18"/>
-                <w:szCs w:val="22"/>
-              </w:rPr>
-            </w:pPr>
-            <w:r>
-              <w:rPr>
-                <w:rFonts w:ascii="Calibri" w:hAnsi="Calibri"/>
-                <w:sz w:val="18"/>
-                <w:szCs w:val="22"/>
+                <w:rFonts w:ascii="Times New Roman" w:hAnsi="Times New Roman" w:cs="Times New Roman"/>
+                <w:sz w:val="16"/>
+                <w:szCs w:val="16"/>
+              </w:rPr>
+            </w:pPr>
+            <w:r>
+              <w:rPr>
+                <w:rFonts w:ascii="Times New Roman" w:hAnsi="Times New Roman" w:cs="Times New Roman"/>
+                <w:sz w:val="16"/>
+                <w:szCs w:val="16"/>
               </w:rPr>
               <w:t>9</w:t>
             </w:r>
@@ -3664,15 +3807,16 @@
               <w:spacing w:after="60"/>
               <w:jc w:val="right"/>
               <w:rPr>
-                <w:sz w:val="18"/>
-                <w:szCs w:val="22"/>
-              </w:rPr>
-            </w:pPr>
-            <w:r>
-              <w:rPr>
-                <w:rFonts w:ascii="Calibri" w:hAnsi="Calibri"/>
-                <w:sz w:val="18"/>
-                <w:szCs w:val="22"/>
+                <w:rFonts w:ascii="Times New Roman" w:hAnsi="Times New Roman" w:cs="Times New Roman"/>
+                <w:sz w:val="16"/>
+                <w:szCs w:val="16"/>
+              </w:rPr>
+            </w:pPr>
+            <w:r>
+              <w:rPr>
+                <w:rFonts w:ascii="Times New Roman" w:hAnsi="Times New Roman" w:cs="Times New Roman"/>
+                <w:sz w:val="16"/>
+                <w:szCs w:val="16"/>
               </w:rPr>
               <w:t>33</w:t>
             </w:r>
@@ -3693,15 +3837,16 @@
               <w:keepNext/>
               <w:spacing w:after="60"/>
               <w:rPr>
-                <w:sz w:val="18"/>
-                <w:szCs w:val="22"/>
-              </w:rPr>
-            </w:pPr>
-            <w:r>
-              <w:rPr>
-                <w:rFonts w:ascii="Calibri" w:hAnsi="Calibri"/>
-                <w:sz w:val="18"/>
-                <w:szCs w:val="22"/>
+                <w:rFonts w:ascii="Times New Roman" w:hAnsi="Times New Roman" w:cs="Times New Roman"/>
+                <w:sz w:val="16"/>
+                <w:szCs w:val="16"/>
+              </w:rPr>
+            </w:pPr>
+            <w:r>
+              <w:rPr>
+                <w:rFonts w:ascii="Times New Roman" w:hAnsi="Times New Roman" w:cs="Times New Roman"/>
+                <w:sz w:val="16"/>
+                <w:szCs w:val="16"/>
               </w:rPr>
               <w:t>0.19 [-0.04, 0.42]</w:t>
             </w:r>
@@ -3723,15 +3868,16 @@
               <w:spacing w:after="60"/>
               <w:jc w:val="right"/>
               <w:rPr>
-                <w:sz w:val="18"/>
-                <w:szCs w:val="22"/>
-              </w:rPr>
-            </w:pPr>
-            <w:r>
-              <w:rPr>
-                <w:rFonts w:ascii="Calibri" w:hAnsi="Calibri"/>
-                <w:sz w:val="18"/>
-                <w:szCs w:val="22"/>
+                <w:rFonts w:ascii="Times New Roman" w:hAnsi="Times New Roman" w:cs="Times New Roman"/>
+                <w:sz w:val="16"/>
+                <w:szCs w:val="16"/>
+              </w:rPr>
+            </w:pPr>
+            <w:r>
+              <w:rPr>
+                <w:rFonts w:ascii="Times New Roman" w:hAnsi="Times New Roman" w:cs="Times New Roman"/>
+                <w:sz w:val="16"/>
+                <w:szCs w:val="16"/>
               </w:rPr>
               <w:t>0.086</w:t>
             </w:r>
@@ -3753,15 +3899,16 @@
               <w:spacing w:after="60"/>
               <w:jc w:val="right"/>
               <w:rPr>
-                <w:sz w:val="18"/>
-                <w:szCs w:val="22"/>
-              </w:rPr>
-            </w:pPr>
-            <w:r>
-              <w:rPr>
-                <w:rFonts w:ascii="Calibri" w:hAnsi="Calibri"/>
-                <w:sz w:val="18"/>
-                <w:szCs w:val="22"/>
+                <w:rFonts w:ascii="Times New Roman" w:hAnsi="Times New Roman" w:cs="Times New Roman"/>
+                <w:sz w:val="16"/>
+                <w:szCs w:val="16"/>
+              </w:rPr>
+            </w:pPr>
+            <w:r>
+              <w:rPr>
+                <w:rFonts w:ascii="Times New Roman" w:hAnsi="Times New Roman" w:cs="Times New Roman"/>
+                <w:sz w:val="16"/>
+                <w:szCs w:val="16"/>
               </w:rPr>
               <w:t>6.3</w:t>
             </w:r>
@@ -3783,15 +3930,16 @@
               <w:spacing w:after="60"/>
               <w:jc w:val="right"/>
               <w:rPr>
-                <w:sz w:val="18"/>
-                <w:szCs w:val="22"/>
-              </w:rPr>
-            </w:pPr>
-            <w:r>
-              <w:rPr>
-                <w:rFonts w:ascii="Calibri" w:hAnsi="Calibri"/>
-                <w:sz w:val="18"/>
-                <w:szCs w:val="22"/>
+                <w:rFonts w:ascii="Times New Roman" w:hAnsi="Times New Roman" w:cs="Times New Roman"/>
+                <w:sz w:val="16"/>
+                <w:szCs w:val="16"/>
+              </w:rPr>
+            </w:pPr>
+            <w:r>
+              <w:rPr>
+                <w:rFonts w:ascii="Times New Roman" w:hAnsi="Times New Roman" w:cs="Times New Roman"/>
+                <w:sz w:val="16"/>
+                <w:szCs w:val="16"/>
               </w:rPr>
               <w:t>0.22</w:t>
             </w:r>
@@ -3812,45 +3960,47 @@
               <w:keepNext/>
               <w:spacing w:after="60"/>
               <w:rPr>
-                <w:sz w:val="18"/>
-                <w:szCs w:val="22"/>
-              </w:rPr>
-            </w:pPr>
-            <w:r>
-              <w:rPr>
-                <w:rFonts w:ascii="Calibri" w:hAnsi="Calibri"/>
-                <w:sz w:val="18"/>
-                <w:szCs w:val="22"/>
-              </w:rPr>
-              <w:t>0.3 [0.03, 0.56]</w:t>
-            </w:r>
-          </w:p>
-        </w:tc>
-        <w:tc>
-          <w:tcPr>
-            <w:tcW w:w="0" w:type="auto"/>
-            <w:tcBorders>
-              <w:top w:val="single" w:sz="0" w:space="0" w:color="D3D3D3"/>
-              <w:left w:val="single" w:sz="0" w:space="0" w:color="D3D3D3"/>
-              <w:bottom w:val="single" w:sz="0" w:space="0" w:color="D3D3D3"/>
-              <w:right w:val="single" w:sz="0" w:space="0" w:color="D3D3D3"/>
-            </w:tcBorders>
-          </w:tcPr>
-          <w:p>
-            <w:pPr>
-              <w:keepNext/>
-              <w:spacing w:after="60"/>
-              <w:jc w:val="right"/>
-              <w:rPr>
-                <w:sz w:val="18"/>
-                <w:szCs w:val="22"/>
-              </w:rPr>
-            </w:pPr>
-            <w:r>
-              <w:rPr>
-                <w:rFonts w:ascii="Calibri" w:hAnsi="Calibri"/>
-                <w:sz w:val="18"/>
-                <w:szCs w:val="22"/>
+                <w:rFonts w:ascii="Times New Roman" w:hAnsi="Times New Roman" w:cs="Times New Roman"/>
+                <w:sz w:val="16"/>
+                <w:szCs w:val="16"/>
+              </w:rPr>
+            </w:pPr>
+            <w:r>
+              <w:rPr>
+                <w:rFonts w:ascii="Times New Roman" w:hAnsi="Times New Roman" w:cs="Times New Roman"/>
+                <w:sz w:val="16"/>
+                <w:szCs w:val="16"/>
+              </w:rPr>
+              <w:t>0.21 [0.02, 0.39]</w:t>
+            </w:r>
+          </w:p>
+        </w:tc>
+        <w:tc>
+          <w:tcPr>
+            <w:tcW w:w="0" w:type="auto"/>
+            <w:tcBorders>
+              <w:top w:val="single" w:sz="0" w:space="0" w:color="D3D3D3"/>
+              <w:left w:val="single" w:sz="0" w:space="0" w:color="D3D3D3"/>
+              <w:bottom w:val="single" w:sz="0" w:space="0" w:color="D3D3D3"/>
+              <w:right w:val="single" w:sz="0" w:space="0" w:color="D3D3D3"/>
+            </w:tcBorders>
+          </w:tcPr>
+          <w:p>
+            <w:pPr>
+              <w:keepNext/>
+              <w:spacing w:after="60"/>
+              <w:jc w:val="right"/>
+              <w:rPr>
+                <w:rFonts w:ascii="Times New Roman" w:hAnsi="Times New Roman" w:cs="Times New Roman"/>
+                <w:sz w:val="16"/>
+                <w:szCs w:val="16"/>
+              </w:rPr>
+            </w:pPr>
+            <w:r>
+              <w:rPr>
+                <w:rFonts w:ascii="Times New Roman" w:hAnsi="Times New Roman" w:cs="Times New Roman"/>
+                <w:sz w:val="16"/>
+                <w:szCs w:val="16"/>
               </w:rPr>
               <w:t>0.032</w:t>
             </w:r>
@@ -3872,45 +4022,47 @@
               <w:spacing w:after="60"/>
               <w:jc w:val="right"/>
               <w:rPr>
-                <w:sz w:val="18"/>
-                <w:szCs w:val="22"/>
-              </w:rPr>
-            </w:pPr>
-            <w:r>
-              <w:rPr>
-                <w:rFonts w:ascii="Calibri" w:hAnsi="Calibri"/>
-                <w:sz w:val="18"/>
-                <w:szCs w:val="22"/>
-              </w:rPr>
-              <w:t>6.5</w:t>
-            </w:r>
-          </w:p>
-        </w:tc>
-        <w:tc>
-          <w:tcPr>
-            <w:tcW w:w="0" w:type="auto"/>
-            <w:tcBorders>
-              <w:top w:val="single" w:sz="0" w:space="0" w:color="D3D3D3"/>
-              <w:left w:val="single" w:sz="0" w:space="0" w:color="D3D3D3"/>
-              <w:bottom w:val="single" w:sz="0" w:space="0" w:color="D3D3D3"/>
-              <w:right w:val="single" w:sz="0" w:space="0" w:color="D3D3D3"/>
-            </w:tcBorders>
-          </w:tcPr>
-          <w:p>
-            <w:pPr>
-              <w:keepNext/>
-              <w:spacing w:after="60"/>
-              <w:jc w:val="right"/>
-              <w:rPr>
-                <w:sz w:val="18"/>
-                <w:szCs w:val="22"/>
-              </w:rPr>
-            </w:pPr>
-            <w:r>
-              <w:rPr>
-                <w:rFonts w:ascii="Calibri" w:hAnsi="Calibri"/>
-                <w:sz w:val="18"/>
-                <w:szCs w:val="22"/>
+                <w:rFonts w:ascii="Times New Roman" w:hAnsi="Times New Roman" w:cs="Times New Roman"/>
+                <w:sz w:val="16"/>
+                <w:szCs w:val="16"/>
+              </w:rPr>
+            </w:pPr>
+            <w:r>
+              <w:rPr>
+                <w:rFonts w:ascii="Times New Roman" w:hAnsi="Times New Roman" w:cs="Times New Roman"/>
+                <w:sz w:val="16"/>
+                <w:szCs w:val="16"/>
+              </w:rPr>
+              <w:t>9.0</w:t>
+            </w:r>
+          </w:p>
+        </w:tc>
+        <w:tc>
+          <w:tcPr>
+            <w:tcW w:w="627" w:type="dxa"/>
+            <w:tcBorders>
+              <w:top w:val="single" w:sz="0" w:space="0" w:color="D3D3D3"/>
+              <w:left w:val="single" w:sz="0" w:space="0" w:color="D3D3D3"/>
+              <w:bottom w:val="single" w:sz="0" w:space="0" w:color="D3D3D3"/>
+              <w:right w:val="single" w:sz="0" w:space="0" w:color="D3D3D3"/>
+            </w:tcBorders>
+          </w:tcPr>
+          <w:p>
+            <w:pPr>
+              <w:keepNext/>
+              <w:spacing w:after="60"/>
+              <w:jc w:val="right"/>
+              <w:rPr>
+                <w:rFonts w:ascii="Times New Roman" w:hAnsi="Times New Roman" w:cs="Times New Roman"/>
+                <w:sz w:val="16"/>
+                <w:szCs w:val="16"/>
+              </w:rPr>
+            </w:pPr>
+            <w:r>
+              <w:rPr>
+                <w:rFonts w:ascii="Times New Roman" w:hAnsi="Times New Roman" w:cs="Times New Roman"/>
+                <w:sz w:val="16"/>
+                <w:szCs w:val="16"/>
               </w:rPr>
               <w:t>0.16</w:t>
             </w:r>
@@ -3937,15 +4089,16 @@
               <w:keepNext/>
               <w:spacing w:after="60"/>
               <w:rPr>
-                <w:sz w:val="18"/>
-                <w:szCs w:val="22"/>
-              </w:rPr>
-            </w:pPr>
-            <w:r>
-              <w:rPr>
-                <w:rFonts w:ascii="Calibri" w:hAnsi="Calibri"/>
-                <w:sz w:val="18"/>
-                <w:szCs w:val="22"/>
+                <w:rFonts w:ascii="Times New Roman" w:hAnsi="Times New Roman" w:cs="Times New Roman"/>
+                <w:sz w:val="16"/>
+                <w:szCs w:val="16"/>
+              </w:rPr>
+            </w:pPr>
+            <w:r>
+              <w:rPr>
+                <w:rFonts w:ascii="Times New Roman" w:hAnsi="Times New Roman" w:cs="Times New Roman"/>
+                <w:sz w:val="16"/>
+                <w:szCs w:val="16"/>
               </w:rPr>
               <w:t>No</w:t>
             </w:r>
@@ -3967,15 +4120,16 @@
               <w:spacing w:after="60"/>
               <w:jc w:val="right"/>
               <w:rPr>
-                <w:sz w:val="18"/>
-                <w:szCs w:val="22"/>
-              </w:rPr>
-            </w:pPr>
-            <w:r>
-              <w:rPr>
-                <w:rFonts w:ascii="Calibri" w:hAnsi="Calibri"/>
-                <w:sz w:val="18"/>
-                <w:szCs w:val="22"/>
+                <w:rFonts w:ascii="Times New Roman" w:hAnsi="Times New Roman" w:cs="Times New Roman"/>
+                <w:sz w:val="16"/>
+                <w:szCs w:val="16"/>
+              </w:rPr>
+            </w:pPr>
+            <w:r>
+              <w:rPr>
+                <w:rFonts w:ascii="Times New Roman" w:hAnsi="Times New Roman" w:cs="Times New Roman"/>
+                <w:sz w:val="16"/>
+                <w:szCs w:val="16"/>
               </w:rPr>
               <w:t>37</w:t>
             </w:r>
@@ -3997,15 +4151,16 @@
               <w:spacing w:after="60"/>
               <w:jc w:val="right"/>
               <w:rPr>
-                <w:sz w:val="18"/>
-                <w:szCs w:val="22"/>
-              </w:rPr>
-            </w:pPr>
-            <w:r>
-              <w:rPr>
-                <w:rFonts w:ascii="Calibri" w:hAnsi="Calibri"/>
-                <w:sz w:val="18"/>
-                <w:szCs w:val="22"/>
+                <w:rFonts w:ascii="Times New Roman" w:hAnsi="Times New Roman" w:cs="Times New Roman"/>
+                <w:sz w:val="16"/>
+                <w:szCs w:val="16"/>
+              </w:rPr>
+            </w:pPr>
+            <w:r>
+              <w:rPr>
+                <w:rFonts w:ascii="Times New Roman" w:hAnsi="Times New Roman" w:cs="Times New Roman"/>
+                <w:sz w:val="16"/>
+                <w:szCs w:val="16"/>
               </w:rPr>
               <w:t>172</w:t>
             </w:r>
@@ -4026,15 +4181,16 @@
               <w:keepNext/>
               <w:spacing w:after="60"/>
               <w:rPr>
-                <w:sz w:val="18"/>
-                <w:szCs w:val="22"/>
-              </w:rPr>
-            </w:pPr>
-            <w:r>
-              <w:rPr>
-                <w:rFonts w:ascii="Calibri" w:hAnsi="Calibri"/>
-                <w:sz w:val="18"/>
-                <w:szCs w:val="22"/>
+                <w:rFonts w:ascii="Times New Roman" w:hAnsi="Times New Roman" w:cs="Times New Roman"/>
+                <w:sz w:val="16"/>
+                <w:szCs w:val="16"/>
+              </w:rPr>
+            </w:pPr>
+            <w:r>
+              <w:rPr>
+                <w:rFonts w:ascii="Times New Roman" w:hAnsi="Times New Roman" w:cs="Times New Roman"/>
+                <w:sz w:val="16"/>
+                <w:szCs w:val="16"/>
               </w:rPr>
               <w:t>0.2 [0.12, 0.28]</w:t>
             </w:r>
@@ -4056,15 +4212,16 @@
               <w:spacing w:after="60"/>
               <w:jc w:val="right"/>
               <w:rPr>
-                <w:sz w:val="18"/>
-                <w:szCs w:val="22"/>
-              </w:rPr>
-            </w:pPr>
-            <w:r>
-              <w:rPr>
-                <w:rFonts w:ascii="Calibri" w:hAnsi="Calibri"/>
-                <w:sz w:val="18"/>
-                <w:szCs w:val="22"/>
+                <w:rFonts w:ascii="Times New Roman" w:hAnsi="Times New Roman" w:cs="Times New Roman"/>
+                <w:sz w:val="16"/>
+                <w:szCs w:val="16"/>
+              </w:rPr>
+            </w:pPr>
+            <w:r>
+              <w:rPr>
+                <w:rFonts w:ascii="Times New Roman" w:hAnsi="Times New Roman" w:cs="Times New Roman"/>
+                <w:sz w:val="16"/>
+                <w:szCs w:val="16"/>
               </w:rPr>
               <w:t>0.000</w:t>
             </w:r>
@@ -4086,15 +4243,16 @@
               <w:spacing w:after="60"/>
               <w:jc w:val="right"/>
               <w:rPr>
-                <w:sz w:val="18"/>
-                <w:szCs w:val="22"/>
-              </w:rPr>
-            </w:pPr>
-            <w:r>
-              <w:rPr>
-                <w:rFonts w:ascii="Calibri" w:hAnsi="Calibri"/>
-                <w:sz w:val="18"/>
-                <w:szCs w:val="22"/>
+                <w:rFonts w:ascii="Times New Roman" w:hAnsi="Times New Roman" w:cs="Times New Roman"/>
+                <w:sz w:val="16"/>
+                <w:szCs w:val="16"/>
+              </w:rPr>
+            </w:pPr>
+            <w:r>
+              <w:rPr>
+                <w:rFonts w:ascii="Times New Roman" w:hAnsi="Times New Roman" w:cs="Times New Roman"/>
+                <w:sz w:val="16"/>
+                <w:szCs w:val="16"/>
               </w:rPr>
               <w:t>17.4</w:t>
             </w:r>
@@ -4116,15 +4274,16 @@
               <w:spacing w:after="60"/>
               <w:jc w:val="right"/>
               <w:rPr>
-                <w:sz w:val="18"/>
-                <w:szCs w:val="22"/>
-              </w:rPr>
-            </w:pPr>
-            <w:r>
-              <w:rPr>
-                <w:rFonts w:ascii="Calibri" w:hAnsi="Calibri"/>
-                <w:sz w:val="18"/>
-                <w:szCs w:val="22"/>
+                <w:rFonts w:ascii="Times New Roman" w:hAnsi="Times New Roman" w:cs="Times New Roman"/>
+                <w:sz w:val="16"/>
+                <w:szCs w:val="16"/>
+              </w:rPr>
+            </w:pPr>
+            <w:r>
+              <w:rPr>
+                <w:rFonts w:ascii="Times New Roman" w:hAnsi="Times New Roman" w:cs="Times New Roman"/>
+                <w:sz w:val="16"/>
+                <w:szCs w:val="16"/>
               </w:rPr>
               <w:t>0.20</w:t>
             </w:r>
@@ -4145,105 +4304,109 @@
               <w:keepNext/>
               <w:spacing w:after="60"/>
               <w:rPr>
-                <w:sz w:val="18"/>
-                <w:szCs w:val="22"/>
-              </w:rPr>
-            </w:pPr>
-            <w:r>
-              <w:rPr>
-                <w:rFonts w:ascii="Calibri" w:hAnsi="Calibri"/>
-                <w:sz w:val="18"/>
-                <w:szCs w:val="22"/>
-              </w:rPr>
-              <w:t>0.31 [0.09, 0.52]</w:t>
-            </w:r>
-          </w:p>
-        </w:tc>
-        <w:tc>
-          <w:tcPr>
-            <w:tcW w:w="0" w:type="auto"/>
-            <w:tcBorders>
-              <w:top w:val="single" w:sz="0" w:space="0" w:color="D3D3D3"/>
-              <w:left w:val="single" w:sz="0" w:space="0" w:color="D3D3D3"/>
-              <w:bottom w:val="single" w:sz="0" w:space="0" w:color="D3D3D3"/>
-              <w:right w:val="single" w:sz="0" w:space="0" w:color="D3D3D3"/>
-            </w:tcBorders>
-          </w:tcPr>
-          <w:p>
-            <w:pPr>
-              <w:keepNext/>
-              <w:spacing w:after="60"/>
-              <w:jc w:val="right"/>
-              <w:rPr>
-                <w:sz w:val="18"/>
-                <w:szCs w:val="22"/>
-              </w:rPr>
-            </w:pPr>
-            <w:r>
-              <w:rPr>
-                <w:rFonts w:ascii="Calibri" w:hAnsi="Calibri"/>
-                <w:sz w:val="18"/>
-                <w:szCs w:val="22"/>
-              </w:rPr>
-              <w:t>0.019</w:t>
-            </w:r>
-          </w:p>
-        </w:tc>
-        <w:tc>
-          <w:tcPr>
-            <w:tcW w:w="0" w:type="auto"/>
-            <w:tcBorders>
-              <w:top w:val="single" w:sz="0" w:space="0" w:color="D3D3D3"/>
-              <w:left w:val="single" w:sz="0" w:space="0" w:color="D3D3D3"/>
-              <w:bottom w:val="single" w:sz="0" w:space="0" w:color="D3D3D3"/>
-              <w:right w:val="single" w:sz="0" w:space="0" w:color="D3D3D3"/>
-            </w:tcBorders>
-          </w:tcPr>
-          <w:p>
-            <w:pPr>
-              <w:keepNext/>
-              <w:spacing w:after="60"/>
-              <w:jc w:val="right"/>
-              <w:rPr>
-                <w:sz w:val="18"/>
-                <w:szCs w:val="22"/>
-              </w:rPr>
-            </w:pPr>
-            <w:r>
-              <w:rPr>
-                <w:rFonts w:ascii="Calibri" w:hAnsi="Calibri"/>
-                <w:sz w:val="18"/>
-                <w:szCs w:val="22"/>
-              </w:rPr>
-              <w:t>3.4</w:t>
-            </w:r>
-          </w:p>
-        </w:tc>
-        <w:tc>
-          <w:tcPr>
-            <w:tcW w:w="0" w:type="auto"/>
-            <w:tcBorders>
-              <w:top w:val="single" w:sz="0" w:space="0" w:color="D3D3D3"/>
-              <w:left w:val="single" w:sz="0" w:space="0" w:color="D3D3D3"/>
-              <w:bottom w:val="single" w:sz="0" w:space="0" w:color="D3D3D3"/>
-              <w:right w:val="single" w:sz="0" w:space="0" w:color="D3D3D3"/>
-            </w:tcBorders>
-          </w:tcPr>
-          <w:p>
-            <w:pPr>
-              <w:keepNext/>
-              <w:spacing w:after="60"/>
-              <w:jc w:val="right"/>
-              <w:rPr>
-                <w:sz w:val="18"/>
-                <w:szCs w:val="22"/>
-              </w:rPr>
-            </w:pPr>
-            <w:r>
-              <w:rPr>
-                <w:rFonts w:ascii="Calibri" w:hAnsi="Calibri"/>
-                <w:sz w:val="18"/>
-                <w:szCs w:val="22"/>
+                <w:rFonts w:ascii="Times New Roman" w:hAnsi="Times New Roman" w:cs="Times New Roman"/>
+                <w:sz w:val="16"/>
+                <w:szCs w:val="16"/>
+              </w:rPr>
+            </w:pPr>
+            <w:r>
+              <w:rPr>
+                <w:rFonts w:ascii="Times New Roman" w:hAnsi="Times New Roman" w:cs="Times New Roman"/>
+                <w:sz w:val="16"/>
+                <w:szCs w:val="16"/>
+              </w:rPr>
+              <w:t>0.21 [0.13, 0.29]</w:t>
+            </w:r>
+          </w:p>
+        </w:tc>
+        <w:tc>
+          <w:tcPr>
+            <w:tcW w:w="0" w:type="auto"/>
+            <w:tcBorders>
+              <w:top w:val="single" w:sz="0" w:space="0" w:color="D3D3D3"/>
+              <w:left w:val="single" w:sz="0" w:space="0" w:color="D3D3D3"/>
+              <w:bottom w:val="single" w:sz="0" w:space="0" w:color="D3D3D3"/>
+              <w:right w:val="single" w:sz="0" w:space="0" w:color="D3D3D3"/>
+            </w:tcBorders>
+          </w:tcPr>
+          <w:p>
+            <w:pPr>
+              <w:keepNext/>
+              <w:spacing w:after="60"/>
+              <w:jc w:val="right"/>
+              <w:rPr>
+                <w:rFonts w:ascii="Times New Roman" w:hAnsi="Times New Roman" w:cs="Times New Roman"/>
+                <w:sz w:val="16"/>
+                <w:szCs w:val="16"/>
+              </w:rPr>
+            </w:pPr>
+            <w:r>
+              <w:rPr>
+                <w:rFonts w:ascii="Times New Roman" w:hAnsi="Times New Roman" w:cs="Times New Roman"/>
+                <w:sz w:val="16"/>
+                <w:szCs w:val="16"/>
+              </w:rPr>
+              <w:t>0.000</w:t>
+            </w:r>
+          </w:p>
+        </w:tc>
+        <w:tc>
+          <w:tcPr>
+            <w:tcW w:w="0" w:type="auto"/>
+            <w:tcBorders>
+              <w:top w:val="single" w:sz="0" w:space="0" w:color="D3D3D3"/>
+              <w:left w:val="single" w:sz="0" w:space="0" w:color="D3D3D3"/>
+              <w:bottom w:val="single" w:sz="0" w:space="0" w:color="D3D3D3"/>
+              <w:right w:val="single" w:sz="0" w:space="0" w:color="D3D3D3"/>
+            </w:tcBorders>
+          </w:tcPr>
+          <w:p>
+            <w:pPr>
+              <w:keepNext/>
+              <w:spacing w:after="60"/>
+              <w:jc w:val="right"/>
+              <w:rPr>
+                <w:rFonts w:ascii="Times New Roman" w:hAnsi="Times New Roman" w:cs="Times New Roman"/>
+                <w:sz w:val="16"/>
+                <w:szCs w:val="16"/>
+              </w:rPr>
+            </w:pPr>
+            <w:r>
+              <w:rPr>
+                <w:rFonts w:ascii="Times New Roman" w:hAnsi="Times New Roman" w:cs="Times New Roman"/>
+                <w:sz w:val="16"/>
+                <w:szCs w:val="16"/>
+              </w:rPr>
+              <w:t>16.6</w:t>
+            </w:r>
+          </w:p>
+        </w:tc>
+        <w:tc>
+          <w:tcPr>
+            <w:tcW w:w="627" w:type="dxa"/>
+            <w:tcBorders>
+              <w:top w:val="single" w:sz="0" w:space="0" w:color="D3D3D3"/>
+              <w:left w:val="single" w:sz="0" w:space="0" w:color="D3D3D3"/>
+              <w:bottom w:val="single" w:sz="0" w:space="0" w:color="D3D3D3"/>
+              <w:right w:val="single" w:sz="0" w:space="0" w:color="D3D3D3"/>
+            </w:tcBorders>
+          </w:tcPr>
+          <w:p>
+            <w:pPr>
+              <w:keepNext/>
+              <w:spacing w:after="60"/>
+              <w:jc w:val="right"/>
+              <w:rPr>
+                <w:rFonts w:ascii="Times New Roman" w:hAnsi="Times New Roman" w:cs="Times New Roman"/>
+                <w:sz w:val="16"/>
+                <w:szCs w:val="16"/>
+              </w:rPr>
+            </w:pPr>
+            <w:r>
+              <w:rPr>
+                <w:rFonts w:ascii="Times New Roman" w:hAnsi="Times New Roman" w:cs="Times New Roman"/>
+                <w:sz w:val="16"/>
+                <w:szCs w:val="16"/>
               </w:rPr>
               <w:t>0.19</w:t>
             </w:r>
@@ -4270,15 +4433,16 @@
               <w:keepNext/>
               <w:spacing w:after="60"/>
               <w:rPr>
-                <w:sz w:val="18"/>
-                <w:szCs w:val="22"/>
-              </w:rPr>
-            </w:pPr>
-            <w:r>
-              <w:rPr>
-                <w:rFonts w:ascii="Calibri" w:hAnsi="Calibri"/>
-                <w:sz w:val="18"/>
-                <w:szCs w:val="22"/>
+                <w:rFonts w:ascii="Times New Roman" w:hAnsi="Times New Roman" w:cs="Times New Roman"/>
+                <w:sz w:val="16"/>
+                <w:szCs w:val="16"/>
+              </w:rPr>
+            </w:pPr>
+            <w:r>
+              <w:rPr>
+                <w:rFonts w:ascii="Times New Roman" w:hAnsi="Times New Roman" w:cs="Times New Roman"/>
+                <w:sz w:val="16"/>
+                <w:szCs w:val="16"/>
               </w:rPr>
               <w:t>Wald test (CWB)</w:t>
             </w:r>
@@ -4300,220 +4464,230 @@
               <w:spacing w:after="60"/>
               <w:jc w:val="right"/>
               <w:rPr>
-                <w:sz w:val="18"/>
-                <w:szCs w:val="22"/>
-              </w:rPr>
-            </w:pPr>
-          </w:p>
-        </w:tc>
-        <w:tc>
-          <w:tcPr>
-            <w:tcW w:w="0" w:type="auto"/>
-            <w:tcBorders>
-              <w:top w:val="single" w:sz="0" w:space="0" w:color="D3D3D3"/>
-              <w:left w:val="single" w:sz="0" w:space="0" w:color="D3D3D3"/>
-              <w:bottom w:val="single" w:sz="0" w:space="0" w:color="D3D3D3"/>
-              <w:right w:val="single" w:sz="0" w:space="0" w:color="D3D3D3"/>
-            </w:tcBorders>
-          </w:tcPr>
-          <w:p>
-            <w:pPr>
-              <w:keepNext/>
-              <w:spacing w:after="60"/>
-              <w:jc w:val="right"/>
-              <w:rPr>
-                <w:sz w:val="18"/>
-                <w:szCs w:val="22"/>
-              </w:rPr>
-            </w:pPr>
-          </w:p>
-        </w:tc>
-        <w:tc>
-          <w:tcPr>
-            <w:tcW w:w="0" w:type="auto"/>
-            <w:tcBorders>
-              <w:top w:val="single" w:sz="0" w:space="0" w:color="D3D3D3"/>
-              <w:left w:val="single" w:sz="0" w:space="0" w:color="D3D3D3"/>
-              <w:bottom w:val="single" w:sz="0" w:space="0" w:color="D3D3D3"/>
-              <w:right w:val="single" w:sz="0" w:space="0" w:color="D3D3D3"/>
-            </w:tcBorders>
-          </w:tcPr>
-          <w:p>
-            <w:pPr>
-              <w:keepNext/>
-              <w:spacing w:after="60"/>
-              <w:rPr>
-                <w:sz w:val="18"/>
-                <w:szCs w:val="22"/>
-              </w:rPr>
-            </w:pPr>
-          </w:p>
-        </w:tc>
-        <w:tc>
-          <w:tcPr>
-            <w:tcW w:w="0" w:type="auto"/>
-            <w:tcBorders>
-              <w:top w:val="single" w:sz="0" w:space="0" w:color="D3D3D3"/>
-              <w:left w:val="single" w:sz="0" w:space="0" w:color="D3D3D3"/>
-              <w:bottom w:val="single" w:sz="0" w:space="0" w:color="D3D3D3"/>
-              <w:right w:val="single" w:sz="0" w:space="0" w:color="D3D3D3"/>
-            </w:tcBorders>
-          </w:tcPr>
-          <w:p>
-            <w:pPr>
-              <w:keepNext/>
-              <w:spacing w:after="60"/>
-              <w:jc w:val="right"/>
-              <w:rPr>
-                <w:sz w:val="18"/>
-                <w:szCs w:val="22"/>
-              </w:rPr>
-            </w:pPr>
-            <w:r>
-              <w:rPr>
-                <w:rFonts w:ascii="Calibri" w:hAnsi="Calibri"/>
-                <w:sz w:val="18"/>
-                <w:szCs w:val="22"/>
-              </w:rPr>
-              <w:t>0.954</w:t>
-            </w:r>
-          </w:p>
-        </w:tc>
-        <w:tc>
-          <w:tcPr>
-            <w:tcW w:w="0" w:type="auto"/>
-            <w:tcBorders>
-              <w:top w:val="single" w:sz="0" w:space="0" w:color="D3D3D3"/>
-              <w:left w:val="single" w:sz="0" w:space="0" w:color="D3D3D3"/>
-              <w:bottom w:val="single" w:sz="0" w:space="0" w:color="D3D3D3"/>
-              <w:right w:val="single" w:sz="0" w:space="0" w:color="D3D3D3"/>
-            </w:tcBorders>
-          </w:tcPr>
-          <w:p>
-            <w:pPr>
-              <w:keepNext/>
-              <w:spacing w:after="60"/>
-              <w:jc w:val="right"/>
-              <w:rPr>
-                <w:sz w:val="18"/>
-                <w:szCs w:val="22"/>
-              </w:rPr>
-            </w:pPr>
-          </w:p>
-        </w:tc>
-        <w:tc>
-          <w:tcPr>
-            <w:tcW w:w="0" w:type="auto"/>
-            <w:tcBorders>
-              <w:top w:val="single" w:sz="0" w:space="0" w:color="D3D3D3"/>
-              <w:left w:val="single" w:sz="0" w:space="0" w:color="D3D3D3"/>
-              <w:bottom w:val="single" w:sz="0" w:space="0" w:color="D3D3D3"/>
-              <w:right w:val="single" w:sz="0" w:space="0" w:color="D3D3D3"/>
-            </w:tcBorders>
-          </w:tcPr>
-          <w:p>
-            <w:pPr>
-              <w:keepNext/>
-              <w:spacing w:after="60"/>
-              <w:jc w:val="right"/>
-              <w:rPr>
-                <w:sz w:val="18"/>
-                <w:szCs w:val="22"/>
-              </w:rPr>
-            </w:pPr>
-          </w:p>
-        </w:tc>
-        <w:tc>
-          <w:tcPr>
-            <w:tcW w:w="0" w:type="auto"/>
-            <w:tcBorders>
-              <w:top w:val="single" w:sz="0" w:space="0" w:color="D3D3D3"/>
-              <w:left w:val="single" w:sz="0" w:space="0" w:color="D3D3D3"/>
-              <w:bottom w:val="single" w:sz="0" w:space="0" w:color="D3D3D3"/>
-              <w:right w:val="single" w:sz="0" w:space="0" w:color="D3D3D3"/>
-            </w:tcBorders>
-          </w:tcPr>
-          <w:p>
-            <w:pPr>
-              <w:keepNext/>
-              <w:spacing w:after="60"/>
-              <w:rPr>
-                <w:sz w:val="18"/>
-                <w:szCs w:val="22"/>
-              </w:rPr>
-            </w:pPr>
-          </w:p>
-        </w:tc>
-        <w:tc>
-          <w:tcPr>
-            <w:tcW w:w="0" w:type="auto"/>
-            <w:tcBorders>
-              <w:top w:val="single" w:sz="0" w:space="0" w:color="D3D3D3"/>
-              <w:left w:val="single" w:sz="0" w:space="0" w:color="D3D3D3"/>
-              <w:bottom w:val="single" w:sz="0" w:space="0" w:color="D3D3D3"/>
-              <w:right w:val="single" w:sz="0" w:space="0" w:color="D3D3D3"/>
-            </w:tcBorders>
-          </w:tcPr>
-          <w:p>
-            <w:pPr>
-              <w:keepNext/>
-              <w:spacing w:after="60"/>
-              <w:jc w:val="right"/>
-              <w:rPr>
-                <w:sz w:val="18"/>
-                <w:szCs w:val="22"/>
-              </w:rPr>
-            </w:pPr>
-            <w:r>
-              <w:rPr>
-                <w:rFonts w:ascii="Calibri" w:hAnsi="Calibri"/>
-                <w:sz w:val="18"/>
-                <w:szCs w:val="22"/>
-              </w:rPr>
-              <w:t>0.926</w:t>
-            </w:r>
-          </w:p>
-        </w:tc>
-        <w:tc>
-          <w:tcPr>
-            <w:tcW w:w="0" w:type="auto"/>
-            <w:tcBorders>
-              <w:top w:val="single" w:sz="0" w:space="0" w:color="D3D3D3"/>
-              <w:left w:val="single" w:sz="0" w:space="0" w:color="D3D3D3"/>
-              <w:bottom w:val="single" w:sz="0" w:space="0" w:color="D3D3D3"/>
-              <w:right w:val="single" w:sz="0" w:space="0" w:color="D3D3D3"/>
-            </w:tcBorders>
-          </w:tcPr>
-          <w:p>
-            <w:pPr>
-              <w:keepNext/>
-              <w:spacing w:after="60"/>
-              <w:jc w:val="right"/>
-              <w:rPr>
-                <w:sz w:val="18"/>
-                <w:szCs w:val="22"/>
-              </w:rPr>
-            </w:pPr>
-          </w:p>
-        </w:tc>
-        <w:tc>
-          <w:tcPr>
-            <w:tcW w:w="0" w:type="auto"/>
-            <w:tcBorders>
-              <w:top w:val="single" w:sz="0" w:space="0" w:color="D3D3D3"/>
-              <w:left w:val="single" w:sz="0" w:space="0" w:color="D3D3D3"/>
-              <w:bottom w:val="single" w:sz="0" w:space="0" w:color="D3D3D3"/>
-              <w:right w:val="single" w:sz="0" w:space="0" w:color="D3D3D3"/>
-            </w:tcBorders>
-          </w:tcPr>
-          <w:p>
-            <w:pPr>
-              <w:keepNext/>
-              <w:spacing w:after="60"/>
-              <w:jc w:val="right"/>
-              <w:rPr>
-                <w:sz w:val="18"/>
-                <w:szCs w:val="22"/>
+                <w:rFonts w:ascii="Times New Roman" w:hAnsi="Times New Roman" w:cs="Times New Roman"/>
+                <w:sz w:val="16"/>
+                <w:szCs w:val="16"/>
+              </w:rPr>
+            </w:pPr>
+          </w:p>
+        </w:tc>
+        <w:tc>
+          <w:tcPr>
+            <w:tcW w:w="0" w:type="auto"/>
+            <w:tcBorders>
+              <w:top w:val="single" w:sz="0" w:space="0" w:color="D3D3D3"/>
+              <w:left w:val="single" w:sz="0" w:space="0" w:color="D3D3D3"/>
+              <w:bottom w:val="single" w:sz="0" w:space="0" w:color="D3D3D3"/>
+              <w:right w:val="single" w:sz="0" w:space="0" w:color="D3D3D3"/>
+            </w:tcBorders>
+          </w:tcPr>
+          <w:p>
+            <w:pPr>
+              <w:keepNext/>
+              <w:spacing w:after="60"/>
+              <w:jc w:val="right"/>
+              <w:rPr>
+                <w:rFonts w:ascii="Times New Roman" w:hAnsi="Times New Roman" w:cs="Times New Roman"/>
+                <w:sz w:val="16"/>
+                <w:szCs w:val="16"/>
+              </w:rPr>
+            </w:pPr>
+          </w:p>
+        </w:tc>
+        <w:tc>
+          <w:tcPr>
+            <w:tcW w:w="0" w:type="auto"/>
+            <w:tcBorders>
+              <w:top w:val="single" w:sz="0" w:space="0" w:color="D3D3D3"/>
+              <w:left w:val="single" w:sz="0" w:space="0" w:color="D3D3D3"/>
+              <w:bottom w:val="single" w:sz="0" w:space="0" w:color="D3D3D3"/>
+              <w:right w:val="single" w:sz="0" w:space="0" w:color="D3D3D3"/>
+            </w:tcBorders>
+          </w:tcPr>
+          <w:p>
+            <w:pPr>
+              <w:keepNext/>
+              <w:spacing w:after="60"/>
+              <w:rPr>
+                <w:rFonts w:ascii="Times New Roman" w:hAnsi="Times New Roman" w:cs="Times New Roman"/>
+                <w:sz w:val="16"/>
+                <w:szCs w:val="16"/>
+              </w:rPr>
+            </w:pPr>
+          </w:p>
+        </w:tc>
+        <w:tc>
+          <w:tcPr>
+            <w:tcW w:w="0" w:type="auto"/>
+            <w:tcBorders>
+              <w:top w:val="single" w:sz="0" w:space="0" w:color="D3D3D3"/>
+              <w:left w:val="single" w:sz="0" w:space="0" w:color="D3D3D3"/>
+              <w:bottom w:val="single" w:sz="0" w:space="0" w:color="D3D3D3"/>
+              <w:right w:val="single" w:sz="0" w:space="0" w:color="D3D3D3"/>
+            </w:tcBorders>
+          </w:tcPr>
+          <w:p>
+            <w:pPr>
+              <w:keepNext/>
+              <w:spacing w:after="60"/>
+              <w:jc w:val="right"/>
+              <w:rPr>
+                <w:rFonts w:ascii="Times New Roman" w:hAnsi="Times New Roman" w:cs="Times New Roman"/>
+                <w:sz w:val="16"/>
+                <w:szCs w:val="16"/>
+              </w:rPr>
+            </w:pPr>
+            <w:r>
+              <w:rPr>
+                <w:rFonts w:ascii="Times New Roman" w:hAnsi="Times New Roman" w:cs="Times New Roman"/>
+                <w:sz w:val="16"/>
+                <w:szCs w:val="16"/>
+              </w:rPr>
+              <w:t>0.951</w:t>
+            </w:r>
+          </w:p>
+        </w:tc>
+        <w:tc>
+          <w:tcPr>
+            <w:tcW w:w="0" w:type="auto"/>
+            <w:tcBorders>
+              <w:top w:val="single" w:sz="0" w:space="0" w:color="D3D3D3"/>
+              <w:left w:val="single" w:sz="0" w:space="0" w:color="D3D3D3"/>
+              <w:bottom w:val="single" w:sz="0" w:space="0" w:color="D3D3D3"/>
+              <w:right w:val="single" w:sz="0" w:space="0" w:color="D3D3D3"/>
+            </w:tcBorders>
+          </w:tcPr>
+          <w:p>
+            <w:pPr>
+              <w:keepNext/>
+              <w:spacing w:after="60"/>
+              <w:jc w:val="right"/>
+              <w:rPr>
+                <w:rFonts w:ascii="Times New Roman" w:hAnsi="Times New Roman" w:cs="Times New Roman"/>
+                <w:sz w:val="16"/>
+                <w:szCs w:val="16"/>
+              </w:rPr>
+            </w:pPr>
+          </w:p>
+        </w:tc>
+        <w:tc>
+          <w:tcPr>
+            <w:tcW w:w="0" w:type="auto"/>
+            <w:tcBorders>
+              <w:top w:val="single" w:sz="0" w:space="0" w:color="D3D3D3"/>
+              <w:left w:val="single" w:sz="0" w:space="0" w:color="D3D3D3"/>
+              <w:bottom w:val="single" w:sz="0" w:space="0" w:color="D3D3D3"/>
+              <w:right w:val="single" w:sz="0" w:space="0" w:color="D3D3D3"/>
+            </w:tcBorders>
+          </w:tcPr>
+          <w:p>
+            <w:pPr>
+              <w:keepNext/>
+              <w:spacing w:after="60"/>
+              <w:jc w:val="right"/>
+              <w:rPr>
+                <w:rFonts w:ascii="Times New Roman" w:hAnsi="Times New Roman" w:cs="Times New Roman"/>
+                <w:sz w:val="16"/>
+                <w:szCs w:val="16"/>
+              </w:rPr>
+            </w:pPr>
+          </w:p>
+        </w:tc>
+        <w:tc>
+          <w:tcPr>
+            <w:tcW w:w="0" w:type="auto"/>
+            <w:tcBorders>
+              <w:top w:val="single" w:sz="0" w:space="0" w:color="D3D3D3"/>
+              <w:left w:val="single" w:sz="0" w:space="0" w:color="D3D3D3"/>
+              <w:bottom w:val="single" w:sz="0" w:space="0" w:color="D3D3D3"/>
+              <w:right w:val="single" w:sz="0" w:space="0" w:color="D3D3D3"/>
+            </w:tcBorders>
+          </w:tcPr>
+          <w:p>
+            <w:pPr>
+              <w:keepNext/>
+              <w:spacing w:after="60"/>
+              <w:rPr>
+                <w:rFonts w:ascii="Times New Roman" w:hAnsi="Times New Roman" w:cs="Times New Roman"/>
+                <w:sz w:val="16"/>
+                <w:szCs w:val="16"/>
+              </w:rPr>
+            </w:pPr>
+          </w:p>
+        </w:tc>
+        <w:tc>
+          <w:tcPr>
+            <w:tcW w:w="0" w:type="auto"/>
+            <w:tcBorders>
+              <w:top w:val="single" w:sz="0" w:space="0" w:color="D3D3D3"/>
+              <w:left w:val="single" w:sz="0" w:space="0" w:color="D3D3D3"/>
+              <w:bottom w:val="single" w:sz="0" w:space="0" w:color="D3D3D3"/>
+              <w:right w:val="single" w:sz="0" w:space="0" w:color="D3D3D3"/>
+            </w:tcBorders>
+          </w:tcPr>
+          <w:p>
+            <w:pPr>
+              <w:keepNext/>
+              <w:spacing w:after="60"/>
+              <w:jc w:val="right"/>
+              <w:rPr>
+                <w:rFonts w:ascii="Times New Roman" w:hAnsi="Times New Roman" w:cs="Times New Roman"/>
+                <w:sz w:val="16"/>
+                <w:szCs w:val="16"/>
+              </w:rPr>
+            </w:pPr>
+            <w:r>
+              <w:rPr>
+                <w:rFonts w:ascii="Times New Roman" w:hAnsi="Times New Roman" w:cs="Times New Roman"/>
+                <w:sz w:val="16"/>
+                <w:szCs w:val="16"/>
+              </w:rPr>
+              <w:t>0.939</w:t>
+            </w:r>
+          </w:p>
+        </w:tc>
+        <w:tc>
+          <w:tcPr>
+            <w:tcW w:w="0" w:type="auto"/>
+            <w:tcBorders>
+              <w:top w:val="single" w:sz="0" w:space="0" w:color="D3D3D3"/>
+              <w:left w:val="single" w:sz="0" w:space="0" w:color="D3D3D3"/>
+              <w:bottom w:val="single" w:sz="0" w:space="0" w:color="D3D3D3"/>
+              <w:right w:val="single" w:sz="0" w:space="0" w:color="D3D3D3"/>
+            </w:tcBorders>
+          </w:tcPr>
+          <w:p>
+            <w:pPr>
+              <w:keepNext/>
+              <w:spacing w:after="60"/>
+              <w:jc w:val="right"/>
+              <w:rPr>
+                <w:rFonts w:ascii="Times New Roman" w:hAnsi="Times New Roman" w:cs="Times New Roman"/>
+                <w:sz w:val="16"/>
+                <w:szCs w:val="16"/>
+              </w:rPr>
+            </w:pPr>
+          </w:p>
+        </w:tc>
+        <w:tc>
+          <w:tcPr>
+            <w:tcW w:w="627" w:type="dxa"/>
+            <w:tcBorders>
+              <w:top w:val="single" w:sz="0" w:space="0" w:color="D3D3D3"/>
+              <w:left w:val="single" w:sz="0" w:space="0" w:color="D3D3D3"/>
+              <w:bottom w:val="single" w:sz="0" w:space="0" w:color="D3D3D3"/>
+              <w:right w:val="single" w:sz="0" w:space="0" w:color="D3D3D3"/>
+            </w:tcBorders>
+          </w:tcPr>
+          <w:p>
+            <w:pPr>
+              <w:keepNext/>
+              <w:spacing w:after="60"/>
+              <w:jc w:val="right"/>
+              <w:rPr>
+                <w:rFonts w:ascii="Times New Roman" w:hAnsi="Times New Roman" w:cs="Times New Roman"/>
+                <w:sz w:val="16"/>
+                <w:szCs w:val="16"/>
               </w:rPr>
             </w:pPr>
           </w:p>
@@ -4539,45 +4713,57 @@
               <w:keepNext/>
               <w:spacing w:after="60"/>
               <w:rPr>
-                <w:sz w:val="18"/>
-                <w:szCs w:val="22"/>
-              </w:rPr>
-            </w:pPr>
-            <w:r>
-              <w:rPr>
-                <w:rFonts w:ascii="Calibri" w:hAnsi="Calibri"/>
-                <w:sz w:val="18"/>
-                <w:szCs w:val="22"/>
-              </w:rPr>
-              <w:t>Cbt intervention</w:t>
-            </w:r>
-          </w:p>
-        </w:tc>
-        <w:tc>
-          <w:tcPr>
-            <w:tcW w:w="0" w:type="auto"/>
-            <w:tcBorders>
-              <w:top w:val="single" w:sz="0" w:space="0" w:color="D3D3D3"/>
-              <w:left w:val="single" w:sz="0" w:space="0" w:color="D3D3D3"/>
-              <w:bottom w:val="single" w:sz="0" w:space="0" w:color="D3D3D3"/>
-              <w:right w:val="single" w:sz="0" w:space="0" w:color="D3D3D3"/>
-            </w:tcBorders>
-          </w:tcPr>
-          <w:p>
-            <w:pPr>
-              <w:keepNext/>
-              <w:spacing w:after="60"/>
-              <w:jc w:val="right"/>
-              <w:rPr>
-                <w:sz w:val="18"/>
-                <w:szCs w:val="22"/>
-              </w:rPr>
-            </w:pPr>
-            <w:r>
-              <w:rPr>
-                <w:rFonts w:ascii="Calibri" w:hAnsi="Calibri"/>
-                <w:sz w:val="18"/>
-                <w:szCs w:val="22"/>
+                <w:rFonts w:ascii="Times New Roman" w:hAnsi="Times New Roman" w:cs="Times New Roman"/>
+                <w:sz w:val="16"/>
+                <w:szCs w:val="16"/>
+              </w:rPr>
+            </w:pPr>
+            <w:proofErr w:type="spellStart"/>
+            <w:r>
+              <w:rPr>
+                <w:rFonts w:ascii="Times New Roman" w:hAnsi="Times New Roman" w:cs="Times New Roman"/>
+                <w:sz w:val="16"/>
+                <w:szCs w:val="16"/>
+              </w:rPr>
+              <w:t>Cbt</w:t>
+            </w:r>
+            <w:proofErr w:type="spellEnd"/>
+            <w:r>
+              <w:rPr>
+                <w:rFonts w:ascii="Times New Roman" w:hAnsi="Times New Roman" w:cs="Times New Roman"/>
+                <w:sz w:val="16"/>
+                <w:szCs w:val="16"/>
+              </w:rPr>
+              <w:t xml:space="preserve"> intervention</w:t>
+            </w:r>
+          </w:p>
+        </w:tc>
+        <w:tc>
+          <w:tcPr>
+            <w:tcW w:w="0" w:type="auto"/>
+            <w:tcBorders>
+              <w:top w:val="single" w:sz="0" w:space="0" w:color="D3D3D3"/>
+              <w:left w:val="single" w:sz="0" w:space="0" w:color="D3D3D3"/>
+              <w:bottom w:val="single" w:sz="0" w:space="0" w:color="D3D3D3"/>
+              <w:right w:val="single" w:sz="0" w:space="0" w:color="D3D3D3"/>
+            </w:tcBorders>
+          </w:tcPr>
+          <w:p>
+            <w:pPr>
+              <w:keepNext/>
+              <w:spacing w:after="60"/>
+              <w:jc w:val="right"/>
+              <w:rPr>
+                <w:rFonts w:ascii="Times New Roman" w:hAnsi="Times New Roman" w:cs="Times New Roman"/>
+                <w:sz w:val="16"/>
+                <w:szCs w:val="16"/>
+              </w:rPr>
+            </w:pPr>
+            <w:r>
+              <w:rPr>
+                <w:rFonts w:ascii="Times New Roman" w:hAnsi="Times New Roman" w:cs="Times New Roman"/>
+                <w:sz w:val="16"/>
+                <w:szCs w:val="16"/>
               </w:rPr>
               <w:t>46</w:t>
             </w:r>
@@ -4599,15 +4785,16 @@
               <w:spacing w:after="60"/>
               <w:jc w:val="right"/>
               <w:rPr>
-                <w:sz w:val="18"/>
-                <w:szCs w:val="22"/>
-              </w:rPr>
-            </w:pPr>
-            <w:r>
-              <w:rPr>
-                <w:rFonts w:ascii="Calibri" w:hAnsi="Calibri"/>
-                <w:sz w:val="18"/>
-                <w:szCs w:val="22"/>
+                <w:rFonts w:ascii="Times New Roman" w:hAnsi="Times New Roman" w:cs="Times New Roman"/>
+                <w:sz w:val="16"/>
+                <w:szCs w:val="16"/>
+              </w:rPr>
+            </w:pPr>
+            <w:r>
+              <w:rPr>
+                <w:rFonts w:ascii="Times New Roman" w:hAnsi="Times New Roman" w:cs="Times New Roman"/>
+                <w:sz w:val="16"/>
+                <w:szCs w:val="16"/>
               </w:rPr>
               <w:t>205</w:t>
             </w:r>
@@ -4628,161 +4815,169 @@
               <w:keepNext/>
               <w:spacing w:after="60"/>
               <w:rPr>
-                <w:sz w:val="18"/>
-                <w:szCs w:val="22"/>
-              </w:rPr>
-            </w:pPr>
-          </w:p>
-        </w:tc>
-        <w:tc>
-          <w:tcPr>
-            <w:tcW w:w="0" w:type="auto"/>
-            <w:tcBorders>
-              <w:top w:val="single" w:sz="0" w:space="0" w:color="D3D3D3"/>
-              <w:left w:val="single" w:sz="0" w:space="0" w:color="D3D3D3"/>
-              <w:bottom w:val="single" w:sz="0" w:space="0" w:color="D3D3D3"/>
-              <w:right w:val="single" w:sz="0" w:space="0" w:color="D3D3D3"/>
-            </w:tcBorders>
-          </w:tcPr>
-          <w:p>
-            <w:pPr>
-              <w:keepNext/>
-              <w:spacing w:after="60"/>
-              <w:jc w:val="right"/>
-              <w:rPr>
-                <w:sz w:val="18"/>
-                <w:szCs w:val="22"/>
-              </w:rPr>
-            </w:pPr>
-          </w:p>
-        </w:tc>
-        <w:tc>
-          <w:tcPr>
-            <w:tcW w:w="0" w:type="auto"/>
-            <w:tcBorders>
-              <w:top w:val="single" w:sz="0" w:space="0" w:color="D3D3D3"/>
-              <w:left w:val="single" w:sz="0" w:space="0" w:color="D3D3D3"/>
-              <w:bottom w:val="single" w:sz="0" w:space="0" w:color="D3D3D3"/>
-              <w:right w:val="single" w:sz="0" w:space="0" w:color="D3D3D3"/>
-            </w:tcBorders>
-          </w:tcPr>
-          <w:p>
-            <w:pPr>
-              <w:keepNext/>
-              <w:spacing w:after="60"/>
-              <w:jc w:val="right"/>
-              <w:rPr>
-                <w:sz w:val="18"/>
-                <w:szCs w:val="22"/>
-              </w:rPr>
-            </w:pPr>
-          </w:p>
-        </w:tc>
-        <w:tc>
-          <w:tcPr>
-            <w:tcW w:w="0" w:type="auto"/>
-            <w:tcBorders>
-              <w:top w:val="single" w:sz="0" w:space="0" w:color="D3D3D3"/>
-              <w:left w:val="single" w:sz="0" w:space="0" w:color="D3D3D3"/>
-              <w:bottom w:val="single" w:sz="0" w:space="0" w:color="D3D3D3"/>
-              <w:right w:val="single" w:sz="0" w:space="0" w:color="D3D3D3"/>
-            </w:tcBorders>
-          </w:tcPr>
-          <w:p>
-            <w:pPr>
-              <w:keepNext/>
-              <w:spacing w:after="60"/>
-              <w:jc w:val="right"/>
-              <w:rPr>
-                <w:sz w:val="18"/>
-                <w:szCs w:val="22"/>
-              </w:rPr>
-            </w:pPr>
-          </w:p>
-        </w:tc>
-        <w:tc>
-          <w:tcPr>
-            <w:tcW w:w="0" w:type="auto"/>
-            <w:tcBorders>
-              <w:top w:val="single" w:sz="0" w:space="0" w:color="D3D3D3"/>
-              <w:left w:val="single" w:sz="0" w:space="0" w:color="D3D3D3"/>
-              <w:bottom w:val="single" w:sz="0" w:space="0" w:color="D3D3D3"/>
-              <w:right w:val="single" w:sz="0" w:space="0" w:color="D3D3D3"/>
-            </w:tcBorders>
-          </w:tcPr>
-          <w:p>
-            <w:pPr>
-              <w:keepNext/>
-              <w:spacing w:after="60"/>
-              <w:rPr>
-                <w:sz w:val="18"/>
-                <w:szCs w:val="22"/>
-              </w:rPr>
-            </w:pPr>
-          </w:p>
-        </w:tc>
-        <w:tc>
-          <w:tcPr>
-            <w:tcW w:w="0" w:type="auto"/>
-            <w:tcBorders>
-              <w:top w:val="single" w:sz="0" w:space="0" w:color="D3D3D3"/>
-              <w:left w:val="single" w:sz="0" w:space="0" w:color="D3D3D3"/>
-              <w:bottom w:val="single" w:sz="0" w:space="0" w:color="D3D3D3"/>
-              <w:right w:val="single" w:sz="0" w:space="0" w:color="D3D3D3"/>
-            </w:tcBorders>
-          </w:tcPr>
-          <w:p>
-            <w:pPr>
-              <w:keepNext/>
-              <w:spacing w:after="60"/>
-              <w:jc w:val="right"/>
-              <w:rPr>
-                <w:sz w:val="18"/>
-                <w:szCs w:val="22"/>
-              </w:rPr>
-            </w:pPr>
-          </w:p>
-        </w:tc>
-        <w:tc>
-          <w:tcPr>
-            <w:tcW w:w="0" w:type="auto"/>
-            <w:tcBorders>
-              <w:top w:val="single" w:sz="0" w:space="0" w:color="D3D3D3"/>
-              <w:left w:val="single" w:sz="0" w:space="0" w:color="D3D3D3"/>
-              <w:bottom w:val="single" w:sz="0" w:space="0" w:color="D3D3D3"/>
-              <w:right w:val="single" w:sz="0" w:space="0" w:color="D3D3D3"/>
-            </w:tcBorders>
-          </w:tcPr>
-          <w:p>
-            <w:pPr>
-              <w:keepNext/>
-              <w:spacing w:after="60"/>
-              <w:jc w:val="right"/>
-              <w:rPr>
-                <w:sz w:val="18"/>
-                <w:szCs w:val="22"/>
-              </w:rPr>
-            </w:pPr>
-          </w:p>
-        </w:tc>
-        <w:tc>
-          <w:tcPr>
-            <w:tcW w:w="0" w:type="auto"/>
-            <w:tcBorders>
-              <w:top w:val="single" w:sz="0" w:space="0" w:color="D3D3D3"/>
-              <w:left w:val="single" w:sz="0" w:space="0" w:color="D3D3D3"/>
-              <w:bottom w:val="single" w:sz="0" w:space="0" w:color="D3D3D3"/>
-              <w:right w:val="single" w:sz="0" w:space="0" w:color="D3D3D3"/>
-            </w:tcBorders>
-          </w:tcPr>
-          <w:p>
-            <w:pPr>
-              <w:keepNext/>
-              <w:spacing w:after="60"/>
-              <w:jc w:val="right"/>
-              <w:rPr>
-                <w:sz w:val="18"/>
-                <w:szCs w:val="22"/>
+                <w:rFonts w:ascii="Times New Roman" w:hAnsi="Times New Roman" w:cs="Times New Roman"/>
+                <w:sz w:val="16"/>
+                <w:szCs w:val="16"/>
+              </w:rPr>
+            </w:pPr>
+          </w:p>
+        </w:tc>
+        <w:tc>
+          <w:tcPr>
+            <w:tcW w:w="0" w:type="auto"/>
+            <w:tcBorders>
+              <w:top w:val="single" w:sz="0" w:space="0" w:color="D3D3D3"/>
+              <w:left w:val="single" w:sz="0" w:space="0" w:color="D3D3D3"/>
+              <w:bottom w:val="single" w:sz="0" w:space="0" w:color="D3D3D3"/>
+              <w:right w:val="single" w:sz="0" w:space="0" w:color="D3D3D3"/>
+            </w:tcBorders>
+          </w:tcPr>
+          <w:p>
+            <w:pPr>
+              <w:keepNext/>
+              <w:spacing w:after="60"/>
+              <w:jc w:val="right"/>
+              <w:rPr>
+                <w:rFonts w:ascii="Times New Roman" w:hAnsi="Times New Roman" w:cs="Times New Roman"/>
+                <w:sz w:val="16"/>
+                <w:szCs w:val="16"/>
+              </w:rPr>
+            </w:pPr>
+          </w:p>
+        </w:tc>
+        <w:tc>
+          <w:tcPr>
+            <w:tcW w:w="0" w:type="auto"/>
+            <w:tcBorders>
+              <w:top w:val="single" w:sz="0" w:space="0" w:color="D3D3D3"/>
+              <w:left w:val="single" w:sz="0" w:space="0" w:color="D3D3D3"/>
+              <w:bottom w:val="single" w:sz="0" w:space="0" w:color="D3D3D3"/>
+              <w:right w:val="single" w:sz="0" w:space="0" w:color="D3D3D3"/>
+            </w:tcBorders>
+          </w:tcPr>
+          <w:p>
+            <w:pPr>
+              <w:keepNext/>
+              <w:spacing w:after="60"/>
+              <w:jc w:val="right"/>
+              <w:rPr>
+                <w:rFonts w:ascii="Times New Roman" w:hAnsi="Times New Roman" w:cs="Times New Roman"/>
+                <w:sz w:val="16"/>
+                <w:szCs w:val="16"/>
+              </w:rPr>
+            </w:pPr>
+          </w:p>
+        </w:tc>
+        <w:tc>
+          <w:tcPr>
+            <w:tcW w:w="0" w:type="auto"/>
+            <w:tcBorders>
+              <w:top w:val="single" w:sz="0" w:space="0" w:color="D3D3D3"/>
+              <w:left w:val="single" w:sz="0" w:space="0" w:color="D3D3D3"/>
+              <w:bottom w:val="single" w:sz="0" w:space="0" w:color="D3D3D3"/>
+              <w:right w:val="single" w:sz="0" w:space="0" w:color="D3D3D3"/>
+            </w:tcBorders>
+          </w:tcPr>
+          <w:p>
+            <w:pPr>
+              <w:keepNext/>
+              <w:spacing w:after="60"/>
+              <w:jc w:val="right"/>
+              <w:rPr>
+                <w:rFonts w:ascii="Times New Roman" w:hAnsi="Times New Roman" w:cs="Times New Roman"/>
+                <w:sz w:val="16"/>
+                <w:szCs w:val="16"/>
+              </w:rPr>
+            </w:pPr>
+          </w:p>
+        </w:tc>
+        <w:tc>
+          <w:tcPr>
+            <w:tcW w:w="0" w:type="auto"/>
+            <w:tcBorders>
+              <w:top w:val="single" w:sz="0" w:space="0" w:color="D3D3D3"/>
+              <w:left w:val="single" w:sz="0" w:space="0" w:color="D3D3D3"/>
+              <w:bottom w:val="single" w:sz="0" w:space="0" w:color="D3D3D3"/>
+              <w:right w:val="single" w:sz="0" w:space="0" w:color="D3D3D3"/>
+            </w:tcBorders>
+          </w:tcPr>
+          <w:p>
+            <w:pPr>
+              <w:keepNext/>
+              <w:spacing w:after="60"/>
+              <w:rPr>
+                <w:rFonts w:ascii="Times New Roman" w:hAnsi="Times New Roman" w:cs="Times New Roman"/>
+                <w:sz w:val="16"/>
+                <w:szCs w:val="16"/>
+              </w:rPr>
+            </w:pPr>
+          </w:p>
+        </w:tc>
+        <w:tc>
+          <w:tcPr>
+            <w:tcW w:w="0" w:type="auto"/>
+            <w:tcBorders>
+              <w:top w:val="single" w:sz="0" w:space="0" w:color="D3D3D3"/>
+              <w:left w:val="single" w:sz="0" w:space="0" w:color="D3D3D3"/>
+              <w:bottom w:val="single" w:sz="0" w:space="0" w:color="D3D3D3"/>
+              <w:right w:val="single" w:sz="0" w:space="0" w:color="D3D3D3"/>
+            </w:tcBorders>
+          </w:tcPr>
+          <w:p>
+            <w:pPr>
+              <w:keepNext/>
+              <w:spacing w:after="60"/>
+              <w:jc w:val="right"/>
+              <w:rPr>
+                <w:rFonts w:ascii="Times New Roman" w:hAnsi="Times New Roman" w:cs="Times New Roman"/>
+                <w:sz w:val="16"/>
+                <w:szCs w:val="16"/>
+              </w:rPr>
+            </w:pPr>
+          </w:p>
+        </w:tc>
+        <w:tc>
+          <w:tcPr>
+            <w:tcW w:w="0" w:type="auto"/>
+            <w:tcBorders>
+              <w:top w:val="single" w:sz="0" w:space="0" w:color="D3D3D3"/>
+              <w:left w:val="single" w:sz="0" w:space="0" w:color="D3D3D3"/>
+              <w:bottom w:val="single" w:sz="0" w:space="0" w:color="D3D3D3"/>
+              <w:right w:val="single" w:sz="0" w:space="0" w:color="D3D3D3"/>
+            </w:tcBorders>
+          </w:tcPr>
+          <w:p>
+            <w:pPr>
+              <w:keepNext/>
+              <w:spacing w:after="60"/>
+              <w:jc w:val="right"/>
+              <w:rPr>
+                <w:rFonts w:ascii="Times New Roman" w:hAnsi="Times New Roman" w:cs="Times New Roman"/>
+                <w:sz w:val="16"/>
+                <w:szCs w:val="16"/>
+              </w:rPr>
+            </w:pPr>
+          </w:p>
+        </w:tc>
+        <w:tc>
+          <w:tcPr>
+            <w:tcW w:w="627" w:type="dxa"/>
+            <w:tcBorders>
+              <w:top w:val="single" w:sz="0" w:space="0" w:color="D3D3D3"/>
+              <w:left w:val="single" w:sz="0" w:space="0" w:color="D3D3D3"/>
+              <w:bottom w:val="single" w:sz="0" w:space="0" w:color="D3D3D3"/>
+              <w:right w:val="single" w:sz="0" w:space="0" w:color="D3D3D3"/>
+            </w:tcBorders>
+          </w:tcPr>
+          <w:p>
+            <w:pPr>
+              <w:keepNext/>
+              <w:spacing w:after="60"/>
+              <w:jc w:val="right"/>
+              <w:rPr>
+                <w:rFonts w:ascii="Times New Roman" w:hAnsi="Times New Roman" w:cs="Times New Roman"/>
+                <w:sz w:val="16"/>
+                <w:szCs w:val="16"/>
               </w:rPr>
             </w:pPr>
           </w:p>
@@ -4808,15 +5003,16 @@
               <w:keepNext/>
               <w:spacing w:after="60"/>
               <w:rPr>
-                <w:sz w:val="18"/>
-                <w:szCs w:val="22"/>
-              </w:rPr>
-            </w:pPr>
-            <w:r>
-              <w:rPr>
-                <w:rFonts w:ascii="Calibri" w:hAnsi="Calibri"/>
-                <w:sz w:val="18"/>
-                <w:szCs w:val="22"/>
+                <w:rFonts w:ascii="Times New Roman" w:hAnsi="Times New Roman" w:cs="Times New Roman"/>
+                <w:sz w:val="16"/>
+                <w:szCs w:val="16"/>
+              </w:rPr>
+            </w:pPr>
+            <w:r>
+              <w:rPr>
+                <w:rFonts w:ascii="Times New Roman" w:hAnsi="Times New Roman" w:cs="Times New Roman"/>
+                <w:sz w:val="16"/>
+                <w:szCs w:val="16"/>
               </w:rPr>
               <w:t>CBT</w:t>
             </w:r>
@@ -4838,15 +5034,16 @@
               <w:spacing w:after="60"/>
               <w:jc w:val="right"/>
               <w:rPr>
-                <w:sz w:val="18"/>
-                <w:szCs w:val="22"/>
-              </w:rPr>
-            </w:pPr>
-            <w:r>
-              <w:rPr>
-                <w:rFonts w:ascii="Calibri" w:hAnsi="Calibri"/>
-                <w:sz w:val="18"/>
-                <w:szCs w:val="22"/>
+                <w:rFonts w:ascii="Times New Roman" w:hAnsi="Times New Roman" w:cs="Times New Roman"/>
+                <w:sz w:val="16"/>
+                <w:szCs w:val="16"/>
+              </w:rPr>
+            </w:pPr>
+            <w:r>
+              <w:rPr>
+                <w:rFonts w:ascii="Times New Roman" w:hAnsi="Times New Roman" w:cs="Times New Roman"/>
+                <w:sz w:val="16"/>
+                <w:szCs w:val="16"/>
               </w:rPr>
               <w:t>12</w:t>
             </w:r>
@@ -4868,15 +5065,16 @@
               <w:spacing w:after="60"/>
               <w:jc w:val="right"/>
               <w:rPr>
-                <w:sz w:val="18"/>
-                <w:szCs w:val="22"/>
-              </w:rPr>
-            </w:pPr>
-            <w:r>
-              <w:rPr>
-                <w:rFonts w:ascii="Calibri" w:hAnsi="Calibri"/>
-                <w:sz w:val="18"/>
-                <w:szCs w:val="22"/>
+                <w:rFonts w:ascii="Times New Roman" w:hAnsi="Times New Roman" w:cs="Times New Roman"/>
+                <w:sz w:val="16"/>
+                <w:szCs w:val="16"/>
+              </w:rPr>
+            </w:pPr>
+            <w:r>
+              <w:rPr>
+                <w:rFonts w:ascii="Times New Roman" w:hAnsi="Times New Roman" w:cs="Times New Roman"/>
+                <w:sz w:val="16"/>
+                <w:szCs w:val="16"/>
               </w:rPr>
               <w:t>55</w:t>
             </w:r>
@@ -4897,15 +5095,16 @@
               <w:keepNext/>
               <w:spacing w:after="60"/>
               <w:rPr>
-                <w:sz w:val="18"/>
-                <w:szCs w:val="22"/>
-              </w:rPr>
-            </w:pPr>
-            <w:r>
-              <w:rPr>
-                <w:rFonts w:ascii="Calibri" w:hAnsi="Calibri"/>
-                <w:sz w:val="18"/>
-                <w:szCs w:val="22"/>
+                <w:rFonts w:ascii="Times New Roman" w:hAnsi="Times New Roman" w:cs="Times New Roman"/>
+                <w:sz w:val="16"/>
+                <w:szCs w:val="16"/>
+              </w:rPr>
+            </w:pPr>
+            <w:r>
+              <w:rPr>
+                <w:rFonts w:ascii="Times New Roman" w:hAnsi="Times New Roman" w:cs="Times New Roman"/>
+                <w:sz w:val="16"/>
+                <w:szCs w:val="16"/>
               </w:rPr>
               <w:t>0.28 [0.11, 0.45]</w:t>
             </w:r>
@@ -4927,15 +5126,16 @@
               <w:spacing w:after="60"/>
               <w:jc w:val="right"/>
               <w:rPr>
-                <w:sz w:val="18"/>
-                <w:szCs w:val="22"/>
-              </w:rPr>
-            </w:pPr>
-            <w:r>
-              <w:rPr>
-                <w:rFonts w:ascii="Calibri" w:hAnsi="Calibri"/>
-                <w:sz w:val="18"/>
-                <w:szCs w:val="22"/>
+                <w:rFonts w:ascii="Times New Roman" w:hAnsi="Times New Roman" w:cs="Times New Roman"/>
+                <w:sz w:val="16"/>
+                <w:szCs w:val="16"/>
+              </w:rPr>
+            </w:pPr>
+            <w:r>
+              <w:rPr>
+                <w:rFonts w:ascii="Times New Roman" w:hAnsi="Times New Roman" w:cs="Times New Roman"/>
+                <w:sz w:val="16"/>
+                <w:szCs w:val="16"/>
               </w:rPr>
               <w:t>0.007</w:t>
             </w:r>
@@ -4957,15 +5157,16 @@
               <w:spacing w:after="60"/>
               <w:jc w:val="right"/>
               <w:rPr>
-                <w:sz w:val="18"/>
-                <w:szCs w:val="22"/>
-              </w:rPr>
-            </w:pPr>
-            <w:r>
-              <w:rPr>
-                <w:rFonts w:ascii="Calibri" w:hAnsi="Calibri"/>
-                <w:sz w:val="18"/>
-                <w:szCs w:val="22"/>
+                <w:rFonts w:ascii="Times New Roman" w:hAnsi="Times New Roman" w:cs="Times New Roman"/>
+                <w:sz w:val="16"/>
+                <w:szCs w:val="16"/>
+              </w:rPr>
+            </w:pPr>
+            <w:r>
+              <w:rPr>
+                <w:rFonts w:ascii="Times New Roman" w:hAnsi="Times New Roman" w:cs="Times New Roman"/>
+                <w:sz w:val="16"/>
+                <w:szCs w:val="16"/>
               </w:rPr>
               <w:t>6.0</w:t>
             </w:r>
@@ -4987,15 +5188,16 @@
               <w:spacing w:after="60"/>
               <w:jc w:val="right"/>
               <w:rPr>
-                <w:sz w:val="18"/>
-                <w:szCs w:val="22"/>
-              </w:rPr>
-            </w:pPr>
-            <w:r>
-              <w:rPr>
-                <w:rFonts w:ascii="Calibri" w:hAnsi="Calibri"/>
-                <w:sz w:val="18"/>
-                <w:szCs w:val="22"/>
+                <w:rFonts w:ascii="Times New Roman" w:hAnsi="Times New Roman" w:cs="Times New Roman"/>
+                <w:sz w:val="16"/>
+                <w:szCs w:val="16"/>
+              </w:rPr>
+            </w:pPr>
+            <w:r>
+              <w:rPr>
+                <w:rFonts w:ascii="Times New Roman" w:hAnsi="Times New Roman" w:cs="Times New Roman"/>
+                <w:sz w:val="16"/>
+                <w:szCs w:val="16"/>
               </w:rPr>
               <w:t>0.18</w:t>
             </w:r>
@@ -5016,105 +5218,109 @@
               <w:keepNext/>
               <w:spacing w:after="60"/>
               <w:rPr>
-                <w:sz w:val="18"/>
-                <w:szCs w:val="22"/>
-              </w:rPr>
-            </w:pPr>
-            <w:r>
-              <w:rPr>
-                <w:rFonts w:ascii="Calibri" w:hAnsi="Calibri"/>
-                <w:sz w:val="18"/>
-                <w:szCs w:val="22"/>
-              </w:rPr>
-              <w:t>0.36 [0.15, 0.57]</w:t>
-            </w:r>
-          </w:p>
-        </w:tc>
-        <w:tc>
-          <w:tcPr>
-            <w:tcW w:w="0" w:type="auto"/>
-            <w:tcBorders>
-              <w:top w:val="single" w:sz="0" w:space="0" w:color="D3D3D3"/>
-              <w:left w:val="single" w:sz="0" w:space="0" w:color="D3D3D3"/>
-              <w:bottom w:val="single" w:sz="0" w:space="0" w:color="D3D3D3"/>
-              <w:right w:val="single" w:sz="0" w:space="0" w:color="D3D3D3"/>
-            </w:tcBorders>
-          </w:tcPr>
-          <w:p>
-            <w:pPr>
-              <w:keepNext/>
-              <w:spacing w:after="60"/>
-              <w:jc w:val="right"/>
-              <w:rPr>
-                <w:sz w:val="18"/>
-                <w:szCs w:val="22"/>
-              </w:rPr>
-            </w:pPr>
-            <w:r>
-              <w:rPr>
-                <w:rFonts w:ascii="Calibri" w:hAnsi="Calibri"/>
-                <w:sz w:val="18"/>
-                <w:szCs w:val="22"/>
-              </w:rPr>
-              <w:t>0.009</w:t>
-            </w:r>
-          </w:p>
-        </w:tc>
-        <w:tc>
-          <w:tcPr>
-            <w:tcW w:w="0" w:type="auto"/>
-            <w:tcBorders>
-              <w:top w:val="single" w:sz="0" w:space="0" w:color="D3D3D3"/>
-              <w:left w:val="single" w:sz="0" w:space="0" w:color="D3D3D3"/>
-              <w:bottom w:val="single" w:sz="0" w:space="0" w:color="D3D3D3"/>
-              <w:right w:val="single" w:sz="0" w:space="0" w:color="D3D3D3"/>
-            </w:tcBorders>
-          </w:tcPr>
-          <w:p>
-            <w:pPr>
-              <w:keepNext/>
-              <w:spacing w:after="60"/>
-              <w:jc w:val="right"/>
-              <w:rPr>
-                <w:sz w:val="18"/>
-                <w:szCs w:val="22"/>
-              </w:rPr>
-            </w:pPr>
-            <w:r>
-              <w:rPr>
-                <w:rFonts w:ascii="Calibri" w:hAnsi="Calibri"/>
-                <w:sz w:val="18"/>
-                <w:szCs w:val="22"/>
-              </w:rPr>
-              <w:t>3.8</w:t>
-            </w:r>
-          </w:p>
-        </w:tc>
-        <w:tc>
-          <w:tcPr>
-            <w:tcW w:w="0" w:type="auto"/>
-            <w:tcBorders>
-              <w:top w:val="single" w:sz="0" w:space="0" w:color="D3D3D3"/>
-              <w:left w:val="single" w:sz="0" w:space="0" w:color="D3D3D3"/>
-              <w:bottom w:val="single" w:sz="0" w:space="0" w:color="D3D3D3"/>
-              <w:right w:val="single" w:sz="0" w:space="0" w:color="D3D3D3"/>
-            </w:tcBorders>
-          </w:tcPr>
-          <w:p>
-            <w:pPr>
-              <w:keepNext/>
-              <w:spacing w:after="60"/>
-              <w:jc w:val="right"/>
-              <w:rPr>
-                <w:sz w:val="18"/>
-                <w:szCs w:val="22"/>
-              </w:rPr>
-            </w:pPr>
-            <w:r>
-              <w:rPr>
-                <w:rFonts w:ascii="Calibri" w:hAnsi="Calibri"/>
-                <w:sz w:val="18"/>
-                <w:szCs w:val="22"/>
+                <w:rFonts w:ascii="Times New Roman" w:hAnsi="Times New Roman" w:cs="Times New Roman"/>
+                <w:sz w:val="16"/>
+                <w:szCs w:val="16"/>
+              </w:rPr>
+            </w:pPr>
+            <w:r>
+              <w:rPr>
+                <w:rFonts w:ascii="Times New Roman" w:hAnsi="Times New Roman" w:cs="Times New Roman"/>
+                <w:sz w:val="16"/>
+                <w:szCs w:val="16"/>
+              </w:rPr>
+              <w:t>0.29 [0.17, 0.41]</w:t>
+            </w:r>
+          </w:p>
+        </w:tc>
+        <w:tc>
+          <w:tcPr>
+            <w:tcW w:w="0" w:type="auto"/>
+            <w:tcBorders>
+              <w:top w:val="single" w:sz="0" w:space="0" w:color="D3D3D3"/>
+              <w:left w:val="single" w:sz="0" w:space="0" w:color="D3D3D3"/>
+              <w:bottom w:val="single" w:sz="0" w:space="0" w:color="D3D3D3"/>
+              <w:right w:val="single" w:sz="0" w:space="0" w:color="D3D3D3"/>
+            </w:tcBorders>
+          </w:tcPr>
+          <w:p>
+            <w:pPr>
+              <w:keepNext/>
+              <w:spacing w:after="60"/>
+              <w:jc w:val="right"/>
+              <w:rPr>
+                <w:rFonts w:ascii="Times New Roman" w:hAnsi="Times New Roman" w:cs="Times New Roman"/>
+                <w:sz w:val="16"/>
+                <w:szCs w:val="16"/>
+              </w:rPr>
+            </w:pPr>
+            <w:r>
+              <w:rPr>
+                <w:rFonts w:ascii="Times New Roman" w:hAnsi="Times New Roman" w:cs="Times New Roman"/>
+                <w:sz w:val="16"/>
+                <w:szCs w:val="16"/>
+              </w:rPr>
+              <w:t>0.001</w:t>
+            </w:r>
+          </w:p>
+        </w:tc>
+        <w:tc>
+          <w:tcPr>
+            <w:tcW w:w="0" w:type="auto"/>
+            <w:tcBorders>
+              <w:top w:val="single" w:sz="0" w:space="0" w:color="D3D3D3"/>
+              <w:left w:val="single" w:sz="0" w:space="0" w:color="D3D3D3"/>
+              <w:bottom w:val="single" w:sz="0" w:space="0" w:color="D3D3D3"/>
+              <w:right w:val="single" w:sz="0" w:space="0" w:color="D3D3D3"/>
+            </w:tcBorders>
+          </w:tcPr>
+          <w:p>
+            <w:pPr>
+              <w:keepNext/>
+              <w:spacing w:after="60"/>
+              <w:jc w:val="right"/>
+              <w:rPr>
+                <w:rFonts w:ascii="Times New Roman" w:hAnsi="Times New Roman" w:cs="Times New Roman"/>
+                <w:sz w:val="16"/>
+                <w:szCs w:val="16"/>
+              </w:rPr>
+            </w:pPr>
+            <w:r>
+              <w:rPr>
+                <w:rFonts w:ascii="Times New Roman" w:hAnsi="Times New Roman" w:cs="Times New Roman"/>
+                <w:sz w:val="16"/>
+                <w:szCs w:val="16"/>
+              </w:rPr>
+              <w:t>6.9</w:t>
+            </w:r>
+          </w:p>
+        </w:tc>
+        <w:tc>
+          <w:tcPr>
+            <w:tcW w:w="627" w:type="dxa"/>
+            <w:tcBorders>
+              <w:top w:val="single" w:sz="0" w:space="0" w:color="D3D3D3"/>
+              <w:left w:val="single" w:sz="0" w:space="0" w:color="D3D3D3"/>
+              <w:bottom w:val="single" w:sz="0" w:space="0" w:color="D3D3D3"/>
+              <w:right w:val="single" w:sz="0" w:space="0" w:color="D3D3D3"/>
+            </w:tcBorders>
+          </w:tcPr>
+          <w:p>
+            <w:pPr>
+              <w:keepNext/>
+              <w:spacing w:after="60"/>
+              <w:jc w:val="right"/>
+              <w:rPr>
+                <w:rFonts w:ascii="Times New Roman" w:hAnsi="Times New Roman" w:cs="Times New Roman"/>
+                <w:sz w:val="16"/>
+                <w:szCs w:val="16"/>
+              </w:rPr>
+            </w:pPr>
+            <w:r>
+              <w:rPr>
+                <w:rFonts w:ascii="Times New Roman" w:hAnsi="Times New Roman" w:cs="Times New Roman"/>
+                <w:sz w:val="16"/>
+                <w:szCs w:val="16"/>
               </w:rPr>
               <w:t>0.15</w:t>
             </w:r>
@@ -5141,15 +5347,16 @@
               <w:keepNext/>
               <w:spacing w:after="60"/>
               <w:rPr>
-                <w:sz w:val="18"/>
-                <w:szCs w:val="22"/>
-              </w:rPr>
-            </w:pPr>
-            <w:r>
-              <w:rPr>
-                <w:rFonts w:ascii="Calibri" w:hAnsi="Calibri"/>
-                <w:sz w:val="18"/>
-                <w:szCs w:val="22"/>
+                <w:rFonts w:ascii="Times New Roman" w:hAnsi="Times New Roman" w:cs="Times New Roman"/>
+                <w:sz w:val="16"/>
+                <w:szCs w:val="16"/>
+              </w:rPr>
+            </w:pPr>
+            <w:r>
+              <w:rPr>
+                <w:rFonts w:ascii="Times New Roman" w:hAnsi="Times New Roman" w:cs="Times New Roman"/>
+                <w:sz w:val="16"/>
+                <w:szCs w:val="16"/>
               </w:rPr>
               <w:t>Other</w:t>
             </w:r>
@@ -5171,15 +5378,16 @@
               <w:spacing w:after="60"/>
               <w:jc w:val="right"/>
               <w:rPr>
-                <w:sz w:val="18"/>
-                <w:szCs w:val="22"/>
-              </w:rPr>
-            </w:pPr>
-            <w:r>
-              <w:rPr>
-                <w:rFonts w:ascii="Calibri" w:hAnsi="Calibri"/>
-                <w:sz w:val="18"/>
-                <w:szCs w:val="22"/>
+                <w:rFonts w:ascii="Times New Roman" w:hAnsi="Times New Roman" w:cs="Times New Roman"/>
+                <w:sz w:val="16"/>
+                <w:szCs w:val="16"/>
+              </w:rPr>
+            </w:pPr>
+            <w:r>
+              <w:rPr>
+                <w:rFonts w:ascii="Times New Roman" w:hAnsi="Times New Roman" w:cs="Times New Roman"/>
+                <w:sz w:val="16"/>
+                <w:szCs w:val="16"/>
               </w:rPr>
               <w:t>35</w:t>
             </w:r>
@@ -5201,15 +5409,16 @@
               <w:spacing w:after="60"/>
               <w:jc w:val="right"/>
               <w:rPr>
-                <w:sz w:val="18"/>
-                <w:szCs w:val="22"/>
-              </w:rPr>
-            </w:pPr>
-            <w:r>
-              <w:rPr>
-                <w:rFonts w:ascii="Calibri" w:hAnsi="Calibri"/>
-                <w:sz w:val="18"/>
-                <w:szCs w:val="22"/>
+                <w:rFonts w:ascii="Times New Roman" w:hAnsi="Times New Roman" w:cs="Times New Roman"/>
+                <w:sz w:val="16"/>
+                <w:szCs w:val="16"/>
+              </w:rPr>
+            </w:pPr>
+            <w:r>
+              <w:rPr>
+                <w:rFonts w:ascii="Times New Roman" w:hAnsi="Times New Roman" w:cs="Times New Roman"/>
+                <w:sz w:val="16"/>
+                <w:szCs w:val="16"/>
               </w:rPr>
               <w:t>150</w:t>
             </w:r>
@@ -5230,15 +5439,16 @@
               <w:keepNext/>
               <w:spacing w:after="60"/>
               <w:rPr>
-                <w:sz w:val="18"/>
-                <w:szCs w:val="22"/>
-              </w:rPr>
-            </w:pPr>
-            <w:r>
-              <w:rPr>
-                <w:rFonts w:ascii="Calibri" w:hAnsi="Calibri"/>
-                <w:sz w:val="18"/>
-                <w:szCs w:val="22"/>
+                <w:rFonts w:ascii="Times New Roman" w:hAnsi="Times New Roman" w:cs="Times New Roman"/>
+                <w:sz w:val="16"/>
+                <w:szCs w:val="16"/>
+              </w:rPr>
+            </w:pPr>
+            <w:r>
+              <w:rPr>
+                <w:rFonts w:ascii="Times New Roman" w:hAnsi="Times New Roman" w:cs="Times New Roman"/>
+                <w:sz w:val="16"/>
+                <w:szCs w:val="16"/>
               </w:rPr>
               <w:t>0.16 [0.08, 0.23]</w:t>
             </w:r>
@@ -5260,15 +5470,16 @@
               <w:spacing w:after="60"/>
               <w:jc w:val="right"/>
               <w:rPr>
-                <w:sz w:val="18"/>
-                <w:szCs w:val="22"/>
-              </w:rPr>
-            </w:pPr>
-            <w:r>
-              <w:rPr>
-                <w:rFonts w:ascii="Calibri" w:hAnsi="Calibri"/>
-                <w:sz w:val="18"/>
-                <w:szCs w:val="22"/>
+                <w:rFonts w:ascii="Times New Roman" w:hAnsi="Times New Roman" w:cs="Times New Roman"/>
+                <w:sz w:val="16"/>
+                <w:szCs w:val="16"/>
+              </w:rPr>
+            </w:pPr>
+            <w:r>
+              <w:rPr>
+                <w:rFonts w:ascii="Times New Roman" w:hAnsi="Times New Roman" w:cs="Times New Roman"/>
+                <w:sz w:val="16"/>
+                <w:szCs w:val="16"/>
               </w:rPr>
               <w:t>0.000</w:t>
             </w:r>
@@ -5290,15 +5501,16 @@
               <w:spacing w:after="60"/>
               <w:jc w:val="right"/>
               <w:rPr>
-                <w:sz w:val="18"/>
-                <w:szCs w:val="22"/>
-              </w:rPr>
-            </w:pPr>
-            <w:r>
-              <w:rPr>
-                <w:rFonts w:ascii="Calibri" w:hAnsi="Calibri"/>
-                <w:sz w:val="18"/>
-                <w:szCs w:val="22"/>
+                <w:rFonts w:ascii="Times New Roman" w:hAnsi="Times New Roman" w:cs="Times New Roman"/>
+                <w:sz w:val="16"/>
+                <w:szCs w:val="16"/>
+              </w:rPr>
+            </w:pPr>
+            <w:r>
+              <w:rPr>
+                <w:rFonts w:ascii="Times New Roman" w:hAnsi="Times New Roman" w:cs="Times New Roman"/>
+                <w:sz w:val="16"/>
+                <w:szCs w:val="16"/>
               </w:rPr>
               <w:t>19.7</w:t>
             </w:r>
@@ -5320,15 +5532,16 @@
               <w:spacing w:after="60"/>
               <w:jc w:val="right"/>
               <w:rPr>
-                <w:sz w:val="18"/>
-                <w:szCs w:val="22"/>
-              </w:rPr>
-            </w:pPr>
-            <w:r>
-              <w:rPr>
-                <w:rFonts w:ascii="Calibri" w:hAnsi="Calibri"/>
-                <w:sz w:val="18"/>
-                <w:szCs w:val="22"/>
+                <w:rFonts w:ascii="Times New Roman" w:hAnsi="Times New Roman" w:cs="Times New Roman"/>
+                <w:sz w:val="16"/>
+                <w:szCs w:val="16"/>
+              </w:rPr>
+            </w:pPr>
+            <w:r>
+              <w:rPr>
+                <w:rFonts w:ascii="Times New Roman" w:hAnsi="Times New Roman" w:cs="Times New Roman"/>
+                <w:sz w:val="16"/>
+                <w:szCs w:val="16"/>
               </w:rPr>
               <w:t>0.21</w:t>
             </w:r>
@@ -5349,105 +5562,109 @@
               <w:keepNext/>
               <w:spacing w:after="60"/>
               <w:rPr>
-                <w:sz w:val="18"/>
-                <w:szCs w:val="22"/>
-              </w:rPr>
-            </w:pPr>
-            <w:r>
-              <w:rPr>
-                <w:rFonts w:ascii="Calibri" w:hAnsi="Calibri"/>
-                <w:sz w:val="18"/>
-                <w:szCs w:val="22"/>
-              </w:rPr>
-              <w:t>0.25 [0, 0.5]</w:t>
-            </w:r>
-          </w:p>
-        </w:tc>
-        <w:tc>
-          <w:tcPr>
-            <w:tcW w:w="0" w:type="auto"/>
-            <w:tcBorders>
-              <w:top w:val="single" w:sz="0" w:space="0" w:color="D3D3D3"/>
-              <w:left w:val="single" w:sz="0" w:space="0" w:color="D3D3D3"/>
-              <w:bottom w:val="single" w:sz="0" w:space="0" w:color="D3D3D3"/>
-              <w:right w:val="single" w:sz="0" w:space="0" w:color="D3D3D3"/>
-            </w:tcBorders>
-          </w:tcPr>
-          <w:p>
-            <w:pPr>
-              <w:keepNext/>
-              <w:spacing w:after="60"/>
-              <w:jc w:val="right"/>
-              <w:rPr>
-                <w:sz w:val="18"/>
-                <w:szCs w:val="22"/>
-              </w:rPr>
-            </w:pPr>
-            <w:r>
-              <w:rPr>
-                <w:rFonts w:ascii="Calibri" w:hAnsi="Calibri"/>
-                <w:sz w:val="18"/>
-                <w:szCs w:val="22"/>
-              </w:rPr>
-              <w:t>0.048</w:t>
-            </w:r>
-          </w:p>
-        </w:tc>
-        <w:tc>
-          <w:tcPr>
-            <w:tcW w:w="0" w:type="auto"/>
-            <w:tcBorders>
-              <w:top w:val="single" w:sz="0" w:space="0" w:color="D3D3D3"/>
-              <w:left w:val="single" w:sz="0" w:space="0" w:color="D3D3D3"/>
-              <w:bottom w:val="single" w:sz="0" w:space="0" w:color="D3D3D3"/>
-              <w:right w:val="single" w:sz="0" w:space="0" w:color="D3D3D3"/>
-            </w:tcBorders>
-          </w:tcPr>
-          <w:p>
-            <w:pPr>
-              <w:keepNext/>
-              <w:spacing w:after="60"/>
-              <w:jc w:val="right"/>
-              <w:rPr>
-                <w:sz w:val="18"/>
-                <w:szCs w:val="22"/>
-              </w:rPr>
-            </w:pPr>
-            <w:r>
-              <w:rPr>
-                <w:rFonts w:ascii="Calibri" w:hAnsi="Calibri"/>
-                <w:sz w:val="18"/>
-                <w:szCs w:val="22"/>
-              </w:rPr>
-              <w:t>3.4</w:t>
-            </w:r>
-          </w:p>
-        </w:tc>
-        <w:tc>
-          <w:tcPr>
-            <w:tcW w:w="0" w:type="auto"/>
-            <w:tcBorders>
-              <w:top w:val="single" w:sz="0" w:space="0" w:color="D3D3D3"/>
-              <w:left w:val="single" w:sz="0" w:space="0" w:color="D3D3D3"/>
-              <w:bottom w:val="single" w:sz="0" w:space="0" w:color="D3D3D3"/>
-              <w:right w:val="single" w:sz="0" w:space="0" w:color="D3D3D3"/>
-            </w:tcBorders>
-          </w:tcPr>
-          <w:p>
-            <w:pPr>
-              <w:keepNext/>
-              <w:spacing w:after="60"/>
-              <w:jc w:val="right"/>
-              <w:rPr>
-                <w:sz w:val="18"/>
-                <w:szCs w:val="22"/>
-              </w:rPr>
-            </w:pPr>
-            <w:r>
-              <w:rPr>
-                <w:rFonts w:ascii="Calibri" w:hAnsi="Calibri"/>
-                <w:sz w:val="18"/>
-                <w:szCs w:val="22"/>
+                <w:rFonts w:ascii="Times New Roman" w:hAnsi="Times New Roman" w:cs="Times New Roman"/>
+                <w:sz w:val="16"/>
+                <w:szCs w:val="16"/>
+              </w:rPr>
+            </w:pPr>
+            <w:r>
+              <w:rPr>
+                <w:rFonts w:ascii="Times New Roman" w:hAnsi="Times New Roman" w:cs="Times New Roman"/>
+                <w:sz w:val="16"/>
+                <w:szCs w:val="16"/>
+              </w:rPr>
+              <w:t>0.18 [0.08, 0.28]</w:t>
+            </w:r>
+          </w:p>
+        </w:tc>
+        <w:tc>
+          <w:tcPr>
+            <w:tcW w:w="0" w:type="auto"/>
+            <w:tcBorders>
+              <w:top w:val="single" w:sz="0" w:space="0" w:color="D3D3D3"/>
+              <w:left w:val="single" w:sz="0" w:space="0" w:color="D3D3D3"/>
+              <w:bottom w:val="single" w:sz="0" w:space="0" w:color="D3D3D3"/>
+              <w:right w:val="single" w:sz="0" w:space="0" w:color="D3D3D3"/>
+            </w:tcBorders>
+          </w:tcPr>
+          <w:p>
+            <w:pPr>
+              <w:keepNext/>
+              <w:spacing w:after="60"/>
+              <w:jc w:val="right"/>
+              <w:rPr>
+                <w:rFonts w:ascii="Times New Roman" w:hAnsi="Times New Roman" w:cs="Times New Roman"/>
+                <w:sz w:val="16"/>
+                <w:szCs w:val="16"/>
+              </w:rPr>
+            </w:pPr>
+            <w:r>
+              <w:rPr>
+                <w:rFonts w:ascii="Times New Roman" w:hAnsi="Times New Roman" w:cs="Times New Roman"/>
+                <w:sz w:val="16"/>
+                <w:szCs w:val="16"/>
+              </w:rPr>
+              <w:t>0.001</w:t>
+            </w:r>
+          </w:p>
+        </w:tc>
+        <w:tc>
+          <w:tcPr>
+            <w:tcW w:w="0" w:type="auto"/>
+            <w:tcBorders>
+              <w:top w:val="single" w:sz="0" w:space="0" w:color="D3D3D3"/>
+              <w:left w:val="single" w:sz="0" w:space="0" w:color="D3D3D3"/>
+              <w:bottom w:val="single" w:sz="0" w:space="0" w:color="D3D3D3"/>
+              <w:right w:val="single" w:sz="0" w:space="0" w:color="D3D3D3"/>
+            </w:tcBorders>
+          </w:tcPr>
+          <w:p>
+            <w:pPr>
+              <w:keepNext/>
+              <w:spacing w:after="60"/>
+              <w:jc w:val="right"/>
+              <w:rPr>
+                <w:rFonts w:ascii="Times New Roman" w:hAnsi="Times New Roman" w:cs="Times New Roman"/>
+                <w:sz w:val="16"/>
+                <w:szCs w:val="16"/>
+              </w:rPr>
+            </w:pPr>
+            <w:r>
+              <w:rPr>
+                <w:rFonts w:ascii="Times New Roman" w:hAnsi="Times New Roman" w:cs="Times New Roman"/>
+                <w:sz w:val="16"/>
+                <w:szCs w:val="16"/>
+              </w:rPr>
+              <w:t>18.0</w:t>
+            </w:r>
+          </w:p>
+        </w:tc>
+        <w:tc>
+          <w:tcPr>
+            <w:tcW w:w="627" w:type="dxa"/>
+            <w:tcBorders>
+              <w:top w:val="single" w:sz="0" w:space="0" w:color="D3D3D3"/>
+              <w:left w:val="single" w:sz="0" w:space="0" w:color="D3D3D3"/>
+              <w:bottom w:val="single" w:sz="0" w:space="0" w:color="D3D3D3"/>
+              <w:right w:val="single" w:sz="0" w:space="0" w:color="D3D3D3"/>
+            </w:tcBorders>
+          </w:tcPr>
+          <w:p>
+            <w:pPr>
+              <w:keepNext/>
+              <w:spacing w:after="60"/>
+              <w:jc w:val="right"/>
+              <w:rPr>
+                <w:rFonts w:ascii="Times New Roman" w:hAnsi="Times New Roman" w:cs="Times New Roman"/>
+                <w:sz w:val="16"/>
+                <w:szCs w:val="16"/>
+              </w:rPr>
+            </w:pPr>
+            <w:r>
+              <w:rPr>
+                <w:rFonts w:ascii="Times New Roman" w:hAnsi="Times New Roman" w:cs="Times New Roman"/>
+                <w:sz w:val="16"/>
+                <w:szCs w:val="16"/>
               </w:rPr>
               <w:t>0.20</w:t>
             </w:r>
@@ -5474,15 +5691,16 @@
               <w:keepNext/>
               <w:spacing w:after="60"/>
               <w:rPr>
-                <w:sz w:val="18"/>
-                <w:szCs w:val="22"/>
-              </w:rPr>
-            </w:pPr>
-            <w:r>
-              <w:rPr>
-                <w:rFonts w:ascii="Calibri" w:hAnsi="Calibri"/>
-                <w:sz w:val="18"/>
-                <w:szCs w:val="22"/>
+                <w:rFonts w:ascii="Times New Roman" w:hAnsi="Times New Roman" w:cs="Times New Roman"/>
+                <w:sz w:val="16"/>
+                <w:szCs w:val="16"/>
+              </w:rPr>
+            </w:pPr>
+            <w:r>
+              <w:rPr>
+                <w:rFonts w:ascii="Times New Roman" w:hAnsi="Times New Roman" w:cs="Times New Roman"/>
+                <w:sz w:val="16"/>
+                <w:szCs w:val="16"/>
               </w:rPr>
               <w:t>Wald test (CWB)</w:t>
             </w:r>
@@ -5504,212 +5722,230 @@
               <w:spacing w:after="60"/>
               <w:jc w:val="right"/>
               <w:rPr>
-                <w:sz w:val="18"/>
-                <w:szCs w:val="22"/>
-              </w:rPr>
-            </w:pPr>
-          </w:p>
-        </w:tc>
-        <w:tc>
-          <w:tcPr>
-            <w:tcW w:w="0" w:type="auto"/>
-            <w:tcBorders>
-              <w:top w:val="single" w:sz="0" w:space="0" w:color="D3D3D3"/>
-              <w:left w:val="single" w:sz="0" w:space="0" w:color="D3D3D3"/>
-              <w:bottom w:val="single" w:sz="0" w:space="0" w:color="D3D3D3"/>
-              <w:right w:val="single" w:sz="0" w:space="0" w:color="D3D3D3"/>
-            </w:tcBorders>
-          </w:tcPr>
-          <w:p>
-            <w:pPr>
-              <w:keepNext/>
-              <w:spacing w:after="60"/>
-              <w:jc w:val="right"/>
-              <w:rPr>
-                <w:sz w:val="18"/>
-                <w:szCs w:val="22"/>
-              </w:rPr>
-            </w:pPr>
-          </w:p>
-        </w:tc>
-        <w:tc>
-          <w:tcPr>
-            <w:tcW w:w="0" w:type="auto"/>
-            <w:tcBorders>
-              <w:top w:val="single" w:sz="0" w:space="0" w:color="D3D3D3"/>
-              <w:left w:val="single" w:sz="0" w:space="0" w:color="D3D3D3"/>
-              <w:bottom w:val="single" w:sz="0" w:space="0" w:color="D3D3D3"/>
-              <w:right w:val="single" w:sz="0" w:space="0" w:color="D3D3D3"/>
-            </w:tcBorders>
-          </w:tcPr>
-          <w:p>
-            <w:pPr>
-              <w:keepNext/>
-              <w:spacing w:after="60"/>
-              <w:rPr>
-                <w:sz w:val="18"/>
-                <w:szCs w:val="22"/>
-              </w:rPr>
-            </w:pPr>
-          </w:p>
-        </w:tc>
-        <w:tc>
-          <w:tcPr>
-            <w:tcW w:w="0" w:type="auto"/>
-            <w:tcBorders>
-              <w:top w:val="single" w:sz="0" w:space="0" w:color="D3D3D3"/>
-              <w:left w:val="single" w:sz="0" w:space="0" w:color="D3D3D3"/>
-              <w:bottom w:val="single" w:sz="0" w:space="0" w:color="D3D3D3"/>
-              <w:right w:val="single" w:sz="0" w:space="0" w:color="D3D3D3"/>
-            </w:tcBorders>
-          </w:tcPr>
-          <w:p>
-            <w:pPr>
-              <w:keepNext/>
-              <w:spacing w:after="60"/>
-              <w:jc w:val="right"/>
-              <w:rPr>
-                <w:sz w:val="18"/>
-                <w:szCs w:val="22"/>
-              </w:rPr>
-            </w:pPr>
-            <w:r>
-              <w:rPr>
-                <w:rFonts w:ascii="Calibri" w:hAnsi="Calibri"/>
-                <w:sz w:val="18"/>
-                <w:szCs w:val="22"/>
-              </w:rPr>
-              <w:t>0.208</w:t>
-            </w:r>
-          </w:p>
-        </w:tc>
-        <w:tc>
-          <w:tcPr>
-            <w:tcW w:w="0" w:type="auto"/>
-            <w:tcBorders>
-              <w:top w:val="single" w:sz="0" w:space="0" w:color="D3D3D3"/>
-              <w:left w:val="single" w:sz="0" w:space="0" w:color="D3D3D3"/>
-              <w:bottom w:val="single" w:sz="0" w:space="0" w:color="D3D3D3"/>
-              <w:right w:val="single" w:sz="0" w:space="0" w:color="D3D3D3"/>
-            </w:tcBorders>
-          </w:tcPr>
-          <w:p>
-            <w:pPr>
-              <w:keepNext/>
-              <w:spacing w:after="60"/>
-              <w:jc w:val="right"/>
-              <w:rPr>
-                <w:sz w:val="18"/>
-                <w:szCs w:val="22"/>
-              </w:rPr>
-            </w:pPr>
-          </w:p>
-        </w:tc>
-        <w:tc>
-          <w:tcPr>
-            <w:tcW w:w="0" w:type="auto"/>
-            <w:tcBorders>
-              <w:top w:val="single" w:sz="0" w:space="0" w:color="D3D3D3"/>
-              <w:left w:val="single" w:sz="0" w:space="0" w:color="D3D3D3"/>
-              <w:bottom w:val="single" w:sz="0" w:space="0" w:color="D3D3D3"/>
-              <w:right w:val="single" w:sz="0" w:space="0" w:color="D3D3D3"/>
-            </w:tcBorders>
-          </w:tcPr>
-          <w:p>
-            <w:pPr>
-              <w:keepNext/>
-              <w:spacing w:after="60"/>
-              <w:jc w:val="right"/>
-              <w:rPr>
-                <w:sz w:val="18"/>
-                <w:szCs w:val="22"/>
-              </w:rPr>
-            </w:pPr>
-          </w:p>
-        </w:tc>
-        <w:tc>
-          <w:tcPr>
-            <w:tcW w:w="0" w:type="auto"/>
-            <w:tcBorders>
-              <w:top w:val="single" w:sz="0" w:space="0" w:color="D3D3D3"/>
-              <w:left w:val="single" w:sz="0" w:space="0" w:color="D3D3D3"/>
-              <w:bottom w:val="single" w:sz="0" w:space="0" w:color="D3D3D3"/>
-              <w:right w:val="single" w:sz="0" w:space="0" w:color="D3D3D3"/>
-            </w:tcBorders>
-          </w:tcPr>
-          <w:p>
-            <w:pPr>
-              <w:keepNext/>
-              <w:spacing w:after="60"/>
-              <w:rPr>
-                <w:sz w:val="18"/>
-                <w:szCs w:val="22"/>
-              </w:rPr>
-            </w:pPr>
-          </w:p>
-        </w:tc>
-        <w:tc>
-          <w:tcPr>
-            <w:tcW w:w="0" w:type="auto"/>
-            <w:tcBorders>
-              <w:top w:val="single" w:sz="0" w:space="0" w:color="D3D3D3"/>
-              <w:left w:val="single" w:sz="0" w:space="0" w:color="D3D3D3"/>
-              <w:bottom w:val="single" w:sz="0" w:space="0" w:color="D3D3D3"/>
-              <w:right w:val="single" w:sz="0" w:space="0" w:color="D3D3D3"/>
-            </w:tcBorders>
-          </w:tcPr>
-          <w:p>
-            <w:pPr>
-              <w:keepNext/>
-              <w:spacing w:after="60"/>
-              <w:jc w:val="right"/>
-              <w:rPr>
-                <w:sz w:val="18"/>
-                <w:szCs w:val="22"/>
-              </w:rPr>
-            </w:pPr>
-          </w:p>
-        </w:tc>
-        <w:tc>
-          <w:tcPr>
-            <w:tcW w:w="0" w:type="auto"/>
-            <w:tcBorders>
-              <w:top w:val="single" w:sz="0" w:space="0" w:color="D3D3D3"/>
-              <w:left w:val="single" w:sz="0" w:space="0" w:color="D3D3D3"/>
-              <w:bottom w:val="single" w:sz="0" w:space="0" w:color="D3D3D3"/>
-              <w:right w:val="single" w:sz="0" w:space="0" w:color="D3D3D3"/>
-            </w:tcBorders>
-          </w:tcPr>
-          <w:p>
-            <w:pPr>
-              <w:keepNext/>
-              <w:spacing w:after="60"/>
-              <w:jc w:val="right"/>
-              <w:rPr>
-                <w:sz w:val="18"/>
-                <w:szCs w:val="22"/>
-              </w:rPr>
-            </w:pPr>
-          </w:p>
-        </w:tc>
-        <w:tc>
-          <w:tcPr>
-            <w:tcW w:w="0" w:type="auto"/>
-            <w:tcBorders>
-              <w:top w:val="single" w:sz="0" w:space="0" w:color="D3D3D3"/>
-              <w:left w:val="single" w:sz="0" w:space="0" w:color="D3D3D3"/>
-              <w:bottom w:val="single" w:sz="0" w:space="0" w:color="D3D3D3"/>
-              <w:right w:val="single" w:sz="0" w:space="0" w:color="D3D3D3"/>
-            </w:tcBorders>
-          </w:tcPr>
-          <w:p>
-            <w:pPr>
-              <w:keepNext/>
-              <w:spacing w:after="60"/>
-              <w:jc w:val="right"/>
-              <w:rPr>
-                <w:sz w:val="18"/>
-                <w:szCs w:val="22"/>
+                <w:rFonts w:ascii="Times New Roman" w:hAnsi="Times New Roman" w:cs="Times New Roman"/>
+                <w:sz w:val="16"/>
+                <w:szCs w:val="16"/>
+              </w:rPr>
+            </w:pPr>
+          </w:p>
+        </w:tc>
+        <w:tc>
+          <w:tcPr>
+            <w:tcW w:w="0" w:type="auto"/>
+            <w:tcBorders>
+              <w:top w:val="single" w:sz="0" w:space="0" w:color="D3D3D3"/>
+              <w:left w:val="single" w:sz="0" w:space="0" w:color="D3D3D3"/>
+              <w:bottom w:val="single" w:sz="0" w:space="0" w:color="D3D3D3"/>
+              <w:right w:val="single" w:sz="0" w:space="0" w:color="D3D3D3"/>
+            </w:tcBorders>
+          </w:tcPr>
+          <w:p>
+            <w:pPr>
+              <w:keepNext/>
+              <w:spacing w:after="60"/>
+              <w:jc w:val="right"/>
+              <w:rPr>
+                <w:rFonts w:ascii="Times New Roman" w:hAnsi="Times New Roman" w:cs="Times New Roman"/>
+                <w:sz w:val="16"/>
+                <w:szCs w:val="16"/>
+              </w:rPr>
+            </w:pPr>
+          </w:p>
+        </w:tc>
+        <w:tc>
+          <w:tcPr>
+            <w:tcW w:w="0" w:type="auto"/>
+            <w:tcBorders>
+              <w:top w:val="single" w:sz="0" w:space="0" w:color="D3D3D3"/>
+              <w:left w:val="single" w:sz="0" w:space="0" w:color="D3D3D3"/>
+              <w:bottom w:val="single" w:sz="0" w:space="0" w:color="D3D3D3"/>
+              <w:right w:val="single" w:sz="0" w:space="0" w:color="D3D3D3"/>
+            </w:tcBorders>
+          </w:tcPr>
+          <w:p>
+            <w:pPr>
+              <w:keepNext/>
+              <w:spacing w:after="60"/>
+              <w:rPr>
+                <w:rFonts w:ascii="Times New Roman" w:hAnsi="Times New Roman" w:cs="Times New Roman"/>
+                <w:sz w:val="16"/>
+                <w:szCs w:val="16"/>
+              </w:rPr>
+            </w:pPr>
+          </w:p>
+        </w:tc>
+        <w:tc>
+          <w:tcPr>
+            <w:tcW w:w="0" w:type="auto"/>
+            <w:tcBorders>
+              <w:top w:val="single" w:sz="0" w:space="0" w:color="D3D3D3"/>
+              <w:left w:val="single" w:sz="0" w:space="0" w:color="D3D3D3"/>
+              <w:bottom w:val="single" w:sz="0" w:space="0" w:color="D3D3D3"/>
+              <w:right w:val="single" w:sz="0" w:space="0" w:color="D3D3D3"/>
+            </w:tcBorders>
+          </w:tcPr>
+          <w:p>
+            <w:pPr>
+              <w:keepNext/>
+              <w:spacing w:after="60"/>
+              <w:jc w:val="right"/>
+              <w:rPr>
+                <w:rFonts w:ascii="Times New Roman" w:hAnsi="Times New Roman" w:cs="Times New Roman"/>
+                <w:sz w:val="16"/>
+                <w:szCs w:val="16"/>
+              </w:rPr>
+            </w:pPr>
+            <w:r>
+              <w:rPr>
+                <w:rFonts w:ascii="Times New Roman" w:hAnsi="Times New Roman" w:cs="Times New Roman"/>
+                <w:sz w:val="16"/>
+                <w:szCs w:val="16"/>
+              </w:rPr>
+              <w:t>0.211</w:t>
+            </w:r>
+          </w:p>
+        </w:tc>
+        <w:tc>
+          <w:tcPr>
+            <w:tcW w:w="0" w:type="auto"/>
+            <w:tcBorders>
+              <w:top w:val="single" w:sz="0" w:space="0" w:color="D3D3D3"/>
+              <w:left w:val="single" w:sz="0" w:space="0" w:color="D3D3D3"/>
+              <w:bottom w:val="single" w:sz="0" w:space="0" w:color="D3D3D3"/>
+              <w:right w:val="single" w:sz="0" w:space="0" w:color="D3D3D3"/>
+            </w:tcBorders>
+          </w:tcPr>
+          <w:p>
+            <w:pPr>
+              <w:keepNext/>
+              <w:spacing w:after="60"/>
+              <w:jc w:val="right"/>
+              <w:rPr>
+                <w:rFonts w:ascii="Times New Roman" w:hAnsi="Times New Roman" w:cs="Times New Roman"/>
+                <w:sz w:val="16"/>
+                <w:szCs w:val="16"/>
+              </w:rPr>
+            </w:pPr>
+          </w:p>
+        </w:tc>
+        <w:tc>
+          <w:tcPr>
+            <w:tcW w:w="0" w:type="auto"/>
+            <w:tcBorders>
+              <w:top w:val="single" w:sz="0" w:space="0" w:color="D3D3D3"/>
+              <w:left w:val="single" w:sz="0" w:space="0" w:color="D3D3D3"/>
+              <w:bottom w:val="single" w:sz="0" w:space="0" w:color="D3D3D3"/>
+              <w:right w:val="single" w:sz="0" w:space="0" w:color="D3D3D3"/>
+            </w:tcBorders>
+          </w:tcPr>
+          <w:p>
+            <w:pPr>
+              <w:keepNext/>
+              <w:spacing w:after="60"/>
+              <w:jc w:val="right"/>
+              <w:rPr>
+                <w:rFonts w:ascii="Times New Roman" w:hAnsi="Times New Roman" w:cs="Times New Roman"/>
+                <w:sz w:val="16"/>
+                <w:szCs w:val="16"/>
+              </w:rPr>
+            </w:pPr>
+          </w:p>
+        </w:tc>
+        <w:tc>
+          <w:tcPr>
+            <w:tcW w:w="0" w:type="auto"/>
+            <w:tcBorders>
+              <w:top w:val="single" w:sz="0" w:space="0" w:color="D3D3D3"/>
+              <w:left w:val="single" w:sz="0" w:space="0" w:color="D3D3D3"/>
+              <w:bottom w:val="single" w:sz="0" w:space="0" w:color="D3D3D3"/>
+              <w:right w:val="single" w:sz="0" w:space="0" w:color="D3D3D3"/>
+            </w:tcBorders>
+          </w:tcPr>
+          <w:p>
+            <w:pPr>
+              <w:keepNext/>
+              <w:spacing w:after="60"/>
+              <w:rPr>
+                <w:rFonts w:ascii="Times New Roman" w:hAnsi="Times New Roman" w:cs="Times New Roman"/>
+                <w:sz w:val="16"/>
+                <w:szCs w:val="16"/>
+              </w:rPr>
+            </w:pPr>
+          </w:p>
+        </w:tc>
+        <w:tc>
+          <w:tcPr>
+            <w:tcW w:w="0" w:type="auto"/>
+            <w:tcBorders>
+              <w:top w:val="single" w:sz="0" w:space="0" w:color="D3D3D3"/>
+              <w:left w:val="single" w:sz="0" w:space="0" w:color="D3D3D3"/>
+              <w:bottom w:val="single" w:sz="0" w:space="0" w:color="D3D3D3"/>
+              <w:right w:val="single" w:sz="0" w:space="0" w:color="D3D3D3"/>
+            </w:tcBorders>
+          </w:tcPr>
+          <w:p>
+            <w:pPr>
+              <w:keepNext/>
+              <w:spacing w:after="60"/>
+              <w:jc w:val="right"/>
+              <w:rPr>
+                <w:rFonts w:ascii="Times New Roman" w:hAnsi="Times New Roman" w:cs="Times New Roman"/>
+                <w:sz w:val="16"/>
+                <w:szCs w:val="16"/>
+              </w:rPr>
+            </w:pPr>
+            <w:r>
+              <w:rPr>
+                <w:rFonts w:ascii="Times New Roman" w:hAnsi="Times New Roman" w:cs="Times New Roman"/>
+                <w:sz w:val="16"/>
+                <w:szCs w:val="16"/>
+              </w:rPr>
+              <w:t>0.145</w:t>
+            </w:r>
+          </w:p>
+        </w:tc>
+        <w:tc>
+          <w:tcPr>
+            <w:tcW w:w="0" w:type="auto"/>
+            <w:tcBorders>
+              <w:top w:val="single" w:sz="0" w:space="0" w:color="D3D3D3"/>
+              <w:left w:val="single" w:sz="0" w:space="0" w:color="D3D3D3"/>
+              <w:bottom w:val="single" w:sz="0" w:space="0" w:color="D3D3D3"/>
+              <w:right w:val="single" w:sz="0" w:space="0" w:color="D3D3D3"/>
+            </w:tcBorders>
+          </w:tcPr>
+          <w:p>
+            <w:pPr>
+              <w:keepNext/>
+              <w:spacing w:after="60"/>
+              <w:jc w:val="right"/>
+              <w:rPr>
+                <w:rFonts w:ascii="Times New Roman" w:hAnsi="Times New Roman" w:cs="Times New Roman"/>
+                <w:sz w:val="16"/>
+                <w:szCs w:val="16"/>
+              </w:rPr>
+            </w:pPr>
+          </w:p>
+        </w:tc>
+        <w:tc>
+          <w:tcPr>
+            <w:tcW w:w="627" w:type="dxa"/>
+            <w:tcBorders>
+              <w:top w:val="single" w:sz="0" w:space="0" w:color="D3D3D3"/>
+              <w:left w:val="single" w:sz="0" w:space="0" w:color="D3D3D3"/>
+              <w:bottom w:val="single" w:sz="0" w:space="0" w:color="D3D3D3"/>
+              <w:right w:val="single" w:sz="0" w:space="0" w:color="D3D3D3"/>
+            </w:tcBorders>
+          </w:tcPr>
+          <w:p>
+            <w:pPr>
+              <w:keepNext/>
+              <w:spacing w:after="60"/>
+              <w:jc w:val="right"/>
+              <w:rPr>
+                <w:rFonts w:ascii="Times New Roman" w:hAnsi="Times New Roman" w:cs="Times New Roman"/>
+                <w:sz w:val="16"/>
+                <w:szCs w:val="16"/>
               </w:rPr>
             </w:pPr>
           </w:p>
@@ -5719,6 +5955,11 @@
     <w:p>
       <w:pPr>
         <w:pStyle w:val="FirstParagraph"/>
+        <w:rPr>
+          <w:rFonts w:ascii="Times New Roman" w:hAnsi="Times New Roman" w:cs="Times New Roman"/>
+          <w:sz w:val="16"/>
+          <w:szCs w:val="16"/>
+        </w:rPr>
       </w:pPr>
     </w:p>
     <w:sectPr>
@@ -5738,7 +5979,7 @@
   <w:abstractNum w:abstractNumId="0" w15:restartNumberingAfterBreak="0">
     <w:nsid w:val="0000A990"/>
     <w:multiLevelType w:val="multilevel"/>
-    <w:tmpl w:val="A03CA3DA"/>
+    <w:tmpl w:val="DEFE6994"/>
     <w:lvl w:ilvl="0">
       <w:numFmt w:val="bullet"/>
       <w:lvlText w:val=" "/>
@@ -5812,7 +6053,7 @@
       </w:pPr>
     </w:lvl>
   </w:abstractNum>
-  <w:num w:numId="1" w16cid:durableId="1748502036">
+  <w:num w:numId="1" w16cid:durableId="1474760065">
     <w:abstractNumId w:val="0"/>
   </w:num>
 </w:numbering>
@@ -5823,10 +6064,10 @@
   <w:docDefaults>
     <w:rPrDefault>
       <w:rPr>
-        <w:rFonts w:asciiTheme="minorHAnsi" w:eastAsiaTheme="minorHAnsi" w:hAnsiTheme="minorHAnsi" w:cstheme="minorBidi"/>
+        <w:rFonts w:asciiTheme="minorHAnsi" w:eastAsiaTheme="minorEastAsia" w:hAnsiTheme="minorHAnsi" w:cstheme="minorBidi"/>
         <w:sz w:val="24"/>
         <w:szCs w:val="24"/>
-        <w:lang w:val="en-US" w:eastAsia="en-US" w:bidi="ar-SA"/>
+        <w:lang w:val="en-US" w:eastAsia="zh-CN" w:bidi="ar-SA"/>
       </w:rPr>
     </w:rPrDefault>
     <w:pPrDefault>
@@ -6625,12 +6866,7 @@
       </w:tblCellMar>
     </w:tblPr>
     <w:tblStylePr w:type="firstRow">
-      <w:tblPr>
-        <w:jc w:val="left"/>
-      </w:tblPr>
-      <w:trPr>
-        <w:jc w:val="left"/>
-      </w:trPr>
+      <w:tblPr/>
       <w:tcPr>
         <w:tcBorders>
           <w:bottom w:val="single" w:sz="0" w:space="0" w:color="auto"/>
